--- a/Docs/角色技能/1 蒙德.docx
+++ b/Docs/角色技能/1 蒙德.docx
@@ -1,6 +1,6 @@
 
 <file path=word/document.xml><?xml version="1.0" encoding="utf-8"?>
-<w:document xmlns:wpc="http://schemas.microsoft.com/office/word/2010/wordprocessingCanvas" xmlns:cx="http://schemas.microsoft.com/office/drawing/2014/chartex" xmlns:cx1="http://schemas.microsoft.com/office/drawing/2015/9/8/chartex" xmlns:cx2="http://schemas.microsoft.com/office/drawing/2015/10/21/chartex" xmlns:cx3="http://schemas.microsoft.com/office/drawing/2016/5/9/chartex" xmlns:cx4="http://schemas.microsoft.com/office/drawing/2016/5/10/chartex" xmlns:cx5="http://schemas.microsoft.com/office/drawing/2016/5/11/chartex" xmlns:cx6="http://schemas.microsoft.com/office/drawing/2016/5/12/chartex" xmlns:cx7="http://schemas.microsoft.com/office/drawing/2016/5/13/chartex" xmlns:cx8="http://schemas.microsoft.com/office/drawing/2016/5/14/chartex" xmlns:mc="http://schemas.openxmlformats.org/markup-compatibility/2006" xmlns:aink="http://schemas.microsoft.com/office/drawing/2016/ink" xmlns:am3d="http://schemas.microsoft.com/office/drawing/2017/model3d" xmlns:o="urn:schemas-microsoft-com:office:office" xmlns:oel="http://schemas.microsoft.com/office/2019/extlst" xmlns:r="http://schemas.openxmlformats.org/officeDocument/2006/relationships" xmlns:m="http://schemas.openxmlformats.org/officeDocument/2006/math" xmlns:v="urn:schemas-microsoft-com:vml" xmlns:wp14="http://schemas.microsoft.com/office/word/2010/wordprocessingDrawing" xmlns:wp="http://schemas.openxmlformats.org/drawingml/2006/wordprocessingDrawing" xmlns:w10="urn:schemas-microsoft-com:office:word" xmlns:w="http://schemas.openxmlformats.org/wordprocessingml/2006/main" xmlns:w14="http://schemas.microsoft.com/office/word/2010/wordml" xmlns:w15="http://schemas.microsoft.com/office/word/2012/wordml" xmlns:w16cei="http://schemas.microsoft.com/office/word/2026/wordml/cei" xmlns:w16cex="http://schemas.microsoft.com/office/word/2018/wordml/cex" xmlns:w16cid="http://schemas.microsoft.com/office/word/2016/wordml/cid" xmlns:w16="http://schemas.microsoft.com/office/word/2018/wordml" xmlns:w16du="http://schemas.microsoft.com/office/word/2023/wordml/word16du" xmlns:w16sdtdh="http://schemas.microsoft.com/office/word/2020/wordml/sdtdatahash" xmlns:w16sdtfl="http://schemas.microsoft.com/office/word/2024/wordml/sdtformatlock" xmlns:w16se="http://schemas.microsoft.com/office/word/2015/wordml/symex" xmlns:wpg="http://schemas.microsoft.com/office/word/2010/wordprocessingGroup" xmlns:wpi="http://schemas.microsoft.com/office/word/2010/wordprocessingInk" xmlns:wne="http://schemas.microsoft.com/office/word/2006/wordml" xmlns:wps="http://schemas.microsoft.com/office/word/2010/wordprocessingShape" mc:Ignorable="w14 w15 w16se w16cid w16 w16cex w16sdtdh w16sdtfl w16du wp14">
+<w:document xmlns:wpc="http://schemas.microsoft.com/office/word/2010/wordprocessingCanvas" xmlns:cx="http://schemas.microsoft.com/office/drawing/2014/chartex" xmlns:cx1="http://schemas.microsoft.com/office/drawing/2015/9/8/chartex" xmlns:cx2="http://schemas.microsoft.com/office/drawing/2015/10/21/chartex" xmlns:cx3="http://schemas.microsoft.com/office/drawing/2016/5/9/chartex" xmlns:cx4="http://schemas.microsoft.com/office/drawing/2016/5/10/chartex" xmlns:cx5="http://schemas.microsoft.com/office/drawing/2016/5/11/chartex" xmlns:cx6="http://schemas.microsoft.com/office/drawing/2016/5/12/chartex" xmlns:cx7="http://schemas.microsoft.com/office/drawing/2016/5/13/chartex" xmlns:cx8="http://schemas.microsoft.com/office/drawing/2016/5/14/chartex" xmlns:mc="http://schemas.openxmlformats.org/markup-compatibility/2006" xmlns:aink="http://schemas.microsoft.com/office/drawing/2016/ink" xmlns:am3d="http://schemas.microsoft.com/office/drawing/2017/model3d" xmlns:o="urn:schemas-microsoft-com:office:office" xmlns:oel="http://schemas.microsoft.com/office/2019/extlst" xmlns:r="http://schemas.openxmlformats.org/officeDocument/2006/relationships" xmlns:m="http://schemas.openxmlformats.org/officeDocument/2006/math" xmlns:v="urn:schemas-microsoft-com:vml" xmlns:wp14="http://schemas.microsoft.com/office/word/2010/wordprocessingDrawing" xmlns:wp="http://schemas.openxmlformats.org/drawingml/2006/wordprocessingDrawing" xmlns:w10="urn:schemas-microsoft-com:office:word" xmlns:w="http://schemas.openxmlformats.org/wordprocessingml/2006/main" xmlns:w14="http://schemas.microsoft.com/office/word/2010/wordml" xmlns:w15="http://schemas.microsoft.com/office/word/2012/wordml" xmlns:w16cex="http://schemas.microsoft.com/office/word/2018/wordml/cex" xmlns:w16cid="http://schemas.microsoft.com/office/word/2016/wordml/cid" xmlns:w16="http://schemas.microsoft.com/office/word/2018/wordml" xmlns:w16du="http://schemas.microsoft.com/office/word/2023/wordml/word16du" xmlns:w16sdtdh="http://schemas.microsoft.com/office/word/2020/wordml/sdtdatahash" xmlns:w16sdtfl="http://schemas.microsoft.com/office/word/2024/wordml/sdtformatlock" xmlns:w16se="http://schemas.microsoft.com/office/word/2015/wordml/symex" xmlns:wpg="http://schemas.microsoft.com/office/word/2010/wordprocessingGroup" xmlns:wpi="http://schemas.microsoft.com/office/word/2010/wordprocessingInk" xmlns:wne="http://schemas.microsoft.com/office/word/2006/wordml" xmlns:wps="http://schemas.microsoft.com/office/word/2010/wordprocessingShape" mc:Ignorable="w14 w15 w16se w16cid w16 w16cex w16sdtdh w16sdtfl w16du wp14">
   <w:body>
     <w:p>
       <w:pPr>
@@ -930,14 +930,7 @@
         <w:rPr>
           <w:rFonts w:hint="eastAsia"/>
         </w:rPr>
-        <w:t>战技：30ap。冷却4t。进入蓄力状态，在下个我方回合开始前对所有敌人造成一次雷元素伤害，其引雷状态越多，伤害越高。被击中的敌方目标消除所有“引雷”层数。提供8</w:t>
-      </w:r>
-      <w:r>
-        <w:rPr>
-          <w:rFonts w:hint="eastAsia"/>
-        </w:rPr>
-        <w:lastRenderedPageBreak/>
-        <w:t>点元素能量。</w:t>
+        <w:t>战技：30ap。冷却4t。进入蓄力状态，在下个我方回合开始前对所有敌人造成一次雷元素伤害，其引雷状态越多，伤害越高。被击中的敌方目标消除所有“引雷”层数。提供8点元素能量。</w:t>
       </w:r>
       <w:r>
         <w:br/>
@@ -1042,7 +1035,19 @@
         <w:rPr>
           <w:rFonts w:hint="eastAsia"/>
         </w:rPr>
-        <w:t>命之座6：丽莎被切换上场时，为上一次受到攻击的敌方目标赋予一层引雷。该效果每回合只能触发一次。</w:t>
+        <w:t>命之座6：丽莎被切换上场时，为</w:t>
+      </w:r>
+      <w:r>
+        <w:rPr>
+          <w:rFonts w:hint="eastAsia"/>
+        </w:rPr>
+        <w:t>所有</w:t>
+      </w:r>
+      <w:r>
+        <w:rPr>
+          <w:rFonts w:hint="eastAsia"/>
+        </w:rPr>
+        <w:t>敌方目标赋予一层引雷。该效果每回合只能触发一次。</w:t>
       </w:r>
       <w:r>
         <w:br/>
@@ -1124,6 +1129,7 @@
           <w:b/>
           <w:bCs/>
         </w:rPr>
+        <w:lastRenderedPageBreak/>
         <w:t>重击：</w:t>
       </w:r>
       <w:r>
@@ -1257,7 +1263,6 @@
           <w:b/>
           <w:bCs/>
         </w:rPr>
-        <w:lastRenderedPageBreak/>
         <w:t>命之座1：</w:t>
       </w:r>
       <w:r>
@@ -1519,7 +1524,14 @@
         <w:rPr>
           <w:rFonts w:hint="eastAsia"/>
         </w:rPr>
-        <w:t>），则回合结束时造成风元素伤害后，也为敌方全体造成一次该元素属性的附加伤害。冷却4t。元素能量：80</w:t>
+        <w:t>），则回合结束时造成风元素伤害后，也为敌方全体造成一次该元素属性的附</w:t>
+      </w:r>
+      <w:r>
+        <w:rPr>
+          <w:rFonts w:hint="eastAsia"/>
+        </w:rPr>
+        <w:lastRenderedPageBreak/>
+        <w:t>加伤害。冷却4t。元素能量：80</w:t>
       </w:r>
       <w:r>
         <w:br/>
@@ -1608,14 +1620,7 @@
         <w:rPr>
           <w:rFonts w:hint="eastAsia"/>
         </w:rPr>
-        <w:t>被战技命中的敌人，风元素抗性与物理抗性降低12%，处于击飞状态的敌人</w:t>
-      </w:r>
-      <w:r>
-        <w:rPr>
-          <w:rFonts w:hint="eastAsia"/>
-        </w:rPr>
-        <w:lastRenderedPageBreak/>
-        <w:t>额外降低12%。</w:t>
+        <w:t>被战技命中的敌人，风元素抗性与物理抗性降低12%，处于击飞状态的敌人额外降低12%。</w:t>
       </w:r>
       <w:r>
         <w:br/>
@@ -1845,6 +1850,7 @@
         <w:rPr>
           <w:rFonts w:hint="eastAsia"/>
         </w:rPr>
+        <w:lastRenderedPageBreak/>
         <w:t>触发几率：50%</w:t>
       </w:r>
       <w:r>
@@ -2011,7 +2017,6 @@
           <w:b/>
           <w:bCs/>
         </w:rPr>
-        <w:lastRenderedPageBreak/>
         <w:t>命之座5：</w:t>
       </w:r>
       <w:r>
@@ -2277,6 +2282,7 @@
         <w:rPr>
           <w:rFonts w:hint="eastAsia"/>
         </w:rPr>
+        <w:lastRenderedPageBreak/>
         <w:t>持续伤害：132%攻击力</w:t>
       </w:r>
     </w:p>
@@ -2415,7 +2421,6 @@
         <w:rPr>
           <w:rFonts w:hint="eastAsia"/>
         </w:rPr>
-        <w:lastRenderedPageBreak/>
         <w:t>“终命的圣礼”持续时间增加1t</w:t>
       </w:r>
     </w:p>
@@ -2673,6 +2678,7 @@
           <w:b/>
           <w:bCs/>
         </w:rPr>
+        <w:lastRenderedPageBreak/>
         <w:t>战技：</w:t>
       </w:r>
       <w:r>
@@ -2797,252 +2803,252 @@
         <w:rPr>
           <w:rFonts w:hint="eastAsia"/>
         </w:rPr>
+        <w:t>持续伤害：52.6%攻击力</w:t>
+      </w:r>
+    </w:p>
+    <w:p>
+      <w:pPr>
+        <w:rPr>
+          <w:rFonts w:hint="eastAsia"/>
+        </w:rPr>
+      </w:pPr>
+      <w:r>
+        <w:rPr>
+          <w:rFonts w:hint="eastAsia"/>
+        </w:rPr>
+        <w:t>持续治疗：5.34%生命值上限+513</w:t>
+      </w:r>
+    </w:p>
+    <w:p>
+      <w:pPr>
+        <w:rPr>
+          <w:rFonts w:hint="eastAsia"/>
+          <w:b/>
+          <w:bCs/>
+        </w:rPr>
+      </w:pPr>
+    </w:p>
+    <w:p>
+      <w:pPr>
+        <w:rPr>
+          <w:rFonts w:hint="eastAsia"/>
+          <w:b/>
+          <w:bCs/>
+        </w:rPr>
+      </w:pPr>
+      <w:r>
+        <w:rPr>
+          <w:rFonts w:hint="eastAsia"/>
+          <w:b/>
+          <w:bCs/>
+        </w:rPr>
+        <w:t>突破天赋1：</w:t>
+      </w:r>
+    </w:p>
+    <w:p>
+      <w:pPr>
+        <w:rPr>
+          <w:rFonts w:hint="eastAsia"/>
+        </w:rPr>
+      </w:pPr>
+      <w:r>
+        <w:rPr>
+          <w:rFonts w:hint="eastAsia"/>
+        </w:rPr>
+        <w:t>由处于猫爪冻冻护盾下的角色发起的切人ap消耗-2</w:t>
+      </w:r>
+    </w:p>
+    <w:p>
+      <w:pPr>
+        <w:rPr>
+          <w:rFonts w:hint="eastAsia"/>
+        </w:rPr>
+      </w:pPr>
+      <w:r>
+        <w:rPr>
+          <w:rFonts w:hint="eastAsia"/>
+        </w:rPr>
+        <w:t>战技护盾量提高75%</w:t>
+      </w:r>
+    </w:p>
+    <w:p>
+      <w:pPr>
+        <w:rPr>
+          <w:rFonts w:hint="eastAsia"/>
+          <w:b/>
+          <w:bCs/>
+        </w:rPr>
+      </w:pPr>
+      <w:r>
+        <w:rPr>
+          <w:rFonts w:hint="eastAsia"/>
+          <w:b/>
+          <w:bCs/>
+        </w:rPr>
+        <w:t>突破天赋2：</w:t>
+      </w:r>
+    </w:p>
+    <w:p>
+      <w:pPr>
+        <w:rPr>
+          <w:rFonts w:hint="eastAsia"/>
+        </w:rPr>
+      </w:pPr>
+      <w:r>
+        <w:rPr>
+          <w:rFonts w:hint="eastAsia"/>
+        </w:rPr>
+        <w:t>施放爆发后，降低全体敌人攻击力10%，持续4t</w:t>
+      </w:r>
+    </w:p>
+    <w:p>
+      <w:pPr>
+        <w:rPr>
+          <w:rFonts w:hint="eastAsia"/>
+          <w:b/>
+          <w:bCs/>
+        </w:rPr>
+      </w:pPr>
+      <w:r>
+        <w:rPr>
+          <w:rFonts w:hint="eastAsia"/>
+          <w:b/>
+          <w:bCs/>
+        </w:rPr>
+        <w:t>命之座1：</w:t>
+      </w:r>
+    </w:p>
+    <w:p>
+      <w:pPr>
+        <w:rPr>
+          <w:rFonts w:hint="eastAsia"/>
+        </w:rPr>
+      </w:pPr>
+      <w:r>
+        <w:rPr>
+          <w:rFonts w:hint="eastAsia"/>
+        </w:rPr>
+        <w:t>“冰气酒雾”领域结束时，为迪奥娜恢复15点能量</w:t>
+      </w:r>
+    </w:p>
+    <w:p>
+      <w:pPr>
+        <w:rPr>
+          <w:rFonts w:hint="eastAsia"/>
+          <w:b/>
+          <w:bCs/>
+        </w:rPr>
+      </w:pPr>
+      <w:r>
+        <w:rPr>
+          <w:rFonts w:hint="eastAsia"/>
+          <w:b/>
+          <w:bCs/>
+        </w:rPr>
+        <w:t>命之座2：</w:t>
+      </w:r>
+    </w:p>
+    <w:p>
+      <w:pPr>
+        <w:rPr>
+          <w:rFonts w:hint="eastAsia"/>
+        </w:rPr>
+      </w:pPr>
+      <w:r>
+        <w:rPr>
+          <w:rFonts w:hint="eastAsia"/>
+        </w:rPr>
+        <w:t>战技的伤害提高15%，护盾量提高15%</w:t>
+      </w:r>
+    </w:p>
+    <w:p>
+      <w:pPr>
+        <w:rPr>
+          <w:rFonts w:hint="eastAsia"/>
+          <w:b/>
+          <w:bCs/>
+        </w:rPr>
+      </w:pPr>
+      <w:r>
+        <w:rPr>
+          <w:rFonts w:hint="eastAsia"/>
+          <w:b/>
+          <w:bCs/>
+        </w:rPr>
+        <w:t>命之座3：</w:t>
+      </w:r>
+    </w:p>
+    <w:p>
+      <w:pPr>
+        <w:rPr>
+          <w:rFonts w:hint="eastAsia"/>
+        </w:rPr>
+      </w:pPr>
+      <w:r>
+        <w:rPr>
+          <w:rFonts w:hint="eastAsia"/>
+        </w:rPr>
+        <w:t>元素爆发等级提高3级</w:t>
+      </w:r>
+    </w:p>
+    <w:p>
+      <w:pPr>
+        <w:rPr>
+          <w:rFonts w:hint="eastAsia"/>
+          <w:b/>
+          <w:bCs/>
+        </w:rPr>
+      </w:pPr>
+      <w:r>
+        <w:rPr>
+          <w:rFonts w:hint="eastAsia"/>
+          <w:b/>
+          <w:bCs/>
+        </w:rPr>
+        <w:t>命之座4：</w:t>
+      </w:r>
+    </w:p>
+    <w:p>
+      <w:pPr>
+        <w:rPr>
+          <w:rFonts w:hint="eastAsia"/>
+        </w:rPr>
+      </w:pPr>
+      <w:r>
+        <w:rPr>
+          <w:rFonts w:hint="eastAsia"/>
+        </w:rPr>
+        <w:t>我方场地拥有“冰气酒雾”状态时，迪奥娜重击ap消耗-20</w:t>
+      </w:r>
+    </w:p>
+    <w:p>
+      <w:pPr>
+        <w:rPr>
+          <w:rFonts w:hint="eastAsia"/>
+          <w:b/>
+          <w:bCs/>
+        </w:rPr>
+      </w:pPr>
+      <w:r>
+        <w:rPr>
+          <w:rFonts w:hint="eastAsia"/>
+          <w:b/>
+          <w:bCs/>
+        </w:rPr>
+        <w:t>命之座5：</w:t>
+      </w:r>
+    </w:p>
+    <w:p>
+      <w:pPr>
+        <w:rPr>
+          <w:rFonts w:hint="eastAsia"/>
+        </w:rPr>
+      </w:pPr>
+      <w:r>
+        <w:rPr>
+          <w:rFonts w:hint="eastAsia"/>
+        </w:rPr>
         <w:lastRenderedPageBreak/>
-        <w:t>持续伤害：52.6%攻击力</w:t>
-      </w:r>
-    </w:p>
-    <w:p>
-      <w:pPr>
-        <w:rPr>
-          <w:rFonts w:hint="eastAsia"/>
-        </w:rPr>
-      </w:pPr>
-      <w:r>
-        <w:rPr>
-          <w:rFonts w:hint="eastAsia"/>
-        </w:rPr>
-        <w:t>持续治疗：5.34%生命值上限+513</w:t>
-      </w:r>
-    </w:p>
-    <w:p>
-      <w:pPr>
-        <w:rPr>
-          <w:rFonts w:hint="eastAsia"/>
-          <w:b/>
-          <w:bCs/>
-        </w:rPr>
-      </w:pPr>
-    </w:p>
-    <w:p>
-      <w:pPr>
-        <w:rPr>
-          <w:rFonts w:hint="eastAsia"/>
-          <w:b/>
-          <w:bCs/>
-        </w:rPr>
-      </w:pPr>
-      <w:r>
-        <w:rPr>
-          <w:rFonts w:hint="eastAsia"/>
-          <w:b/>
-          <w:bCs/>
-        </w:rPr>
-        <w:t>突破天赋1：</w:t>
-      </w:r>
-    </w:p>
-    <w:p>
-      <w:pPr>
-        <w:rPr>
-          <w:rFonts w:hint="eastAsia"/>
-        </w:rPr>
-      </w:pPr>
-      <w:r>
-        <w:rPr>
-          <w:rFonts w:hint="eastAsia"/>
-        </w:rPr>
-        <w:t>由处于猫爪冻冻护盾下的角色发起的切人ap消耗-2</w:t>
-      </w:r>
-    </w:p>
-    <w:p>
-      <w:pPr>
-        <w:rPr>
-          <w:rFonts w:hint="eastAsia"/>
-        </w:rPr>
-      </w:pPr>
-      <w:r>
-        <w:rPr>
-          <w:rFonts w:hint="eastAsia"/>
-        </w:rPr>
-        <w:t>战技护盾量提高75%</w:t>
-      </w:r>
-    </w:p>
-    <w:p>
-      <w:pPr>
-        <w:rPr>
-          <w:rFonts w:hint="eastAsia"/>
-          <w:b/>
-          <w:bCs/>
-        </w:rPr>
-      </w:pPr>
-      <w:r>
-        <w:rPr>
-          <w:rFonts w:hint="eastAsia"/>
-          <w:b/>
-          <w:bCs/>
-        </w:rPr>
-        <w:t>突破天赋2：</w:t>
-      </w:r>
-    </w:p>
-    <w:p>
-      <w:pPr>
-        <w:rPr>
-          <w:rFonts w:hint="eastAsia"/>
-        </w:rPr>
-      </w:pPr>
-      <w:r>
-        <w:rPr>
-          <w:rFonts w:hint="eastAsia"/>
-        </w:rPr>
-        <w:t>施放爆发后，降低全体敌人攻击力10%，持续4t</w:t>
-      </w:r>
-    </w:p>
-    <w:p>
-      <w:pPr>
-        <w:rPr>
-          <w:rFonts w:hint="eastAsia"/>
-          <w:b/>
-          <w:bCs/>
-        </w:rPr>
-      </w:pPr>
-      <w:r>
-        <w:rPr>
-          <w:rFonts w:hint="eastAsia"/>
-          <w:b/>
-          <w:bCs/>
-        </w:rPr>
-        <w:t>命之座1：</w:t>
-      </w:r>
-    </w:p>
-    <w:p>
-      <w:pPr>
-        <w:rPr>
-          <w:rFonts w:hint="eastAsia"/>
-        </w:rPr>
-      </w:pPr>
-      <w:r>
-        <w:rPr>
-          <w:rFonts w:hint="eastAsia"/>
-        </w:rPr>
-        <w:t>“冰气酒雾”领域结束时，为迪奥娜恢复15点能量</w:t>
-      </w:r>
-    </w:p>
-    <w:p>
-      <w:pPr>
-        <w:rPr>
-          <w:rFonts w:hint="eastAsia"/>
-          <w:b/>
-          <w:bCs/>
-        </w:rPr>
-      </w:pPr>
-      <w:r>
-        <w:rPr>
-          <w:rFonts w:hint="eastAsia"/>
-          <w:b/>
-          <w:bCs/>
-        </w:rPr>
-        <w:t>命之座2：</w:t>
-      </w:r>
-    </w:p>
-    <w:p>
-      <w:pPr>
-        <w:rPr>
-          <w:rFonts w:hint="eastAsia"/>
-        </w:rPr>
-      </w:pPr>
-      <w:r>
-        <w:rPr>
-          <w:rFonts w:hint="eastAsia"/>
-        </w:rPr>
-        <w:t>战技的伤害提高15%，护盾量提高15%</w:t>
-      </w:r>
-    </w:p>
-    <w:p>
-      <w:pPr>
-        <w:rPr>
-          <w:rFonts w:hint="eastAsia"/>
-          <w:b/>
-          <w:bCs/>
-        </w:rPr>
-      </w:pPr>
-      <w:r>
-        <w:rPr>
-          <w:rFonts w:hint="eastAsia"/>
-          <w:b/>
-          <w:bCs/>
-        </w:rPr>
-        <w:t>命之座3：</w:t>
-      </w:r>
-    </w:p>
-    <w:p>
-      <w:pPr>
-        <w:rPr>
-          <w:rFonts w:hint="eastAsia"/>
-        </w:rPr>
-      </w:pPr>
-      <w:r>
-        <w:rPr>
-          <w:rFonts w:hint="eastAsia"/>
-        </w:rPr>
-        <w:t>元素爆发等级提高3级</w:t>
-      </w:r>
-    </w:p>
-    <w:p>
-      <w:pPr>
-        <w:rPr>
-          <w:rFonts w:hint="eastAsia"/>
-          <w:b/>
-          <w:bCs/>
-        </w:rPr>
-      </w:pPr>
-      <w:r>
-        <w:rPr>
-          <w:rFonts w:hint="eastAsia"/>
-          <w:b/>
-          <w:bCs/>
-        </w:rPr>
-        <w:t>命之座4：</w:t>
-      </w:r>
-    </w:p>
-    <w:p>
-      <w:pPr>
-        <w:rPr>
-          <w:rFonts w:hint="eastAsia"/>
-        </w:rPr>
-      </w:pPr>
-      <w:r>
-        <w:rPr>
-          <w:rFonts w:hint="eastAsia"/>
-        </w:rPr>
-        <w:t>我方场地拥有“冰气酒雾”状态时，迪奥娜重击ap消耗-20</w:t>
-      </w:r>
-    </w:p>
-    <w:p>
-      <w:pPr>
-        <w:rPr>
-          <w:rFonts w:hint="eastAsia"/>
-          <w:b/>
-          <w:bCs/>
-        </w:rPr>
-      </w:pPr>
-      <w:r>
-        <w:rPr>
-          <w:rFonts w:hint="eastAsia"/>
-          <w:b/>
-          <w:bCs/>
-        </w:rPr>
-        <w:t>命之座5：</w:t>
-      </w:r>
-    </w:p>
-    <w:p>
-      <w:pPr>
-        <w:rPr>
-          <w:rFonts w:hint="eastAsia"/>
-        </w:rPr>
-      </w:pPr>
-      <w:r>
-        <w:rPr>
-          <w:rFonts w:hint="eastAsia"/>
-        </w:rPr>
         <w:t>元素战技等级提高3级</w:t>
       </w:r>
     </w:p>
@@ -3170,7 +3176,6 @@
           <w:b/>
           <w:bCs/>
         </w:rPr>
-        <w:lastRenderedPageBreak/>
         <w:t>重击：</w:t>
       </w:r>
     </w:p>
@@ -3408,6 +3413,7 @@
           <w:b/>
           <w:bCs/>
         </w:rPr>
+        <w:lastRenderedPageBreak/>
         <w:t>命之座1：</w:t>
       </w:r>
     </w:p>
@@ -3556,7 +3562,6 @@
           <w:b/>
           <w:bCs/>
         </w:rPr>
-        <w:lastRenderedPageBreak/>
         <w:t>命之座6：</w:t>
       </w:r>
     </w:p>
@@ -3841,6 +3846,7 @@
         </w:rPr>
       </w:pPr>
       <w:r>
+        <w:lastRenderedPageBreak/>
         <w:tab/>
       </w:r>
       <w:r>
@@ -3985,7 +3991,6 @@
           <w:b/>
           <w:bCs/>
         </w:rPr>
-        <w:lastRenderedPageBreak/>
         <w:t>突破天赋2：</w:t>
       </w:r>
     </w:p>
@@ -4206,6 +4211,7 @@
         <w:rPr>
           <w:rFonts w:hint="eastAsia"/>
         </w:rPr>
+        <w:lastRenderedPageBreak/>
         <w:t>迪卢克（双手剑，火）</w:t>
       </w:r>
       <w:r>
@@ -4408,251 +4414,251 @@
         <w:rPr>
           <w:rFonts w:hint="eastAsia"/>
         </w:rPr>
+        <w:t>一段伤害：94.4%攻击力</w:t>
+      </w:r>
+    </w:p>
+    <w:p>
+      <w:pPr>
+        <w:rPr>
+          <w:rFonts w:hint="eastAsia"/>
+        </w:rPr>
+      </w:pPr>
+      <w:r>
+        <w:rPr>
+          <w:rFonts w:hint="eastAsia"/>
+        </w:rPr>
+        <w:t>二段伤害：97.6%攻击力</w:t>
+      </w:r>
+    </w:p>
+    <w:p>
+      <w:pPr>
+        <w:rPr>
+          <w:rFonts w:hint="eastAsia"/>
+        </w:rPr>
+      </w:pPr>
+      <w:r>
+        <w:rPr>
+          <w:rFonts w:hint="eastAsia"/>
+        </w:rPr>
+        <w:t>三段伤害：129%攻击力</w:t>
+      </w:r>
+    </w:p>
+    <w:p>
+      <w:pPr>
+        <w:rPr>
+          <w:rFonts w:hint="eastAsia"/>
+          <w:b/>
+          <w:bCs/>
+        </w:rPr>
+      </w:pPr>
+      <w:r>
+        <w:rPr>
+          <w:rFonts w:hint="eastAsia"/>
+          <w:b/>
+          <w:bCs/>
+        </w:rPr>
+        <w:t>爆发</w:t>
+      </w:r>
+      <w:r>
+        <w:rPr>
+          <w:rFonts w:hint="eastAsia"/>
+          <w:b/>
+          <w:bCs/>
+        </w:rPr>
+        <w:t>：</w:t>
+      </w:r>
+      <w:r>
+        <w:rPr>
+          <w:rFonts w:hint="eastAsia"/>
+          <w:b/>
+          <w:bCs/>
+        </w:rPr>
+        <w:t>40能量，冷却3t</w:t>
+      </w:r>
+    </w:p>
+    <w:p>
+      <w:pPr>
+        <w:rPr>
+          <w:rFonts w:hint="eastAsia"/>
+        </w:rPr>
+      </w:pPr>
+      <w:r>
+        <w:rPr>
+          <w:rFonts w:hint="eastAsia"/>
+        </w:rPr>
+        <w:t>施放火鸟，对敌方全体从右至左依次造成一段火元素伤害，随后爆炸，对敌方全体造成两段火元素伤害，自身获得火元素附魔，持续2t</w:t>
+      </w:r>
+    </w:p>
+    <w:p>
+      <w:pPr>
+        <w:rPr>
+          <w:rFonts w:hint="eastAsia"/>
+        </w:rPr>
+      </w:pPr>
+      <w:r>
+        <w:rPr>
+          <w:rFonts w:hint="eastAsia"/>
+        </w:rPr>
+        <w:t>火鸟伤害：60.0%攻击力</w:t>
+      </w:r>
+    </w:p>
+    <w:p>
+      <w:pPr>
+        <w:rPr>
+          <w:rFonts w:hint="eastAsia"/>
+        </w:rPr>
+      </w:pPr>
+      <w:r>
+        <w:rPr>
+          <w:rFonts w:hint="eastAsia"/>
+        </w:rPr>
+        <w:t>爆炸伤害：204%攻击力*2</w:t>
+      </w:r>
+    </w:p>
+    <w:p>
+      <w:pPr>
+        <w:rPr>
+          <w:rFonts w:hint="eastAsia"/>
+          <w:b/>
+          <w:bCs/>
+        </w:rPr>
+      </w:pPr>
+    </w:p>
+    <w:p>
+      <w:pPr>
+        <w:rPr>
+          <w:rFonts w:hint="eastAsia"/>
+          <w:b/>
+          <w:bCs/>
+        </w:rPr>
+      </w:pPr>
+      <w:r>
+        <w:rPr>
+          <w:rFonts w:hint="eastAsia"/>
+          <w:b/>
+          <w:bCs/>
+        </w:rPr>
+        <w:t>突破天赋1：</w:t>
+      </w:r>
+    </w:p>
+    <w:p>
+      <w:pPr>
+        <w:rPr>
+          <w:rFonts w:hint="eastAsia"/>
+        </w:rPr>
+      </w:pPr>
+      <w:r>
+        <w:rPr>
+          <w:rFonts w:hint="eastAsia"/>
+        </w:rPr>
+        <w:t>重击ap消耗-10</w:t>
+      </w:r>
+    </w:p>
+    <w:p>
+      <w:pPr>
+        <w:rPr>
+          <w:rFonts w:hint="eastAsia"/>
+          <w:b/>
+          <w:bCs/>
+        </w:rPr>
+      </w:pPr>
+      <w:r>
+        <w:rPr>
+          <w:rFonts w:hint="eastAsia"/>
+          <w:b/>
+          <w:bCs/>
+        </w:rPr>
+        <w:t>突破天赋2：</w:t>
+      </w:r>
+    </w:p>
+    <w:p>
+      <w:pPr>
+        <w:rPr>
+          <w:rFonts w:hint="eastAsia"/>
+        </w:rPr>
+      </w:pPr>
+      <w:r>
+        <w:rPr>
+          <w:rFonts w:hint="eastAsia"/>
+        </w:rPr>
+        <w:t>元素爆发提供的附魔延长1t，并在施放爆发后为迪卢克提供20%火伤加成，持续3t</w:t>
+      </w:r>
+    </w:p>
+    <w:p>
+      <w:pPr>
+        <w:rPr>
+          <w:rFonts w:hint="eastAsia"/>
+          <w:b/>
+          <w:bCs/>
+        </w:rPr>
+      </w:pPr>
+      <w:r>
+        <w:rPr>
+          <w:rFonts w:hint="eastAsia"/>
+          <w:b/>
+          <w:bCs/>
+        </w:rPr>
+        <w:t>命之座1：</w:t>
+      </w:r>
+    </w:p>
+    <w:p>
+      <w:pPr>
+        <w:rPr>
+          <w:rFonts w:hint="eastAsia"/>
+        </w:rPr>
+      </w:pPr>
+      <w:r>
+        <w:rPr>
+          <w:rFonts w:hint="eastAsia"/>
+        </w:rPr>
+        <w:t>对生命值高于50%的敌人，造成的伤害提高15%</w:t>
+      </w:r>
+    </w:p>
+    <w:p>
+      <w:pPr>
+        <w:rPr>
+          <w:rFonts w:hint="eastAsia"/>
+          <w:b/>
+          <w:bCs/>
+        </w:rPr>
+      </w:pPr>
+      <w:r>
+        <w:rPr>
+          <w:rFonts w:hint="eastAsia"/>
+          <w:b/>
+          <w:bCs/>
+        </w:rPr>
+        <w:t>命之座2：</w:t>
+      </w:r>
+    </w:p>
+    <w:p>
+      <w:pPr>
+        <w:rPr>
+          <w:rFonts w:hint="eastAsia"/>
+        </w:rPr>
+      </w:pPr>
+      <w:r>
+        <w:rPr>
+          <w:rFonts w:hint="eastAsia"/>
+        </w:rPr>
+        <w:t>迪卢克每次受到伤害，攻击力提高10%，普攻和重击ap消耗-1，持续3t，至多叠加3层，每层相互独立。每回合只能触发两次</w:t>
+      </w:r>
+    </w:p>
+    <w:p>
+      <w:pPr>
+        <w:rPr>
+          <w:rFonts w:hint="eastAsia"/>
+          <w:b/>
+          <w:bCs/>
+        </w:rPr>
+      </w:pPr>
+      <w:r>
+        <w:rPr>
+          <w:rFonts w:hint="eastAsia"/>
+          <w:b/>
+          <w:bCs/>
+        </w:rPr>
         <w:lastRenderedPageBreak/>
-        <w:t>一段伤害：94.4%攻击力</w:t>
-      </w:r>
-    </w:p>
-    <w:p>
-      <w:pPr>
-        <w:rPr>
-          <w:rFonts w:hint="eastAsia"/>
-        </w:rPr>
-      </w:pPr>
-      <w:r>
-        <w:rPr>
-          <w:rFonts w:hint="eastAsia"/>
-        </w:rPr>
-        <w:t>二段伤害：97.6%攻击力</w:t>
-      </w:r>
-    </w:p>
-    <w:p>
-      <w:pPr>
-        <w:rPr>
-          <w:rFonts w:hint="eastAsia"/>
-        </w:rPr>
-      </w:pPr>
-      <w:r>
-        <w:rPr>
-          <w:rFonts w:hint="eastAsia"/>
-        </w:rPr>
-        <w:t>三段伤害：129%攻击力</w:t>
-      </w:r>
-    </w:p>
-    <w:p>
-      <w:pPr>
-        <w:rPr>
-          <w:rFonts w:hint="eastAsia"/>
-          <w:b/>
-          <w:bCs/>
-        </w:rPr>
-      </w:pPr>
-      <w:r>
-        <w:rPr>
-          <w:rFonts w:hint="eastAsia"/>
-          <w:b/>
-          <w:bCs/>
-        </w:rPr>
-        <w:t>爆发</w:t>
-      </w:r>
-      <w:r>
-        <w:rPr>
-          <w:rFonts w:hint="eastAsia"/>
-          <w:b/>
-          <w:bCs/>
-        </w:rPr>
-        <w:t>：</w:t>
-      </w:r>
-      <w:r>
-        <w:rPr>
-          <w:rFonts w:hint="eastAsia"/>
-          <w:b/>
-          <w:bCs/>
-        </w:rPr>
-        <w:t>40能量，冷却3t</w:t>
-      </w:r>
-    </w:p>
-    <w:p>
-      <w:pPr>
-        <w:rPr>
-          <w:rFonts w:hint="eastAsia"/>
-        </w:rPr>
-      </w:pPr>
-      <w:r>
-        <w:rPr>
-          <w:rFonts w:hint="eastAsia"/>
-        </w:rPr>
-        <w:t>施放火鸟，对敌方全体从右至左依次造成一段火元素伤害，随后爆炸，对敌方全体造成两段火元素伤害，自身获得火元素附魔，持续2t</w:t>
-      </w:r>
-    </w:p>
-    <w:p>
-      <w:pPr>
-        <w:rPr>
-          <w:rFonts w:hint="eastAsia"/>
-        </w:rPr>
-      </w:pPr>
-      <w:r>
-        <w:rPr>
-          <w:rFonts w:hint="eastAsia"/>
-        </w:rPr>
-        <w:t>火鸟伤害：60.0%攻击力</w:t>
-      </w:r>
-    </w:p>
-    <w:p>
-      <w:pPr>
-        <w:rPr>
-          <w:rFonts w:hint="eastAsia"/>
-        </w:rPr>
-      </w:pPr>
-      <w:r>
-        <w:rPr>
-          <w:rFonts w:hint="eastAsia"/>
-        </w:rPr>
-        <w:t>爆炸伤害：204%攻击力*2</w:t>
-      </w:r>
-    </w:p>
-    <w:p>
-      <w:pPr>
-        <w:rPr>
-          <w:rFonts w:hint="eastAsia"/>
-          <w:b/>
-          <w:bCs/>
-        </w:rPr>
-      </w:pPr>
-    </w:p>
-    <w:p>
-      <w:pPr>
-        <w:rPr>
-          <w:rFonts w:hint="eastAsia"/>
-          <w:b/>
-          <w:bCs/>
-        </w:rPr>
-      </w:pPr>
-      <w:r>
-        <w:rPr>
-          <w:rFonts w:hint="eastAsia"/>
-          <w:b/>
-          <w:bCs/>
-        </w:rPr>
-        <w:t>突破天赋1：</w:t>
-      </w:r>
-    </w:p>
-    <w:p>
-      <w:pPr>
-        <w:rPr>
-          <w:rFonts w:hint="eastAsia"/>
-        </w:rPr>
-      </w:pPr>
-      <w:r>
-        <w:rPr>
-          <w:rFonts w:hint="eastAsia"/>
-        </w:rPr>
-        <w:t>重击ap消耗-10</w:t>
-      </w:r>
-    </w:p>
-    <w:p>
-      <w:pPr>
-        <w:rPr>
-          <w:rFonts w:hint="eastAsia"/>
-          <w:b/>
-          <w:bCs/>
-        </w:rPr>
-      </w:pPr>
-      <w:r>
-        <w:rPr>
-          <w:rFonts w:hint="eastAsia"/>
-          <w:b/>
-          <w:bCs/>
-        </w:rPr>
-        <w:t>突破天赋2：</w:t>
-      </w:r>
-    </w:p>
-    <w:p>
-      <w:pPr>
-        <w:rPr>
-          <w:rFonts w:hint="eastAsia"/>
-        </w:rPr>
-      </w:pPr>
-      <w:r>
-        <w:rPr>
-          <w:rFonts w:hint="eastAsia"/>
-        </w:rPr>
-        <w:t>元素爆发提供的附魔延长1t，并在施放爆发后为迪卢克提供20%火伤加成，持续3t</w:t>
-      </w:r>
-    </w:p>
-    <w:p>
-      <w:pPr>
-        <w:rPr>
-          <w:rFonts w:hint="eastAsia"/>
-          <w:b/>
-          <w:bCs/>
-        </w:rPr>
-      </w:pPr>
-      <w:r>
-        <w:rPr>
-          <w:rFonts w:hint="eastAsia"/>
-          <w:b/>
-          <w:bCs/>
-        </w:rPr>
-        <w:t>命之座1：</w:t>
-      </w:r>
-    </w:p>
-    <w:p>
-      <w:pPr>
-        <w:rPr>
-          <w:rFonts w:hint="eastAsia"/>
-        </w:rPr>
-      </w:pPr>
-      <w:r>
-        <w:rPr>
-          <w:rFonts w:hint="eastAsia"/>
-        </w:rPr>
-        <w:t>对生命值高于50%的敌人，造成的伤害提高15%</w:t>
-      </w:r>
-    </w:p>
-    <w:p>
-      <w:pPr>
-        <w:rPr>
-          <w:rFonts w:hint="eastAsia"/>
-          <w:b/>
-          <w:bCs/>
-        </w:rPr>
-      </w:pPr>
-      <w:r>
-        <w:rPr>
-          <w:rFonts w:hint="eastAsia"/>
-          <w:b/>
-          <w:bCs/>
-        </w:rPr>
-        <w:t>命之座2：</w:t>
-      </w:r>
-    </w:p>
-    <w:p>
-      <w:pPr>
-        <w:rPr>
-          <w:rFonts w:hint="eastAsia"/>
-        </w:rPr>
-      </w:pPr>
-      <w:r>
-        <w:rPr>
-          <w:rFonts w:hint="eastAsia"/>
-        </w:rPr>
-        <w:t>迪卢克每次受到伤害，攻击力提高10%，普攻和重击ap消耗-1，持续3t，至多叠加3层，每层相互独立。每回合只能触发两次</w:t>
-      </w:r>
-    </w:p>
-    <w:p>
-      <w:pPr>
-        <w:rPr>
-          <w:rFonts w:hint="eastAsia"/>
-          <w:b/>
-          <w:bCs/>
-        </w:rPr>
-      </w:pPr>
-      <w:r>
-        <w:rPr>
-          <w:rFonts w:hint="eastAsia"/>
-          <w:b/>
-          <w:bCs/>
-        </w:rPr>
         <w:t>命之座3：</w:t>
       </w:r>
     </w:p>
@@ -5048,7 +5054,14 @@
         <w:rPr>
           <w:rFonts w:hint="eastAsia"/>
         </w:rPr>
-        <w:t>为自身赋予“轰轰火花”状态：每回合我方回合及敌方回合结束时，进行4次攻击，每次对随机三名相邻的敌方目标造成一段火元素伤害。</w:t>
+        <w:t>为自身赋予“轰轰火花”状态：每回合我方回合及敌方回合结束时，进行4次攻击，每次</w:t>
+      </w:r>
+      <w:r>
+        <w:rPr>
+          <w:rFonts w:hint="eastAsia"/>
+        </w:rPr>
+        <w:lastRenderedPageBreak/>
+        <w:t>对随机三名相邻的敌方目标造成一段火元素伤害。</w:t>
       </w:r>
     </w:p>
     <w:p>
@@ -5173,7 +5186,6 @@
           <w:b/>
           <w:bCs/>
         </w:rPr>
-        <w:lastRenderedPageBreak/>
         <w:t>命之座1：</w:t>
       </w:r>
     </w:p>
@@ -5390,6 +5402,7 @@
         <w:rPr>
           <w:rFonts w:hint="eastAsia"/>
         </w:rPr>
+        <w:lastRenderedPageBreak/>
         <w:t>阿贝多（单手剑，岩）</w:t>
       </w:r>
       <w:r>
@@ -5542,212 +5555,212 @@
         <w:rPr>
           <w:rFonts w:hint="eastAsia"/>
         </w:rPr>
+        <w:t>持续7t，视为处于敌方3号位的岩造物</w:t>
+      </w:r>
+    </w:p>
+    <w:p>
+      <w:pPr>
+        <w:ind w:left="420"/>
+        <w:rPr>
+          <w:rFonts w:hint="eastAsia"/>
+        </w:rPr>
+      </w:pPr>
+      <w:r>
+        <w:rPr>
+          <w:rFonts w:hint="eastAsia"/>
+        </w:rPr>
+        <w:t>阳华每次造成伤害后，在敌方场地生成一层“瑰银”状态，行为与“阳华”相同，但并不视为岩造物，最多叠加2层，每层效果次数相互独立，</w:t>
+      </w:r>
+      <w:r>
+        <w:rPr>
+          <w:rFonts w:hint="eastAsia"/>
+        </w:rPr>
+        <w:t>且不互相触发，</w:t>
+      </w:r>
+      <w:r>
+        <w:rPr>
+          <w:rFonts w:hint="eastAsia"/>
+        </w:rPr>
+        <w:t>无法刷新。</w:t>
+      </w:r>
+    </w:p>
+    <w:p>
+      <w:pPr>
+        <w:rPr>
+          <w:rFonts w:hint="eastAsia"/>
+        </w:rPr>
+      </w:pPr>
+      <w:r>
+        <w:rPr>
+          <w:rFonts w:hint="eastAsia"/>
+        </w:rPr>
+        <w:t>每次阳华造成伤害有70%概率提供2点能量</w:t>
+      </w:r>
+    </w:p>
+    <w:p>
+      <w:pPr>
+        <w:rPr>
+          <w:rFonts w:hint="eastAsia"/>
+        </w:rPr>
+      </w:pPr>
+      <w:r>
+        <w:rPr>
+          <w:rFonts w:hint="eastAsia"/>
+        </w:rPr>
+        <w:t>技能伤害：130%攻击力</w:t>
+      </w:r>
+    </w:p>
+    <w:p>
+      <w:pPr>
+        <w:rPr>
+          <w:rFonts w:hint="eastAsia"/>
+        </w:rPr>
+      </w:pPr>
+      <w:r>
+        <w:rPr>
+          <w:rFonts w:hint="eastAsia"/>
+        </w:rPr>
+        <w:t>阳华伤害：134%防御力</w:t>
+      </w:r>
+    </w:p>
+    <w:p>
+      <w:pPr>
+        <w:rPr>
+          <w:rFonts w:hint="eastAsia"/>
+        </w:rPr>
+      </w:pPr>
+    </w:p>
+    <w:p>
+      <w:pPr>
+        <w:rPr>
+          <w:rFonts w:hint="eastAsia"/>
+          <w:b/>
+          <w:bCs/>
+        </w:rPr>
+      </w:pPr>
+      <w:r>
+        <w:rPr>
+          <w:rFonts w:hint="eastAsia"/>
+          <w:b/>
+          <w:bCs/>
+        </w:rPr>
+        <w:t>爆发</w:t>
+      </w:r>
+      <w:r>
+        <w:rPr>
+          <w:rFonts w:hint="eastAsia"/>
+          <w:b/>
+          <w:bCs/>
+        </w:rPr>
+        <w:t>：40能量，冷却3t</w:t>
+      </w:r>
+    </w:p>
+    <w:p>
+      <w:pPr>
+        <w:rPr>
+          <w:rFonts w:hint="eastAsia"/>
+        </w:rPr>
+      </w:pPr>
+      <w:r>
+        <w:rPr>
+          <w:rFonts w:hint="eastAsia"/>
+        </w:rPr>
+        <w:t>对敌方全体造成一段岩元素伤害，若敌方场地上拥有阳华，则额外造成7次绽放伤害，每次对随机三个相邻位置造成一段岩元素伤害</w:t>
+      </w:r>
+    </w:p>
+    <w:p>
+      <w:pPr>
+        <w:rPr>
+          <w:rFonts w:hint="eastAsia"/>
+        </w:rPr>
+      </w:pPr>
+      <w:r>
+        <w:rPr>
+          <w:rFonts w:hint="eastAsia"/>
+        </w:rPr>
+        <w:t>爆发伤害：367%攻击力</w:t>
+      </w:r>
+    </w:p>
+    <w:p>
+      <w:pPr>
+        <w:rPr>
+          <w:rFonts w:hint="eastAsia"/>
+        </w:rPr>
+      </w:pPr>
+      <w:r>
+        <w:rPr>
+          <w:rFonts w:hint="eastAsia"/>
+        </w:rPr>
+        <w:t>每段绽放伤害：72.0%攻击力</w:t>
+      </w:r>
+    </w:p>
+    <w:p>
+      <w:pPr>
+        <w:rPr>
+          <w:rFonts w:hint="eastAsia"/>
+          <w:b/>
+          <w:bCs/>
+        </w:rPr>
+      </w:pPr>
+    </w:p>
+    <w:p>
+      <w:pPr>
+        <w:rPr>
+          <w:rFonts w:hint="eastAsia"/>
+          <w:b/>
+          <w:bCs/>
+        </w:rPr>
+      </w:pPr>
+      <w:r>
+        <w:rPr>
+          <w:rFonts w:hint="eastAsia"/>
+          <w:b/>
+          <w:bCs/>
+        </w:rPr>
+        <w:t>突破天赋1：</w:t>
+      </w:r>
+    </w:p>
+    <w:p>
+      <w:pPr>
+        <w:rPr>
+          <w:rFonts w:hint="eastAsia"/>
+        </w:rPr>
+      </w:pPr>
+      <w:r>
+        <w:rPr>
+          <w:rFonts w:hint="eastAsia"/>
+        </w:rPr>
+        <w:t>战技的阳华伤害对生命值小于50%的敌人造成的伤害提升25%，若存在“瑰银”，则基础伤害提升240%防御力</w:t>
+      </w:r>
+    </w:p>
+    <w:p>
+      <w:pPr>
+        <w:rPr>
+          <w:rFonts w:hint="eastAsia"/>
+          <w:b/>
+          <w:bCs/>
+        </w:rPr>
+      </w:pPr>
+      <w:r>
+        <w:rPr>
+          <w:rFonts w:hint="eastAsia"/>
+          <w:b/>
+          <w:bCs/>
+        </w:rPr>
+        <w:t>突破天赋2：</w:t>
+      </w:r>
+    </w:p>
+    <w:p>
+      <w:pPr>
+        <w:rPr>
+          <w:rFonts w:hint="eastAsia"/>
+        </w:rPr>
+      </w:pPr>
+      <w:r>
+        <w:rPr>
+          <w:rFonts w:hint="eastAsia"/>
+        </w:rPr>
         <w:lastRenderedPageBreak/>
-        <w:t>持续7t，视为处于敌方3号位的岩造物</w:t>
-      </w:r>
-    </w:p>
-    <w:p>
-      <w:pPr>
-        <w:ind w:left="420"/>
-        <w:rPr>
-          <w:rFonts w:hint="eastAsia"/>
-        </w:rPr>
-      </w:pPr>
-      <w:r>
-        <w:rPr>
-          <w:rFonts w:hint="eastAsia"/>
-        </w:rPr>
-        <w:t>阳华每次造成伤害后，在敌方场地生成一层“瑰银”状态，行为与“阳华”相同，但并不视为岩造物，最多叠加2层，每层效果次数相互独立，</w:t>
-      </w:r>
-      <w:r>
-        <w:rPr>
-          <w:rFonts w:hint="eastAsia"/>
-        </w:rPr>
-        <w:t>且不互相触发，</w:t>
-      </w:r>
-      <w:r>
-        <w:rPr>
-          <w:rFonts w:hint="eastAsia"/>
-        </w:rPr>
-        <w:t>无法刷新。</w:t>
-      </w:r>
-    </w:p>
-    <w:p>
-      <w:pPr>
-        <w:rPr>
-          <w:rFonts w:hint="eastAsia"/>
-        </w:rPr>
-      </w:pPr>
-      <w:r>
-        <w:rPr>
-          <w:rFonts w:hint="eastAsia"/>
-        </w:rPr>
-        <w:t>每次阳华造成伤害有70%概率提供2点能量</w:t>
-      </w:r>
-    </w:p>
-    <w:p>
-      <w:pPr>
-        <w:rPr>
-          <w:rFonts w:hint="eastAsia"/>
-        </w:rPr>
-      </w:pPr>
-      <w:r>
-        <w:rPr>
-          <w:rFonts w:hint="eastAsia"/>
-        </w:rPr>
-        <w:t>技能伤害：130%攻击力</w:t>
-      </w:r>
-    </w:p>
-    <w:p>
-      <w:pPr>
-        <w:rPr>
-          <w:rFonts w:hint="eastAsia"/>
-        </w:rPr>
-      </w:pPr>
-      <w:r>
-        <w:rPr>
-          <w:rFonts w:hint="eastAsia"/>
-        </w:rPr>
-        <w:t>阳华伤害：134%防御力</w:t>
-      </w:r>
-    </w:p>
-    <w:p>
-      <w:pPr>
-        <w:rPr>
-          <w:rFonts w:hint="eastAsia"/>
-        </w:rPr>
-      </w:pPr>
-    </w:p>
-    <w:p>
-      <w:pPr>
-        <w:rPr>
-          <w:rFonts w:hint="eastAsia"/>
-          <w:b/>
-          <w:bCs/>
-        </w:rPr>
-      </w:pPr>
-      <w:r>
-        <w:rPr>
-          <w:rFonts w:hint="eastAsia"/>
-          <w:b/>
-          <w:bCs/>
-        </w:rPr>
-        <w:t>爆发</w:t>
-      </w:r>
-      <w:r>
-        <w:rPr>
-          <w:rFonts w:hint="eastAsia"/>
-          <w:b/>
-          <w:bCs/>
-        </w:rPr>
-        <w:t>：40能量，冷却3t</w:t>
-      </w:r>
-    </w:p>
-    <w:p>
-      <w:pPr>
-        <w:rPr>
-          <w:rFonts w:hint="eastAsia"/>
-        </w:rPr>
-      </w:pPr>
-      <w:r>
-        <w:rPr>
-          <w:rFonts w:hint="eastAsia"/>
-        </w:rPr>
-        <w:t>对敌方全体造成一段岩元素伤害，若敌方场地上拥有阳华，则额外造成7次绽放伤害，每次对随机三个相邻位置造成一段岩元素伤害</w:t>
-      </w:r>
-    </w:p>
-    <w:p>
-      <w:pPr>
-        <w:rPr>
-          <w:rFonts w:hint="eastAsia"/>
-        </w:rPr>
-      </w:pPr>
-      <w:r>
-        <w:rPr>
-          <w:rFonts w:hint="eastAsia"/>
-        </w:rPr>
-        <w:t>爆发伤害：367%攻击力</w:t>
-      </w:r>
-    </w:p>
-    <w:p>
-      <w:pPr>
-        <w:rPr>
-          <w:rFonts w:hint="eastAsia"/>
-        </w:rPr>
-      </w:pPr>
-      <w:r>
-        <w:rPr>
-          <w:rFonts w:hint="eastAsia"/>
-        </w:rPr>
-        <w:t>每段绽放伤害：72.0%攻击力</w:t>
-      </w:r>
-    </w:p>
-    <w:p>
-      <w:pPr>
-        <w:rPr>
-          <w:rFonts w:hint="eastAsia"/>
-          <w:b/>
-          <w:bCs/>
-        </w:rPr>
-      </w:pPr>
-    </w:p>
-    <w:p>
-      <w:pPr>
-        <w:rPr>
-          <w:rFonts w:hint="eastAsia"/>
-          <w:b/>
-          <w:bCs/>
-        </w:rPr>
-      </w:pPr>
-      <w:r>
-        <w:rPr>
-          <w:rFonts w:hint="eastAsia"/>
-          <w:b/>
-          <w:bCs/>
-        </w:rPr>
-        <w:t>突破天赋1：</w:t>
-      </w:r>
-    </w:p>
-    <w:p>
-      <w:pPr>
-        <w:rPr>
-          <w:rFonts w:hint="eastAsia"/>
-        </w:rPr>
-      </w:pPr>
-      <w:r>
-        <w:rPr>
-          <w:rFonts w:hint="eastAsia"/>
-        </w:rPr>
-        <w:t>战技的阳华伤害对生命值小于50%的敌人造成的伤害提升25%，若存在“瑰银”，则基础伤害提升240%防御力</w:t>
-      </w:r>
-    </w:p>
-    <w:p>
-      <w:pPr>
-        <w:rPr>
-          <w:rFonts w:hint="eastAsia"/>
-          <w:b/>
-          <w:bCs/>
-        </w:rPr>
-      </w:pPr>
-      <w:r>
-        <w:rPr>
-          <w:rFonts w:hint="eastAsia"/>
-          <w:b/>
-          <w:bCs/>
-        </w:rPr>
-        <w:t>突破天赋2：</w:t>
-      </w:r>
-    </w:p>
-    <w:p>
-      <w:pPr>
-        <w:rPr>
-          <w:rFonts w:hint="eastAsia"/>
-        </w:rPr>
-      </w:pPr>
-      <w:r>
-        <w:rPr>
-          <w:rFonts w:hint="eastAsia"/>
-        </w:rPr>
         <w:t>施放爆发后，我方全体元素精通提升125点，持续3t</w:t>
       </w:r>
     </w:p>
@@ -5881,7 +5894,6 @@
           <w:b/>
           <w:bCs/>
         </w:rPr>
-        <w:lastRenderedPageBreak/>
         <w:t>命之座4：</w:t>
       </w:r>
     </w:p>
@@ -6123,6 +6135,7 @@
           <w:b/>
           <w:bCs/>
         </w:rPr>
+        <w:lastRenderedPageBreak/>
         <w:t>战技：</w:t>
       </w:r>
       <w:r>
@@ -6257,8 +6270,282 @@
           <w:b/>
           <w:bCs/>
         </w:rPr>
+        <w:t>爆发</w:t>
+      </w:r>
+      <w:r>
+        <w:rPr>
+          <w:rFonts w:hint="eastAsia"/>
+          <w:b/>
+          <w:bCs/>
+        </w:rPr>
+        <w:t>：</w:t>
+      </w:r>
+      <w:r>
+        <w:rPr>
+          <w:rFonts w:hint="eastAsia"/>
+          <w:b/>
+          <w:bCs/>
+        </w:rPr>
+        <w:t>60能量，冷却4t</w:t>
+      </w:r>
+    </w:p>
+    <w:p>
+      <w:pPr>
+        <w:rPr>
+          <w:rFonts w:hint="eastAsia"/>
+        </w:rPr>
+      </w:pPr>
+      <w:r>
+        <w:rPr>
+          <w:rFonts w:hint="eastAsia"/>
+        </w:rPr>
+        <w:t>对全体敌方目标赋予4元素量的水元素附着，并施加</w:t>
+      </w:r>
+      <w:r>
+        <w:rPr>
+          <w:rFonts w:hint="eastAsia"/>
+        </w:rPr>
+        <w:t>“</w:t>
+      </w:r>
+      <w:r>
+        <w:rPr>
+          <w:rFonts w:hint="eastAsia"/>
+        </w:rPr>
+        <w:t>泡影</w:t>
+      </w:r>
+      <w:r>
+        <w:rPr>
+          <w:rFonts w:hint="eastAsia"/>
+        </w:rPr>
+        <w:t>”和“星异”</w:t>
+      </w:r>
+      <w:r>
+        <w:rPr>
+          <w:rFonts w:hint="eastAsia"/>
+        </w:rPr>
+        <w:t>状态：</w:t>
+      </w:r>
+    </w:p>
+    <w:p>
+      <w:pPr>
+        <w:rPr>
+          <w:rFonts w:hint="eastAsia"/>
+        </w:rPr>
+      </w:pPr>
+      <w:r>
+        <w:tab/>
+      </w:r>
+    </w:p>
+    <w:p>
+      <w:pPr>
+        <w:rPr>
+          <w:rFonts w:hint="eastAsia"/>
+        </w:rPr>
+      </w:pPr>
+      <w:r>
+        <w:rPr>
+          <w:rFonts w:hint="eastAsia"/>
+        </w:rPr>
+        <w:t>“泡影”：</w:t>
+      </w:r>
+    </w:p>
+    <w:p>
+      <w:pPr>
+        <w:ind w:firstLine="420"/>
+        <w:rPr>
+          <w:rFonts w:hint="eastAsia"/>
+        </w:rPr>
+      </w:pPr>
+      <w:r>
+        <w:rPr>
+          <w:rFonts w:hint="eastAsia"/>
+        </w:rPr>
+        <w:t>基于敌方韧性值禁锢敌方目标</w:t>
+      </w:r>
+    </w:p>
+    <w:p>
+      <w:pPr>
+        <w:ind w:left="420"/>
+        <w:rPr>
+          <w:rFonts w:hint="eastAsia"/>
+        </w:rPr>
+      </w:pPr>
+      <w:r>
+        <w:rPr>
+          <w:rFonts w:hint="eastAsia"/>
+        </w:rPr>
+        <w:t>敌人受到攻击后，解除泡影状态，受到一段泡影爆炸的伤害</w:t>
+      </w:r>
+    </w:p>
+    <w:p>
+      <w:pPr>
+        <w:ind w:left="420"/>
+        <w:rPr>
+          <w:rFonts w:hint="eastAsia"/>
+        </w:rPr>
+      </w:pPr>
+      <w:r>
+        <w:rPr>
+          <w:rFonts w:hint="eastAsia"/>
+        </w:rPr>
+        <w:t>持续2t</w:t>
+      </w:r>
+    </w:p>
+    <w:p>
+      <w:pPr>
+        <w:rPr>
+          <w:rFonts w:hint="eastAsia"/>
+        </w:rPr>
+      </w:pPr>
+      <w:r>
+        <w:rPr>
+          <w:rFonts w:hint="eastAsia"/>
+        </w:rPr>
+        <w:t>“星异”：</w:t>
+      </w:r>
+    </w:p>
+    <w:p>
+      <w:pPr>
+        <w:rPr>
+          <w:rFonts w:hint="eastAsia"/>
+        </w:rPr>
+      </w:pPr>
+      <w:r>
+        <w:tab/>
+      </w:r>
+      <w:r>
+        <w:rPr>
+          <w:rFonts w:hint="eastAsia"/>
+        </w:rPr>
+        <w:t>提高敌方目标受到的伤害，持续1t</w:t>
+      </w:r>
+    </w:p>
+    <w:p>
+      <w:pPr>
+        <w:rPr>
+          <w:rFonts w:hint="eastAsia"/>
+        </w:rPr>
+      </w:pPr>
+    </w:p>
+    <w:p>
+      <w:pPr>
+        <w:rPr>
+          <w:rFonts w:hint="eastAsia"/>
+        </w:rPr>
+      </w:pPr>
+      <w:r>
+        <w:rPr>
+          <w:rFonts w:hint="eastAsia"/>
+        </w:rPr>
+        <w:t>伤害加成：42%</w:t>
+      </w:r>
+    </w:p>
+    <w:p>
+      <w:pPr>
+        <w:rPr>
+          <w:rFonts w:hint="eastAsia"/>
+        </w:rPr>
+      </w:pPr>
+      <w:r>
+        <w:rPr>
+          <w:rFonts w:hint="eastAsia"/>
+        </w:rPr>
+        <w:t>泡影爆炸伤害：442%攻击力</w:t>
+      </w:r>
+    </w:p>
+    <w:p>
+      <w:pPr>
+        <w:rPr>
+          <w:rFonts w:hint="eastAsia"/>
+          <w:b/>
+          <w:bCs/>
+        </w:rPr>
+      </w:pPr>
+    </w:p>
+    <w:p>
+      <w:pPr>
+        <w:rPr>
+          <w:rFonts w:hint="eastAsia"/>
+          <w:b/>
+          <w:bCs/>
+        </w:rPr>
+      </w:pPr>
+      <w:r>
+        <w:rPr>
+          <w:rFonts w:hint="eastAsia"/>
+          <w:b/>
+          <w:bCs/>
+        </w:rPr>
+        <w:t>突破天赋1：</w:t>
+      </w:r>
+    </w:p>
+    <w:p>
+      <w:pPr>
+        <w:rPr>
+          <w:rFonts w:hint="eastAsia"/>
+        </w:rPr>
+      </w:pPr>
+      <w:r>
+        <w:rPr>
+          <w:rFonts w:hint="eastAsia"/>
+        </w:rPr>
+        <w:t>敌人命中处于闪避状态下的莫娜时，对其施加一个“虚影”状态，行为与战技相同，但伤害为其50%，持续1t。每回合最多触发一次。</w:t>
+      </w:r>
+    </w:p>
+    <w:p>
+      <w:pPr>
+        <w:rPr>
+          <w:rFonts w:hint="eastAsia"/>
+          <w:b/>
+          <w:bCs/>
+        </w:rPr>
+      </w:pPr>
+      <w:r>
+        <w:rPr>
+          <w:rFonts w:hint="eastAsia"/>
+          <w:b/>
+          <w:bCs/>
+        </w:rPr>
+        <w:t>突破天赋2：</w:t>
+      </w:r>
+    </w:p>
+    <w:p>
+      <w:pPr>
+        <w:rPr>
+          <w:rFonts w:hint="eastAsia"/>
+        </w:rPr>
+      </w:pPr>
+      <w:r>
+        <w:rPr>
+          <w:rFonts w:hint="eastAsia"/>
+        </w:rPr>
         <w:lastRenderedPageBreak/>
-        <w:t>爆发</w:t>
+        <w:t>基于自身元素充能效率的20%获得水伤提升</w:t>
+      </w:r>
+    </w:p>
+    <w:p>
+      <w:pPr>
+        <w:rPr>
+          <w:rFonts w:hint="eastAsia"/>
+          <w:b/>
+          <w:bCs/>
+        </w:rPr>
+      </w:pPr>
+      <w:r>
+        <w:rPr>
+          <w:rFonts w:hint="eastAsia"/>
+          <w:b/>
+          <w:bCs/>
+        </w:rPr>
+        <w:t>突破天赋</w:t>
+      </w:r>
+      <w:r>
+        <w:rPr>
+          <w:rFonts w:hint="eastAsia"/>
+          <w:b/>
+          <w:bCs/>
+        </w:rPr>
+        <w:t>3</w:t>
       </w:r>
       <w:r>
         <w:rPr>
@@ -6268,280 +6555,6 @@
         </w:rPr>
         <w:t>：</w:t>
       </w:r>
-      <w:r>
-        <w:rPr>
-          <w:rFonts w:hint="eastAsia"/>
-          <w:b/>
-          <w:bCs/>
-        </w:rPr>
-        <w:t>60能量，冷却4t</w:t>
-      </w:r>
-    </w:p>
-    <w:p>
-      <w:pPr>
-        <w:rPr>
-          <w:rFonts w:hint="eastAsia"/>
-        </w:rPr>
-      </w:pPr>
-      <w:r>
-        <w:rPr>
-          <w:rFonts w:hint="eastAsia"/>
-        </w:rPr>
-        <w:t>对全体敌方目标赋予4元素量的水元素附着，并施加</w:t>
-      </w:r>
-      <w:r>
-        <w:rPr>
-          <w:rFonts w:hint="eastAsia"/>
-        </w:rPr>
-        <w:t>“</w:t>
-      </w:r>
-      <w:r>
-        <w:rPr>
-          <w:rFonts w:hint="eastAsia"/>
-        </w:rPr>
-        <w:t>泡影</w:t>
-      </w:r>
-      <w:r>
-        <w:rPr>
-          <w:rFonts w:hint="eastAsia"/>
-        </w:rPr>
-        <w:t>”和“星异”</w:t>
-      </w:r>
-      <w:r>
-        <w:rPr>
-          <w:rFonts w:hint="eastAsia"/>
-        </w:rPr>
-        <w:t>状态：</w:t>
-      </w:r>
-    </w:p>
-    <w:p>
-      <w:pPr>
-        <w:rPr>
-          <w:rFonts w:hint="eastAsia"/>
-        </w:rPr>
-      </w:pPr>
-      <w:r>
-        <w:tab/>
-      </w:r>
-    </w:p>
-    <w:p>
-      <w:pPr>
-        <w:rPr>
-          <w:rFonts w:hint="eastAsia"/>
-        </w:rPr>
-      </w:pPr>
-      <w:r>
-        <w:rPr>
-          <w:rFonts w:hint="eastAsia"/>
-        </w:rPr>
-        <w:t>“泡影”：</w:t>
-      </w:r>
-    </w:p>
-    <w:p>
-      <w:pPr>
-        <w:ind w:firstLine="420"/>
-        <w:rPr>
-          <w:rFonts w:hint="eastAsia"/>
-        </w:rPr>
-      </w:pPr>
-      <w:r>
-        <w:rPr>
-          <w:rFonts w:hint="eastAsia"/>
-        </w:rPr>
-        <w:t>基于敌方韧性值禁锢敌方目标</w:t>
-      </w:r>
-    </w:p>
-    <w:p>
-      <w:pPr>
-        <w:ind w:left="420"/>
-        <w:rPr>
-          <w:rFonts w:hint="eastAsia"/>
-        </w:rPr>
-      </w:pPr>
-      <w:r>
-        <w:rPr>
-          <w:rFonts w:hint="eastAsia"/>
-        </w:rPr>
-        <w:t>敌人受到攻击后，解除泡影状态，受到一段泡影爆炸的伤害</w:t>
-      </w:r>
-    </w:p>
-    <w:p>
-      <w:pPr>
-        <w:ind w:left="420"/>
-        <w:rPr>
-          <w:rFonts w:hint="eastAsia"/>
-        </w:rPr>
-      </w:pPr>
-      <w:r>
-        <w:rPr>
-          <w:rFonts w:hint="eastAsia"/>
-        </w:rPr>
-        <w:t>持续2t</w:t>
-      </w:r>
-    </w:p>
-    <w:p>
-      <w:pPr>
-        <w:rPr>
-          <w:rFonts w:hint="eastAsia"/>
-        </w:rPr>
-      </w:pPr>
-      <w:r>
-        <w:rPr>
-          <w:rFonts w:hint="eastAsia"/>
-        </w:rPr>
-        <w:t>“星异”：</w:t>
-      </w:r>
-    </w:p>
-    <w:p>
-      <w:pPr>
-        <w:rPr>
-          <w:rFonts w:hint="eastAsia"/>
-        </w:rPr>
-      </w:pPr>
-      <w:r>
-        <w:tab/>
-      </w:r>
-      <w:r>
-        <w:rPr>
-          <w:rFonts w:hint="eastAsia"/>
-        </w:rPr>
-        <w:t>提高敌方目标受到的伤害，持续1t</w:t>
-      </w:r>
-    </w:p>
-    <w:p>
-      <w:pPr>
-        <w:rPr>
-          <w:rFonts w:hint="eastAsia"/>
-        </w:rPr>
-      </w:pPr>
-    </w:p>
-    <w:p>
-      <w:pPr>
-        <w:rPr>
-          <w:rFonts w:hint="eastAsia"/>
-        </w:rPr>
-      </w:pPr>
-      <w:r>
-        <w:rPr>
-          <w:rFonts w:hint="eastAsia"/>
-        </w:rPr>
-        <w:t>伤害加成：42%</w:t>
-      </w:r>
-    </w:p>
-    <w:p>
-      <w:pPr>
-        <w:rPr>
-          <w:rFonts w:hint="eastAsia"/>
-        </w:rPr>
-      </w:pPr>
-      <w:r>
-        <w:rPr>
-          <w:rFonts w:hint="eastAsia"/>
-        </w:rPr>
-        <w:t>泡影爆炸伤害：442%攻击力</w:t>
-      </w:r>
-    </w:p>
-    <w:p>
-      <w:pPr>
-        <w:rPr>
-          <w:rFonts w:hint="eastAsia"/>
-          <w:b/>
-          <w:bCs/>
-        </w:rPr>
-      </w:pPr>
-    </w:p>
-    <w:p>
-      <w:pPr>
-        <w:rPr>
-          <w:rFonts w:hint="eastAsia"/>
-          <w:b/>
-          <w:bCs/>
-        </w:rPr>
-      </w:pPr>
-      <w:r>
-        <w:rPr>
-          <w:rFonts w:hint="eastAsia"/>
-          <w:b/>
-          <w:bCs/>
-        </w:rPr>
-        <w:t>突破天赋1：</w:t>
-      </w:r>
-    </w:p>
-    <w:p>
-      <w:pPr>
-        <w:rPr>
-          <w:rFonts w:hint="eastAsia"/>
-        </w:rPr>
-      </w:pPr>
-      <w:r>
-        <w:rPr>
-          <w:rFonts w:hint="eastAsia"/>
-        </w:rPr>
-        <w:t>敌人命中处于闪避状态下的莫娜时，对其施加一个“虚影”状态，行为与战技相同，但伤害为其50%，持续1t。每回合最多触发一次。</w:t>
-      </w:r>
-    </w:p>
-    <w:p>
-      <w:pPr>
-        <w:rPr>
-          <w:rFonts w:hint="eastAsia"/>
-          <w:b/>
-          <w:bCs/>
-        </w:rPr>
-      </w:pPr>
-      <w:r>
-        <w:rPr>
-          <w:rFonts w:hint="eastAsia"/>
-          <w:b/>
-          <w:bCs/>
-        </w:rPr>
-        <w:t>突破天赋2：</w:t>
-      </w:r>
-    </w:p>
-    <w:p>
-      <w:pPr>
-        <w:rPr>
-          <w:rFonts w:hint="eastAsia"/>
-        </w:rPr>
-      </w:pPr>
-      <w:r>
-        <w:rPr>
-          <w:rFonts w:hint="eastAsia"/>
-        </w:rPr>
-        <w:t>基于自身元素充能效率的20%获得水伤提升</w:t>
-      </w:r>
-    </w:p>
-    <w:p>
-      <w:pPr>
-        <w:rPr>
-          <w:rFonts w:hint="eastAsia"/>
-          <w:b/>
-          <w:bCs/>
-        </w:rPr>
-      </w:pPr>
-      <w:r>
-        <w:rPr>
-          <w:rFonts w:hint="eastAsia"/>
-          <w:b/>
-          <w:bCs/>
-        </w:rPr>
-        <w:t>突破天赋</w:t>
-      </w:r>
-      <w:r>
-        <w:rPr>
-          <w:rFonts w:hint="eastAsia"/>
-          <w:b/>
-          <w:bCs/>
-        </w:rPr>
-        <w:t>3</w:t>
-      </w:r>
-      <w:r>
-        <w:rPr>
-          <w:rFonts w:hint="eastAsia"/>
-          <w:b/>
-          <w:bCs/>
-        </w:rPr>
-        <w:t>：</w:t>
-      </w:r>
     </w:p>
     <w:p>
       <w:pPr>
@@ -6651,7 +6664,6 @@
           <w:b/>
           <w:bCs/>
         </w:rPr>
-        <w:lastRenderedPageBreak/>
         <w:t>命之座2：</w:t>
       </w:r>
     </w:p>
@@ -6851,6 +6863,7 @@
         <w:rPr>
           <w:rFonts w:hint="eastAsia"/>
         </w:rPr>
+        <w:lastRenderedPageBreak/>
         <w:t>优菈（双手剑，冰）</w:t>
       </w:r>
       <w:r>
@@ -7000,293 +7013,287 @@
         <w:rPr>
           <w:rFonts w:hint="eastAsia"/>
         </w:rPr>
-        <w:t>若在一段战技选择目标阶段继续点击战技按钮，则再消耗15ap施放二段战技，对敌方全体造成一段冰元素伤害，并消耗所有的“冷酷之心”，每消耗一层，将会在施放时生成</w:t>
-      </w:r>
+        <w:t>若在一段战技选择目标阶段继续点击战技按钮，则再消耗15ap施放二段战技，对敌方全体造成一段冰元素伤害，并消耗所有的“冷酷之心”，每消耗一层，将会在施放时生成一柄“冰涡之剑”，对随机1名敌方单体目标造成一段冰元素伤害，目标可重复</w:t>
+      </w:r>
+    </w:p>
+    <w:p>
+      <w:pPr>
+        <w:rPr>
+          <w:rFonts w:hint="eastAsia"/>
+        </w:rPr>
+      </w:pPr>
+      <w:r>
+        <w:rPr>
+          <w:rFonts w:hint="eastAsia"/>
+        </w:rPr>
+        <w:t>二段战技若消耗了“冷酷之心”，所有被战技命中的目标物抗和冰抗降低</w:t>
+      </w:r>
+      <w:r>
+        <w:rPr>
+          <w:rFonts w:hint="eastAsia"/>
+        </w:rPr>
+        <w:t>，持续2t</w:t>
+      </w:r>
+    </w:p>
+    <w:p>
+      <w:pPr>
+        <w:rPr>
+          <w:rFonts w:hint="eastAsia"/>
+        </w:rPr>
+      </w:pPr>
+      <w:r>
+        <w:rPr>
+          <w:rFonts w:hint="eastAsia"/>
+        </w:rPr>
+        <w:t>“冷酷之心”：每层提升优菈30%防御力和50韧性值</w:t>
+      </w:r>
+    </w:p>
+    <w:p>
+      <w:pPr>
+        <w:rPr>
+          <w:rFonts w:hint="eastAsia"/>
+        </w:rPr>
+      </w:pPr>
+      <w:r>
+        <w:rPr>
+          <w:rFonts w:hint="eastAsia"/>
+        </w:rPr>
+        <w:t>两段战技分别提供3点和5点能量</w:t>
+      </w:r>
+    </w:p>
+    <w:p>
+      <w:pPr>
+        <w:rPr>
+          <w:rFonts w:hint="eastAsia"/>
+        </w:rPr>
+      </w:pPr>
+    </w:p>
+    <w:p>
+      <w:pPr>
+        <w:rPr>
+          <w:rFonts w:hint="eastAsia"/>
+        </w:rPr>
+      </w:pPr>
+      <w:r>
+        <w:rPr>
+          <w:rFonts w:hint="eastAsia"/>
+        </w:rPr>
+        <w:t>一段伤害：146%攻击力</w:t>
+      </w:r>
+    </w:p>
+    <w:p>
+      <w:pPr>
+        <w:rPr>
+          <w:rFonts w:hint="eastAsia"/>
+        </w:rPr>
+      </w:pPr>
+      <w:r>
+        <w:rPr>
+          <w:rFonts w:hint="eastAsia"/>
+        </w:rPr>
+        <w:t>二段伤害：246%攻击力</w:t>
+      </w:r>
+    </w:p>
+    <w:p>
+      <w:pPr>
+        <w:rPr>
+          <w:rFonts w:hint="eastAsia"/>
+        </w:rPr>
+      </w:pPr>
+      <w:r>
+        <w:rPr>
+          <w:rFonts w:hint="eastAsia"/>
+        </w:rPr>
+        <w:t>冰涡之剑伤害：96%攻击力</w:t>
+      </w:r>
+    </w:p>
+    <w:p>
+      <w:pPr>
+        <w:rPr>
+          <w:rFonts w:hint="eastAsia"/>
+        </w:rPr>
+      </w:pPr>
+      <w:r>
+        <w:rPr>
+          <w:rFonts w:hint="eastAsia"/>
+        </w:rPr>
+        <w:t>物抗和冰抗降低：16%</w:t>
+      </w:r>
+    </w:p>
+    <w:p>
+      <w:pPr>
+        <w:rPr>
+          <w:rFonts w:hint="eastAsia"/>
+        </w:rPr>
+      </w:pPr>
+    </w:p>
+    <w:p>
+      <w:pPr>
+        <w:rPr>
+          <w:rFonts w:hint="eastAsia"/>
+          <w:b/>
+          <w:bCs/>
+        </w:rPr>
+      </w:pPr>
+      <w:r>
+        <w:rPr>
+          <w:rFonts w:hint="eastAsia"/>
+          <w:b/>
+          <w:bCs/>
+        </w:rPr>
+        <w:t>爆发</w:t>
+      </w:r>
+      <w:r>
+        <w:rPr>
+          <w:rFonts w:hint="eastAsia"/>
+          <w:b/>
+          <w:bCs/>
+        </w:rPr>
+        <w:t>：</w:t>
+      </w:r>
+      <w:r>
+        <w:rPr>
+          <w:rFonts w:hint="eastAsia"/>
+          <w:b/>
+          <w:bCs/>
+        </w:rPr>
+        <w:t>80能量，冷却5t</w:t>
+      </w:r>
+    </w:p>
+    <w:p>
+      <w:pPr>
+        <w:rPr>
+          <w:rFonts w:hint="eastAsia"/>
+        </w:rPr>
+      </w:pPr>
+      <w:r>
+        <w:rPr>
+          <w:rFonts w:hint="eastAsia"/>
+        </w:rPr>
+        <w:t>对全体敌人造成一段冰元素伤害，并为自身赋予“光</w:t>
+      </w:r>
+      <w:r>
+        <w:rPr>
+          <w:rFonts w:hint="eastAsia"/>
+        </w:rPr>
+        <w:t>降</w:t>
+      </w:r>
+      <w:r>
+        <w:rPr>
+          <w:rFonts w:hint="eastAsia"/>
+        </w:rPr>
+        <w:t>之剑”状态：</w:t>
+      </w:r>
+    </w:p>
+    <w:p>
+      <w:pPr>
+        <w:rPr>
+          <w:rFonts w:hint="eastAsia"/>
+        </w:rPr>
+      </w:pPr>
+      <w:r>
+        <w:tab/>
+      </w:r>
+      <w:r>
+        <w:rPr>
+          <w:rFonts w:hint="eastAsia"/>
+        </w:rPr>
+        <w:t>提升自身100韧性值</w:t>
+      </w:r>
+    </w:p>
+    <w:p>
+      <w:pPr>
+        <w:ind w:left="420"/>
+        <w:rPr>
+          <w:rFonts w:hint="eastAsia"/>
+        </w:rPr>
+      </w:pPr>
+      <w:r>
+        <w:rPr>
+          <w:rFonts w:hint="eastAsia"/>
+        </w:rPr>
+        <w:t>每次普攻，重击，战技或爆发对敌人造成伤害时，为“</w:t>
+      </w:r>
+      <w:r>
+        <w:rPr>
+          <w:rFonts w:hint="eastAsia"/>
+        </w:rPr>
+        <w:t>光降之剑</w:t>
+      </w:r>
+      <w:r>
+        <w:rPr>
+          <w:rFonts w:hint="eastAsia"/>
+        </w:rPr>
+        <w:t>”赋予</w:t>
+      </w:r>
+      <w:r>
+        <w:rPr>
+          <w:rFonts w:hint="eastAsia"/>
+        </w:rPr>
+        <w:t>1</w:t>
+      </w:r>
+      <w:r>
+        <w:rPr>
+          <w:rFonts w:hint="eastAsia"/>
+        </w:rPr>
+        <w:t>层能量</w:t>
+      </w:r>
+      <w:r>
+        <w:rPr>
+          <w:rFonts w:hint="eastAsia"/>
+        </w:rPr>
+        <w:t>，命中多个目标或多hit时加总计算</w:t>
+      </w:r>
+      <w:r>
+        <w:rPr>
+          <w:rFonts w:hint="eastAsia"/>
+        </w:rPr>
+        <w:t>；状态结束时</w:t>
+      </w:r>
+      <w:r>
+        <w:rPr>
+          <w:rFonts w:hint="eastAsia"/>
+        </w:rPr>
+        <w:t>光降之剑</w:t>
+      </w:r>
+      <w:r>
+        <w:rPr>
+          <w:rFonts w:hint="eastAsia"/>
+        </w:rPr>
+        <w:t>产生爆炸，对全体敌方目标造成一段物理伤害，每消耗一层能量造成的伤害增加</w:t>
+      </w:r>
+      <w:r>
+        <w:rPr>
+          <w:rFonts w:hint="eastAsia"/>
+        </w:rPr>
+        <w:t>。能量上限为30层</w:t>
+      </w:r>
+    </w:p>
+    <w:p>
+      <w:pPr>
+        <w:ind w:left="420"/>
+        <w:rPr>
+          <w:rFonts w:hint="eastAsia"/>
+        </w:rPr>
+      </w:pPr>
+      <w:r>
+        <w:rPr>
+          <w:rFonts w:hint="eastAsia"/>
+        </w:rPr>
+        <w:t>持续2t</w:t>
+      </w:r>
+    </w:p>
+    <w:p>
+      <w:pPr>
+        <w:rPr>
+          <w:rFonts w:hint="eastAsia"/>
+        </w:rPr>
+      </w:pPr>
       <w:r>
         <w:rPr>
           <w:rFonts w:hint="eastAsia"/>
         </w:rPr>
         <w:lastRenderedPageBreak/>
-        <w:t>一柄“冰涡之剑”，对随机1名敌方单体目标造成一段冰元素伤害，目标可重复</w:t>
-      </w:r>
-    </w:p>
-    <w:p>
-      <w:pPr>
-        <w:rPr>
-          <w:rFonts w:hint="eastAsia"/>
-        </w:rPr>
-      </w:pPr>
-      <w:r>
-        <w:rPr>
-          <w:rFonts w:hint="eastAsia"/>
-        </w:rPr>
-        <w:t>二段战技若消耗了“冷酷之心”，所有被战技命中的目标物抗和冰抗降低</w:t>
-      </w:r>
-      <w:r>
-        <w:rPr>
-          <w:rFonts w:hint="eastAsia"/>
-        </w:rPr>
-        <w:t>，持续2t</w:t>
-      </w:r>
-    </w:p>
-    <w:p>
-      <w:pPr>
-        <w:rPr>
-          <w:rFonts w:hint="eastAsia"/>
-        </w:rPr>
-      </w:pPr>
-      <w:r>
-        <w:rPr>
-          <w:rFonts w:hint="eastAsia"/>
-        </w:rPr>
-        <w:t>“冷酷之心”：每层提升优菈30%防御力和50韧性值</w:t>
-      </w:r>
-    </w:p>
-    <w:p>
-      <w:pPr>
-        <w:rPr>
-          <w:rFonts w:hint="eastAsia"/>
-        </w:rPr>
-      </w:pPr>
-      <w:r>
-        <w:rPr>
-          <w:rFonts w:hint="eastAsia"/>
-        </w:rPr>
-        <w:t>两段战技分别提供3点和5点能量</w:t>
-      </w:r>
-    </w:p>
-    <w:p>
-      <w:pPr>
-        <w:rPr>
-          <w:rFonts w:hint="eastAsia"/>
-        </w:rPr>
-      </w:pPr>
-    </w:p>
-    <w:p>
-      <w:pPr>
-        <w:rPr>
-          <w:rFonts w:hint="eastAsia"/>
-        </w:rPr>
-      </w:pPr>
-      <w:r>
-        <w:rPr>
-          <w:rFonts w:hint="eastAsia"/>
-        </w:rPr>
-        <w:t>一段伤害：146%攻击力</w:t>
-      </w:r>
-    </w:p>
-    <w:p>
-      <w:pPr>
-        <w:rPr>
-          <w:rFonts w:hint="eastAsia"/>
-        </w:rPr>
-      </w:pPr>
-      <w:r>
-        <w:rPr>
-          <w:rFonts w:hint="eastAsia"/>
-        </w:rPr>
-        <w:t>二段伤害：246%攻击力</w:t>
-      </w:r>
-    </w:p>
-    <w:p>
-      <w:pPr>
-        <w:rPr>
-          <w:rFonts w:hint="eastAsia"/>
-        </w:rPr>
-      </w:pPr>
-      <w:r>
-        <w:rPr>
-          <w:rFonts w:hint="eastAsia"/>
-        </w:rPr>
-        <w:t>冰涡之剑伤害：96%攻击力</w:t>
-      </w:r>
-    </w:p>
-    <w:p>
-      <w:pPr>
-        <w:rPr>
-          <w:rFonts w:hint="eastAsia"/>
-        </w:rPr>
-      </w:pPr>
-      <w:r>
-        <w:rPr>
-          <w:rFonts w:hint="eastAsia"/>
-        </w:rPr>
-        <w:t>物抗和冰抗降低：16%</w:t>
-      </w:r>
-    </w:p>
-    <w:p>
-      <w:pPr>
-        <w:rPr>
-          <w:rFonts w:hint="eastAsia"/>
-        </w:rPr>
-      </w:pPr>
-    </w:p>
-    <w:p>
-      <w:pPr>
-        <w:rPr>
-          <w:rFonts w:hint="eastAsia"/>
-          <w:b/>
-          <w:bCs/>
-        </w:rPr>
-      </w:pPr>
-      <w:r>
-        <w:rPr>
-          <w:rFonts w:hint="eastAsia"/>
-          <w:b/>
-          <w:bCs/>
-        </w:rPr>
-        <w:t>爆发</w:t>
-      </w:r>
-      <w:r>
-        <w:rPr>
-          <w:rFonts w:hint="eastAsia"/>
-          <w:b/>
-          <w:bCs/>
-        </w:rPr>
-        <w:t>：</w:t>
-      </w:r>
-      <w:r>
-        <w:rPr>
-          <w:rFonts w:hint="eastAsia"/>
-          <w:b/>
-          <w:bCs/>
-        </w:rPr>
-        <w:t>80能量，冷却5t</w:t>
-      </w:r>
-    </w:p>
-    <w:p>
-      <w:pPr>
-        <w:rPr>
-          <w:rFonts w:hint="eastAsia"/>
-        </w:rPr>
-      </w:pPr>
-      <w:r>
-        <w:rPr>
-          <w:rFonts w:hint="eastAsia"/>
-        </w:rPr>
-        <w:t>对全体敌人造成一段冰元素伤害，并为自身赋予“光</w:t>
-      </w:r>
-      <w:r>
-        <w:rPr>
-          <w:rFonts w:hint="eastAsia"/>
-        </w:rPr>
-        <w:t>降</w:t>
-      </w:r>
-      <w:r>
-        <w:rPr>
-          <w:rFonts w:hint="eastAsia"/>
-        </w:rPr>
-        <w:t>之剑”状态：</w:t>
-      </w:r>
-    </w:p>
-    <w:p>
-      <w:pPr>
-        <w:rPr>
-          <w:rFonts w:hint="eastAsia"/>
-        </w:rPr>
-      </w:pPr>
-      <w:r>
-        <w:tab/>
-      </w:r>
-      <w:r>
-        <w:rPr>
-          <w:rFonts w:hint="eastAsia"/>
-        </w:rPr>
-        <w:t>提升自身100韧性值</w:t>
-      </w:r>
-    </w:p>
-    <w:p>
-      <w:pPr>
-        <w:ind w:left="420"/>
-        <w:rPr>
-          <w:rFonts w:hint="eastAsia"/>
-        </w:rPr>
-      </w:pPr>
-      <w:r>
-        <w:rPr>
-          <w:rFonts w:hint="eastAsia"/>
-        </w:rPr>
-        <w:t>每次普攻，重击，战技或爆发对敌人造成伤害时，为“</w:t>
-      </w:r>
-      <w:r>
-        <w:rPr>
-          <w:rFonts w:hint="eastAsia"/>
-        </w:rPr>
-        <w:t>光降之剑</w:t>
-      </w:r>
-      <w:r>
-        <w:rPr>
-          <w:rFonts w:hint="eastAsia"/>
-        </w:rPr>
-        <w:t>”赋予</w:t>
-      </w:r>
-      <w:r>
-        <w:rPr>
-          <w:rFonts w:hint="eastAsia"/>
-        </w:rPr>
-        <w:t>1</w:t>
-      </w:r>
-      <w:r>
-        <w:rPr>
-          <w:rFonts w:hint="eastAsia"/>
-        </w:rPr>
-        <w:t>层能量</w:t>
-      </w:r>
-      <w:r>
-        <w:rPr>
-          <w:rFonts w:hint="eastAsia"/>
-        </w:rPr>
-        <w:t>，命中多个目标或多hit时加总计算</w:t>
-      </w:r>
-      <w:r>
-        <w:rPr>
-          <w:rFonts w:hint="eastAsia"/>
-        </w:rPr>
-        <w:t>；状态结束时</w:t>
-      </w:r>
-      <w:r>
-        <w:rPr>
-          <w:rFonts w:hint="eastAsia"/>
-        </w:rPr>
-        <w:t>光降之剑</w:t>
-      </w:r>
-      <w:r>
-        <w:rPr>
-          <w:rFonts w:hint="eastAsia"/>
-        </w:rPr>
-        <w:t>产生爆炸，对全体敌方目标造成一段物理伤害，每消耗一层能量造成的伤害增加</w:t>
-      </w:r>
-      <w:r>
-        <w:rPr>
-          <w:rFonts w:hint="eastAsia"/>
-        </w:rPr>
-        <w:t>。能量上限为30层</w:t>
-      </w:r>
-    </w:p>
-    <w:p>
-      <w:pPr>
-        <w:ind w:left="420"/>
-        <w:rPr>
-          <w:rFonts w:hint="eastAsia"/>
-        </w:rPr>
-      </w:pPr>
-      <w:r>
-        <w:rPr>
-          <w:rFonts w:hint="eastAsia"/>
-        </w:rPr>
-        <w:t>持续2t</w:t>
-      </w:r>
-    </w:p>
-    <w:p>
-      <w:pPr>
-        <w:rPr>
-          <w:rFonts w:hint="eastAsia"/>
-        </w:rPr>
-      </w:pPr>
-      <w:r>
-        <w:rPr>
-          <w:rFonts w:hint="eastAsia"/>
-        </w:rPr>
         <w:t>技能伤害：246%攻击力</w:t>
       </w:r>
     </w:p>
@@ -7429,7 +7436,6 @@
           <w:b/>
           <w:bCs/>
         </w:rPr>
-        <w:lastRenderedPageBreak/>
         <w:t>命之座2：</w:t>
       </w:r>
     </w:p>
@@ -7671,6 +7677,7 @@
           <w:b/>
           <w:bCs/>
         </w:rPr>
+        <w:lastRenderedPageBreak/>
         <w:t>重击：</w:t>
       </w:r>
     </w:p>
@@ -7828,7 +7835,6 @@
         </w:rPr>
       </w:pPr>
       <w:r>
-        <w:lastRenderedPageBreak/>
         <w:tab/>
       </w:r>
       <w:r>
@@ -8205,7 +8211,6 @@
         <w:rPr>
           <w:rFonts w:hint="eastAsia"/>
         </w:rPr>
-        <w:lastRenderedPageBreak/>
         <w:t>进入“狂飙突进”状态后，获得一次“四风将起”的可用次数</w:t>
       </w:r>
     </w:p>
@@ -8634,227 +8639,227 @@
         <w:rPr>
           <w:rFonts w:hint="eastAsia"/>
         </w:rPr>
+        <w:t>对全体敌方目标造成一段水元素伤害，并赋予我方全体“西风之眷”状态和水元素护盾“圣眷护盾”，皆持续3t。</w:t>
+      </w:r>
+    </w:p>
+    <w:p>
+      <w:pPr>
+        <w:rPr>
+          <w:rFonts w:hint="eastAsia"/>
+        </w:rPr>
+      </w:pPr>
+      <w:r>
+        <w:rPr>
+          <w:rFonts w:hint="eastAsia"/>
+        </w:rPr>
+        <w:t>“西风之眷”：</w:t>
+      </w:r>
+    </w:p>
+    <w:p>
+      <w:pPr>
+        <w:ind w:left="420"/>
+        <w:rPr>
+          <w:rFonts w:hint="eastAsia"/>
+        </w:rPr>
+      </w:pPr>
+      <w:r>
+        <w:rPr>
+          <w:rFonts w:hint="eastAsia"/>
+        </w:rPr>
+        <w:t>持续期间，角色身上的“圣眷护盾”破碎时，可消耗一层塔利雅的祝颂效果，立刻重新换出“圣眷护盾”（</w:t>
+      </w:r>
+      <w:r>
+        <w:rPr>
+          <w:rFonts w:hint="eastAsia"/>
+        </w:rPr>
+        <w:t>无法</w:t>
+      </w:r>
+      <w:r>
+        <w:rPr>
+          <w:rFonts w:hint="eastAsia"/>
+        </w:rPr>
+        <w:t>抵挡该次hit溢出的伤害），新护盾持续3t。</w:t>
+      </w:r>
+    </w:p>
+    <w:p>
+      <w:pPr>
+        <w:rPr>
+          <w:rFonts w:hint="eastAsia"/>
+        </w:rPr>
+      </w:pPr>
+    </w:p>
+    <w:p>
+      <w:pPr>
+        <w:rPr>
+          <w:rFonts w:hint="eastAsia"/>
+        </w:rPr>
+      </w:pPr>
+      <w:r>
+        <w:rPr>
+          <w:rFonts w:hint="eastAsia"/>
+        </w:rPr>
+        <w:t>塔利雅可以通过以下方式获得祝颂效果：</w:t>
+      </w:r>
+    </w:p>
+    <w:p>
+      <w:pPr>
+        <w:rPr>
+          <w:rFonts w:hint="eastAsia"/>
+        </w:rPr>
+      </w:pPr>
+      <w:r>
+        <w:tab/>
+      </w:r>
+      <w:r>
+        <w:rPr>
+          <w:rFonts w:hint="eastAsia"/>
+        </w:rPr>
+        <w:t>任意处于“西风之眷”下的我方目标累计普攻</w:t>
+      </w:r>
+      <w:r>
+        <w:rPr>
+          <w:rFonts w:hint="eastAsia"/>
+        </w:rPr>
+        <w:t>2</w:t>
+      </w:r>
+      <w:r>
+        <w:rPr>
+          <w:rFonts w:hint="eastAsia"/>
+        </w:rPr>
+        <w:t>次后</w:t>
+      </w:r>
+    </w:p>
+    <w:p>
+      <w:pPr>
+        <w:rPr>
+          <w:rFonts w:hint="eastAsia"/>
+        </w:rPr>
+      </w:pPr>
+      <w:r>
+        <w:tab/>
+      </w:r>
+      <w:r>
+        <w:rPr>
+          <w:rFonts w:hint="eastAsia"/>
+        </w:rPr>
+        <w:t>触发突破天赋1的效果</w:t>
+      </w:r>
+    </w:p>
+    <w:p>
+      <w:pPr>
+        <w:rPr>
+          <w:rFonts w:hint="eastAsia"/>
+        </w:rPr>
+      </w:pPr>
+      <w:r>
+        <w:tab/>
+      </w:r>
+      <w:r>
+        <w:rPr>
+          <w:rFonts w:hint="eastAsia"/>
+        </w:rPr>
+        <w:t>单次“西风之眷”期间最多获得</w:t>
+      </w:r>
+      <w:r>
+        <w:rPr>
+          <w:rFonts w:hint="eastAsia"/>
+        </w:rPr>
+        <w:t>16</w:t>
+      </w:r>
+      <w:r>
+        <w:rPr>
+          <w:rFonts w:hint="eastAsia"/>
+        </w:rPr>
+        <w:t>层</w:t>
+      </w:r>
+    </w:p>
+    <w:p>
+      <w:pPr>
+        <w:rPr>
+          <w:rFonts w:hint="eastAsia"/>
+        </w:rPr>
+      </w:pPr>
+    </w:p>
+    <w:p>
+      <w:pPr>
+        <w:rPr>
+          <w:rFonts w:hint="eastAsia"/>
+        </w:rPr>
+      </w:pPr>
+      <w:r>
+        <w:rPr>
+          <w:rFonts w:hint="eastAsia"/>
+        </w:rPr>
+        <w:t>技能伤害：406.4%攻击力</w:t>
+      </w:r>
+    </w:p>
+    <w:p>
+      <w:pPr>
+        <w:rPr>
+          <w:rFonts w:hint="eastAsia"/>
+        </w:rPr>
+      </w:pPr>
+      <w:r>
+        <w:rPr>
+          <w:rFonts w:hint="eastAsia"/>
+        </w:rPr>
+        <w:t>圣眷护盾吸收量：3.4%生命值上限+324</w:t>
+      </w:r>
+    </w:p>
+    <w:p>
+      <w:pPr>
+        <w:rPr>
+          <w:rFonts w:hint="eastAsia"/>
+          <w:b/>
+          <w:bCs/>
+        </w:rPr>
+      </w:pPr>
+    </w:p>
+    <w:p>
+      <w:pPr>
+        <w:rPr>
+          <w:rFonts w:hint="eastAsia"/>
+          <w:b/>
+          <w:bCs/>
+        </w:rPr>
+      </w:pPr>
+      <w:r>
+        <w:rPr>
+          <w:rFonts w:hint="eastAsia"/>
+          <w:b/>
+          <w:bCs/>
+        </w:rPr>
+        <w:t>突破天赋1：</w:t>
+      </w:r>
+    </w:p>
+    <w:p>
+      <w:pPr>
+        <w:rPr>
+          <w:rFonts w:hint="eastAsia"/>
+        </w:rPr>
+      </w:pPr>
+      <w:r>
+        <w:rPr>
+          <w:rFonts w:hint="eastAsia"/>
+        </w:rPr>
+        <w:t>处于“西风之眷”状态下的我方角色触发冻结反应时，为塔利雅赋予4层“祝颂”，每1t最多触发一次，各角色共享计数。</w:t>
+      </w:r>
+    </w:p>
+    <w:p>
+      <w:pPr>
+        <w:rPr>
+          <w:rFonts w:hint="eastAsia"/>
+          <w:b/>
+          <w:bCs/>
+        </w:rPr>
+      </w:pPr>
+      <w:r>
+        <w:rPr>
+          <w:rFonts w:hint="eastAsia"/>
+          <w:b/>
+          <w:bCs/>
+        </w:rPr>
         <w:lastRenderedPageBreak/>
-        <w:t>对全体敌方目标造成一段水元素伤害，并赋予我方全体“西风之眷”状态和水元素护盾“圣眷护盾”，皆持续3t。</w:t>
-      </w:r>
-    </w:p>
-    <w:p>
-      <w:pPr>
-        <w:rPr>
-          <w:rFonts w:hint="eastAsia"/>
-        </w:rPr>
-      </w:pPr>
-      <w:r>
-        <w:rPr>
-          <w:rFonts w:hint="eastAsia"/>
-        </w:rPr>
-        <w:t>“西风之眷”：</w:t>
-      </w:r>
-    </w:p>
-    <w:p>
-      <w:pPr>
-        <w:ind w:left="420"/>
-        <w:rPr>
-          <w:rFonts w:hint="eastAsia"/>
-        </w:rPr>
-      </w:pPr>
-      <w:r>
-        <w:rPr>
-          <w:rFonts w:hint="eastAsia"/>
-        </w:rPr>
-        <w:t>持续期间，角色身上的“圣眷护盾”破碎时，可消耗一层塔利雅的祝颂效果，立刻重新换出“圣眷护盾”（</w:t>
-      </w:r>
-      <w:r>
-        <w:rPr>
-          <w:rFonts w:hint="eastAsia"/>
-        </w:rPr>
-        <w:t>无法</w:t>
-      </w:r>
-      <w:r>
-        <w:rPr>
-          <w:rFonts w:hint="eastAsia"/>
-        </w:rPr>
-        <w:t>抵挡该次hit溢出的伤害），新护盾持续3t。</w:t>
-      </w:r>
-    </w:p>
-    <w:p>
-      <w:pPr>
-        <w:rPr>
-          <w:rFonts w:hint="eastAsia"/>
-        </w:rPr>
-      </w:pPr>
-    </w:p>
-    <w:p>
-      <w:pPr>
-        <w:rPr>
-          <w:rFonts w:hint="eastAsia"/>
-        </w:rPr>
-      </w:pPr>
-      <w:r>
-        <w:rPr>
-          <w:rFonts w:hint="eastAsia"/>
-        </w:rPr>
-        <w:t>塔利雅可以通过以下方式获得祝颂效果：</w:t>
-      </w:r>
-    </w:p>
-    <w:p>
-      <w:pPr>
-        <w:rPr>
-          <w:rFonts w:hint="eastAsia"/>
-        </w:rPr>
-      </w:pPr>
-      <w:r>
-        <w:tab/>
-      </w:r>
-      <w:r>
-        <w:rPr>
-          <w:rFonts w:hint="eastAsia"/>
-        </w:rPr>
-        <w:t>任意处于“西风之眷”下的我方目标累计普攻</w:t>
-      </w:r>
-      <w:r>
-        <w:rPr>
-          <w:rFonts w:hint="eastAsia"/>
-        </w:rPr>
-        <w:t>2</w:t>
-      </w:r>
-      <w:r>
-        <w:rPr>
-          <w:rFonts w:hint="eastAsia"/>
-        </w:rPr>
-        <w:t>次后</w:t>
-      </w:r>
-    </w:p>
-    <w:p>
-      <w:pPr>
-        <w:rPr>
-          <w:rFonts w:hint="eastAsia"/>
-        </w:rPr>
-      </w:pPr>
-      <w:r>
-        <w:tab/>
-      </w:r>
-      <w:r>
-        <w:rPr>
-          <w:rFonts w:hint="eastAsia"/>
-        </w:rPr>
-        <w:t>触发突破天赋1的效果</w:t>
-      </w:r>
-    </w:p>
-    <w:p>
-      <w:pPr>
-        <w:rPr>
-          <w:rFonts w:hint="eastAsia"/>
-        </w:rPr>
-      </w:pPr>
-      <w:r>
-        <w:tab/>
-      </w:r>
-      <w:r>
-        <w:rPr>
-          <w:rFonts w:hint="eastAsia"/>
-        </w:rPr>
-        <w:t>单次“西风之眷”期间最多获得</w:t>
-      </w:r>
-      <w:r>
-        <w:rPr>
-          <w:rFonts w:hint="eastAsia"/>
-        </w:rPr>
-        <w:t>16</w:t>
-      </w:r>
-      <w:r>
-        <w:rPr>
-          <w:rFonts w:hint="eastAsia"/>
-        </w:rPr>
-        <w:t>层</w:t>
-      </w:r>
-    </w:p>
-    <w:p>
-      <w:pPr>
-        <w:rPr>
-          <w:rFonts w:hint="eastAsia"/>
-        </w:rPr>
-      </w:pPr>
-    </w:p>
-    <w:p>
-      <w:pPr>
-        <w:rPr>
-          <w:rFonts w:hint="eastAsia"/>
-        </w:rPr>
-      </w:pPr>
-      <w:r>
-        <w:rPr>
-          <w:rFonts w:hint="eastAsia"/>
-        </w:rPr>
-        <w:t>技能伤害：406.4%攻击力</w:t>
-      </w:r>
-    </w:p>
-    <w:p>
-      <w:pPr>
-        <w:rPr>
-          <w:rFonts w:hint="eastAsia"/>
-        </w:rPr>
-      </w:pPr>
-      <w:r>
-        <w:rPr>
-          <w:rFonts w:hint="eastAsia"/>
-        </w:rPr>
-        <w:t>圣眷护盾吸收量：3.4%生命值上限+324</w:t>
-      </w:r>
-    </w:p>
-    <w:p>
-      <w:pPr>
-        <w:rPr>
-          <w:rFonts w:hint="eastAsia"/>
-          <w:b/>
-          <w:bCs/>
-        </w:rPr>
-      </w:pPr>
-    </w:p>
-    <w:p>
-      <w:pPr>
-        <w:rPr>
-          <w:rFonts w:hint="eastAsia"/>
-          <w:b/>
-          <w:bCs/>
-        </w:rPr>
-      </w:pPr>
-      <w:r>
-        <w:rPr>
-          <w:rFonts w:hint="eastAsia"/>
-          <w:b/>
-          <w:bCs/>
-        </w:rPr>
-        <w:t>突破天赋1：</w:t>
-      </w:r>
-    </w:p>
-    <w:p>
-      <w:pPr>
-        <w:rPr>
-          <w:rFonts w:hint="eastAsia"/>
-        </w:rPr>
-      </w:pPr>
-      <w:r>
-        <w:rPr>
-          <w:rFonts w:hint="eastAsia"/>
-        </w:rPr>
-        <w:t>处于“西风之眷”状态下的我方角色触发冻结反应时，为塔利雅赋予4层“祝颂”，每1t最多触发一次，各角色共享计数。</w:t>
-      </w:r>
-    </w:p>
-    <w:p>
-      <w:pPr>
-        <w:rPr>
-          <w:rFonts w:hint="eastAsia"/>
-          <w:b/>
-          <w:bCs/>
-        </w:rPr>
-      </w:pPr>
-      <w:r>
-        <w:rPr>
-          <w:rFonts w:hint="eastAsia"/>
-          <w:b/>
-          <w:bCs/>
-        </w:rPr>
         <w:t>突破天赋2：</w:t>
       </w:r>
     </w:p>
@@ -9005,7 +9010,6 @@
           <w:b/>
           <w:bCs/>
         </w:rPr>
-        <w:lastRenderedPageBreak/>
         <w:t>命之座5：</w:t>
       </w:r>
     </w:p>
@@ -9250,6 +9254,7 @@
         <w:rPr>
           <w:rFonts w:hint="eastAsia"/>
         </w:rPr>
+        <w:lastRenderedPageBreak/>
         <w:t>“奥兹”将在我方回合以及敌方回合结束时，以该位置及相邻位置为选取范围，造成两次雷元素伤害，每次以随机一名敌方单体为目标；持续3t</w:t>
       </w:r>
     </w:p>
@@ -9388,208 +9393,208 @@
           <w:b/>
           <w:bCs/>
         </w:rPr>
+        <w:t>突破天赋1：</w:t>
+      </w:r>
+    </w:p>
+    <w:p>
+      <w:pPr>
+        <w:rPr>
+          <w:rFonts w:hint="eastAsia"/>
+        </w:rPr>
+      </w:pPr>
+      <w:r>
+        <w:rPr>
+          <w:rFonts w:hint="eastAsia"/>
+        </w:rPr>
+        <w:t>菲谢尔的重击命中持有奥兹状态的位置时，奥兹会对该位置及相邻位置造成一段雷元素伤害，相当于本次重击伤害的152.7%</w:t>
+      </w:r>
+    </w:p>
+    <w:p>
+      <w:pPr>
+        <w:rPr>
+          <w:rFonts w:hint="eastAsia"/>
+          <w:b/>
+          <w:bCs/>
+        </w:rPr>
+      </w:pPr>
+      <w:r>
+        <w:rPr>
+          <w:rFonts w:hint="eastAsia"/>
+          <w:b/>
+          <w:bCs/>
+        </w:rPr>
+        <w:t>突破天赋2：</w:t>
+      </w:r>
+    </w:p>
+    <w:p>
+      <w:pPr>
+        <w:rPr>
+          <w:rFonts w:hint="eastAsia"/>
+        </w:rPr>
+      </w:pPr>
+      <w:r>
+        <w:rPr>
+          <w:rFonts w:hint="eastAsia"/>
+        </w:rPr>
+        <w:t>奥兹在场时，敌方被触发任意雷元素相关反应时，奥兹会在本次目标中随机选取一名，造成一段菲谢尔80%攻击力的雷元素伤害</w:t>
+      </w:r>
+    </w:p>
+    <w:p>
+      <w:pPr>
+        <w:rPr>
+          <w:rFonts w:hint="eastAsia"/>
+          <w:b/>
+          <w:bCs/>
+        </w:rPr>
+      </w:pPr>
+      <w:r>
+        <w:rPr>
+          <w:rFonts w:hint="eastAsia"/>
+          <w:b/>
+          <w:bCs/>
+        </w:rPr>
+        <w:t>魔导天赋</w:t>
+      </w:r>
+      <w:r>
+        <w:rPr>
+          <w:rFonts w:hint="eastAsia"/>
+          <w:b/>
+          <w:bCs/>
+        </w:rPr>
+        <w:t>：</w:t>
+      </w:r>
+    </w:p>
+    <w:p>
+      <w:pPr>
+        <w:rPr>
+          <w:rFonts w:hint="eastAsia"/>
+        </w:rPr>
+      </w:pPr>
+      <w:r>
+        <w:rPr>
+          <w:rFonts w:hint="eastAsia"/>
+        </w:rPr>
+        <w:t>奥兹在场时，我方触发超载反应后，我方全体攻击力提升22.5%，持续3t；我方触发感电或月感电反应后，我方全体元素精通提升90点，持续3t</w:t>
+      </w:r>
+    </w:p>
+    <w:p>
+      <w:pPr>
+        <w:rPr>
+          <w:rFonts w:hint="eastAsia"/>
+          <w:b/>
+          <w:bCs/>
+        </w:rPr>
+      </w:pPr>
+      <w:r>
+        <w:rPr>
+          <w:rFonts w:hint="eastAsia"/>
+          <w:b/>
+          <w:bCs/>
+        </w:rPr>
+        <w:t>命之座1：</w:t>
+      </w:r>
+    </w:p>
+    <w:p>
+      <w:pPr>
+        <w:rPr>
+          <w:rFonts w:hint="eastAsia"/>
+        </w:rPr>
+      </w:pPr>
+      <w:r>
+        <w:rPr>
+          <w:rFonts w:hint="eastAsia"/>
+        </w:rPr>
+        <w:t>菲谢尔每次普攻后，额外对该目标造成一段22%攻击力的雷元素伤害</w:t>
+      </w:r>
+    </w:p>
+    <w:p>
+      <w:pPr>
+        <w:rPr>
+          <w:rFonts w:hint="eastAsia"/>
+          <w:b/>
+          <w:bCs/>
+        </w:rPr>
+      </w:pPr>
+      <w:r>
+        <w:rPr>
+          <w:rFonts w:hint="eastAsia"/>
+          <w:b/>
+          <w:bCs/>
+        </w:rPr>
+        <w:t>命之座2：</w:t>
+      </w:r>
+    </w:p>
+    <w:p>
+      <w:pPr>
+        <w:rPr>
+          <w:rFonts w:hint="eastAsia"/>
+        </w:rPr>
+      </w:pPr>
+      <w:r>
+        <w:rPr>
+          <w:rFonts w:hint="eastAsia"/>
+        </w:rPr>
+        <w:t>战技的技能伤害提升200%攻击力的基础伤害；</w:t>
+      </w:r>
+    </w:p>
+    <w:p>
+      <w:pPr>
+        <w:rPr>
+          <w:rFonts w:hint="eastAsia"/>
+        </w:rPr>
+      </w:pPr>
+      <w:r>
+        <w:rPr>
+          <w:rFonts w:hint="eastAsia"/>
+        </w:rPr>
+        <w:t>奥兹的可选取范围扩大为敌方全体</w:t>
+      </w:r>
+    </w:p>
+    <w:p>
+      <w:pPr>
+        <w:rPr>
+          <w:rFonts w:hint="eastAsia"/>
+          <w:b/>
+          <w:bCs/>
+        </w:rPr>
+      </w:pPr>
+      <w:r>
+        <w:rPr>
+          <w:rFonts w:hint="eastAsia"/>
+          <w:b/>
+          <w:bCs/>
+        </w:rPr>
+        <w:t>命之座3：</w:t>
+      </w:r>
+    </w:p>
+    <w:p>
+      <w:pPr>
+        <w:rPr>
+          <w:rFonts w:hint="eastAsia"/>
+        </w:rPr>
+      </w:pPr>
+      <w:r>
+        <w:rPr>
+          <w:rFonts w:hint="eastAsia"/>
+        </w:rPr>
+        <w:t>元素战技等级提高3级</w:t>
+      </w:r>
+    </w:p>
+    <w:p>
+      <w:pPr>
+        <w:rPr>
+          <w:rFonts w:hint="eastAsia"/>
+          <w:b/>
+          <w:bCs/>
+        </w:rPr>
+      </w:pPr>
+      <w:r>
+        <w:rPr>
+          <w:rFonts w:hint="eastAsia"/>
+          <w:b/>
+          <w:bCs/>
+        </w:rPr>
         <w:lastRenderedPageBreak/>
-        <w:t>突破天赋1：</w:t>
-      </w:r>
-    </w:p>
-    <w:p>
-      <w:pPr>
-        <w:rPr>
-          <w:rFonts w:hint="eastAsia"/>
-        </w:rPr>
-      </w:pPr>
-      <w:r>
-        <w:rPr>
-          <w:rFonts w:hint="eastAsia"/>
-        </w:rPr>
-        <w:t>菲谢尔的重击命中持有奥兹状态的位置时，奥兹会对该位置及相邻位置造成一段雷元素伤害，相当于本次重击伤害的152.7%</w:t>
-      </w:r>
-    </w:p>
-    <w:p>
-      <w:pPr>
-        <w:rPr>
-          <w:rFonts w:hint="eastAsia"/>
-          <w:b/>
-          <w:bCs/>
-        </w:rPr>
-      </w:pPr>
-      <w:r>
-        <w:rPr>
-          <w:rFonts w:hint="eastAsia"/>
-          <w:b/>
-          <w:bCs/>
-        </w:rPr>
-        <w:t>突破天赋2：</w:t>
-      </w:r>
-    </w:p>
-    <w:p>
-      <w:pPr>
-        <w:rPr>
-          <w:rFonts w:hint="eastAsia"/>
-        </w:rPr>
-      </w:pPr>
-      <w:r>
-        <w:rPr>
-          <w:rFonts w:hint="eastAsia"/>
-        </w:rPr>
-        <w:t>奥兹在场时，敌方被触发任意雷元素相关反应时，奥兹会在本次目标中随机选取一名，造成一段菲谢尔80%攻击力的雷元素伤害</w:t>
-      </w:r>
-    </w:p>
-    <w:p>
-      <w:pPr>
-        <w:rPr>
-          <w:rFonts w:hint="eastAsia"/>
-          <w:b/>
-          <w:bCs/>
-        </w:rPr>
-      </w:pPr>
-      <w:r>
-        <w:rPr>
-          <w:rFonts w:hint="eastAsia"/>
-          <w:b/>
-          <w:bCs/>
-        </w:rPr>
-        <w:t>魔导天赋</w:t>
-      </w:r>
-      <w:r>
-        <w:rPr>
-          <w:rFonts w:hint="eastAsia"/>
-          <w:b/>
-          <w:bCs/>
-        </w:rPr>
-        <w:t>：</w:t>
-      </w:r>
-    </w:p>
-    <w:p>
-      <w:pPr>
-        <w:rPr>
-          <w:rFonts w:hint="eastAsia"/>
-        </w:rPr>
-      </w:pPr>
-      <w:r>
-        <w:rPr>
-          <w:rFonts w:hint="eastAsia"/>
-        </w:rPr>
-        <w:t>奥兹在场时，我方触发超载反应后，我方全体攻击力提升22.5%，持续3t；我方触发感电或月感电反应后，我方全体元素精通提升90点，持续3t</w:t>
-      </w:r>
-    </w:p>
-    <w:p>
-      <w:pPr>
-        <w:rPr>
-          <w:rFonts w:hint="eastAsia"/>
-          <w:b/>
-          <w:bCs/>
-        </w:rPr>
-      </w:pPr>
-      <w:r>
-        <w:rPr>
-          <w:rFonts w:hint="eastAsia"/>
-          <w:b/>
-          <w:bCs/>
-        </w:rPr>
-        <w:t>命之座1：</w:t>
-      </w:r>
-    </w:p>
-    <w:p>
-      <w:pPr>
-        <w:rPr>
-          <w:rFonts w:hint="eastAsia"/>
-        </w:rPr>
-      </w:pPr>
-      <w:r>
-        <w:rPr>
-          <w:rFonts w:hint="eastAsia"/>
-        </w:rPr>
-        <w:t>菲谢尔每次普攻后，额外对该目标造成一段22%攻击力的雷元素伤害</w:t>
-      </w:r>
-    </w:p>
-    <w:p>
-      <w:pPr>
-        <w:rPr>
-          <w:rFonts w:hint="eastAsia"/>
-          <w:b/>
-          <w:bCs/>
-        </w:rPr>
-      </w:pPr>
-      <w:r>
-        <w:rPr>
-          <w:rFonts w:hint="eastAsia"/>
-          <w:b/>
-          <w:bCs/>
-        </w:rPr>
-        <w:t>命之座2：</w:t>
-      </w:r>
-    </w:p>
-    <w:p>
-      <w:pPr>
-        <w:rPr>
-          <w:rFonts w:hint="eastAsia"/>
-        </w:rPr>
-      </w:pPr>
-      <w:r>
-        <w:rPr>
-          <w:rFonts w:hint="eastAsia"/>
-        </w:rPr>
-        <w:t>战技的技能伤害提升200%攻击力的基础伤害；</w:t>
-      </w:r>
-    </w:p>
-    <w:p>
-      <w:pPr>
-        <w:rPr>
-          <w:rFonts w:hint="eastAsia"/>
-        </w:rPr>
-      </w:pPr>
-      <w:r>
-        <w:rPr>
-          <w:rFonts w:hint="eastAsia"/>
-        </w:rPr>
-        <w:t>奥兹的可选取范围扩大为敌方全体</w:t>
-      </w:r>
-    </w:p>
-    <w:p>
-      <w:pPr>
-        <w:rPr>
-          <w:rFonts w:hint="eastAsia"/>
-          <w:b/>
-          <w:bCs/>
-        </w:rPr>
-      </w:pPr>
-      <w:r>
-        <w:rPr>
-          <w:rFonts w:hint="eastAsia"/>
-          <w:b/>
-          <w:bCs/>
-        </w:rPr>
-        <w:t>命之座3：</w:t>
-      </w:r>
-    </w:p>
-    <w:p>
-      <w:pPr>
-        <w:rPr>
-          <w:rFonts w:hint="eastAsia"/>
-        </w:rPr>
-      </w:pPr>
-      <w:r>
-        <w:rPr>
-          <w:rFonts w:hint="eastAsia"/>
-        </w:rPr>
-        <w:t>元素战技等级提高3级</w:t>
-      </w:r>
-    </w:p>
-    <w:p>
-      <w:pPr>
-        <w:rPr>
-          <w:rFonts w:hint="eastAsia"/>
-          <w:b/>
-          <w:bCs/>
-        </w:rPr>
-      </w:pPr>
-      <w:r>
-        <w:rPr>
-          <w:rFonts w:hint="eastAsia"/>
-          <w:b/>
-          <w:bCs/>
-        </w:rPr>
         <w:t>命之座4：</w:t>
       </w:r>
     </w:p>
@@ -9746,7 +9751,6 @@
           <w:b/>
           <w:bCs/>
         </w:rPr>
-        <w:lastRenderedPageBreak/>
         <w:t>普攻：</w:t>
       </w:r>
     </w:p>
@@ -9963,7 +9967,14 @@
         <w:rPr>
           <w:rFonts w:hint="eastAsia"/>
         </w:rPr>
-        <w:t>对敌方全体造成一段雷元素伤害，并为自身赋予“雷狼”状态；随后清空所有雷之印并回能</w:t>
+        <w:t>对敌方全体造成一段雷元素伤害，并为自身赋予“雷狼”状态；随后清空所有雷之印并回</w:t>
+      </w:r>
+      <w:r>
+        <w:rPr>
+          <w:rFonts w:hint="eastAsia"/>
+        </w:rPr>
+        <w:lastRenderedPageBreak/>
+        <w:t>能</w:t>
       </w:r>
     </w:p>
     <w:p>
@@ -10146,219 +10157,219 @@
           <w:b/>
           <w:bCs/>
         </w:rPr>
+        <w:t>魔导</w:t>
+      </w:r>
+      <w:r>
+        <w:rPr>
+          <w:rFonts w:hint="eastAsia"/>
+          <w:b/>
+          <w:bCs/>
+        </w:rPr>
+        <w:t>天赋：</w:t>
+      </w:r>
+    </w:p>
+    <w:p>
+      <w:pPr>
+        <w:rPr>
+          <w:rFonts w:hint="eastAsia"/>
+        </w:rPr>
+      </w:pPr>
+      <w:r>
+        <w:rPr>
+          <w:rFonts w:hint="eastAsia"/>
+        </w:rPr>
+        <w:t>雷狼的协同攻击基础伤害提升雷泽攻击力的70%</w:t>
+      </w:r>
+    </w:p>
+    <w:p>
+      <w:pPr>
+        <w:rPr>
+          <w:rFonts w:hint="eastAsia"/>
+        </w:rPr>
+      </w:pPr>
+      <w:r>
+        <w:rPr>
+          <w:rFonts w:hint="eastAsia"/>
+        </w:rPr>
+        <w:t>雷狼存在期间，若施放战技时雷之印层数溢出，则对本次命中的敌人额外造成一段雷泽攻击力150%的雷元素伤害，并为雷泽恢复7点能量。</w:t>
+      </w:r>
+    </w:p>
+    <w:p>
+      <w:pPr>
+        <w:rPr>
+          <w:rFonts w:hint="eastAsia"/>
+          <w:b/>
+          <w:bCs/>
+        </w:rPr>
+      </w:pPr>
+      <w:r>
+        <w:rPr>
+          <w:rFonts w:hint="eastAsia"/>
+          <w:b/>
+          <w:bCs/>
+        </w:rPr>
+        <w:t>命之座1：</w:t>
+      </w:r>
+    </w:p>
+    <w:p>
+      <w:pPr>
+        <w:rPr>
+          <w:rFonts w:hint="eastAsia"/>
+        </w:rPr>
+      </w:pPr>
+      <w:r>
+        <w:rPr>
+          <w:rFonts w:hint="eastAsia"/>
+        </w:rPr>
+        <w:t>雷泽通过元素微粒的方式获得能量后，造成的伤害提高10%，持续2t</w:t>
+      </w:r>
+    </w:p>
+    <w:p>
+      <w:pPr>
+        <w:rPr>
+          <w:rFonts w:hint="eastAsia"/>
+          <w:b/>
+          <w:bCs/>
+        </w:rPr>
+      </w:pPr>
+      <w:r>
+        <w:rPr>
+          <w:rFonts w:hint="eastAsia"/>
+          <w:b/>
+          <w:bCs/>
+        </w:rPr>
+        <w:t>命之座2：</w:t>
+      </w:r>
+    </w:p>
+    <w:p>
+      <w:pPr>
+        <w:rPr>
+          <w:rFonts w:hint="eastAsia"/>
+        </w:rPr>
+      </w:pPr>
+      <w:r>
+        <w:rPr>
+          <w:rFonts w:hint="eastAsia"/>
+        </w:rPr>
+        <w:t>雷泽攻击生命值低于30%的敌人时，暴击率提高10%</w:t>
+      </w:r>
+    </w:p>
+    <w:p>
+      <w:pPr>
+        <w:rPr>
+          <w:rFonts w:hint="eastAsia"/>
+          <w:b/>
+          <w:bCs/>
+        </w:rPr>
+      </w:pPr>
+      <w:r>
+        <w:rPr>
+          <w:rFonts w:hint="eastAsia"/>
+          <w:b/>
+          <w:bCs/>
+        </w:rPr>
+        <w:t>命之座3：</w:t>
+      </w:r>
+    </w:p>
+    <w:p>
+      <w:pPr>
+        <w:rPr>
+          <w:rFonts w:hint="eastAsia"/>
+        </w:rPr>
+      </w:pPr>
+      <w:r>
+        <w:rPr>
+          <w:rFonts w:hint="eastAsia"/>
+        </w:rPr>
+        <w:t>元素爆发等级提高3级</w:t>
+      </w:r>
+    </w:p>
+    <w:p>
+      <w:pPr>
+        <w:rPr>
+          <w:rFonts w:hint="eastAsia"/>
+          <w:b/>
+          <w:bCs/>
+        </w:rPr>
+      </w:pPr>
+      <w:r>
+        <w:rPr>
+          <w:rFonts w:hint="eastAsia"/>
+          <w:b/>
+          <w:bCs/>
+        </w:rPr>
+        <w:t>命之座4：</w:t>
+      </w:r>
+    </w:p>
+    <w:p>
+      <w:pPr>
+        <w:rPr>
+          <w:rFonts w:hint="eastAsia"/>
+        </w:rPr>
+      </w:pPr>
+      <w:r>
+        <w:rPr>
+          <w:rFonts w:hint="eastAsia"/>
+        </w:rPr>
+        <w:t>一段战技命中敌方时，令其防御力降低15%，持续2t</w:t>
+      </w:r>
+    </w:p>
+    <w:p>
+      <w:pPr>
+        <w:rPr>
+          <w:rFonts w:hint="eastAsia"/>
+          <w:b/>
+          <w:bCs/>
+        </w:rPr>
+      </w:pPr>
+      <w:r>
+        <w:rPr>
+          <w:rFonts w:hint="eastAsia"/>
+          <w:b/>
+          <w:bCs/>
+        </w:rPr>
+        <w:t>命之座5：</w:t>
+      </w:r>
+    </w:p>
+    <w:p>
+      <w:pPr>
+        <w:rPr>
+          <w:rFonts w:hint="eastAsia"/>
+        </w:rPr>
+      </w:pPr>
+      <w:r>
+        <w:rPr>
+          <w:rFonts w:hint="eastAsia"/>
+        </w:rPr>
+        <w:t>元素战技等级提高3级</w:t>
+      </w:r>
+    </w:p>
+    <w:p>
+      <w:pPr>
+        <w:rPr>
+          <w:rFonts w:hint="eastAsia"/>
+        </w:rPr>
+      </w:pPr>
+      <w:r>
+        <w:rPr>
+          <w:rFonts w:hint="eastAsia"/>
+          <w:b/>
+          <w:bCs/>
+        </w:rPr>
+        <w:t>命之座6：</w:t>
+      </w:r>
+    </w:p>
+    <w:p>
+      <w:pPr>
+        <w:rPr>
+          <w:rFonts w:hint="eastAsia"/>
+        </w:rPr>
+      </w:pPr>
+      <w:r>
+        <w:rPr>
+          <w:rFonts w:hint="eastAsia"/>
+        </w:rPr>
         <w:lastRenderedPageBreak/>
-        <w:t>魔导</w:t>
-      </w:r>
-      <w:r>
-        <w:rPr>
-          <w:rFonts w:hint="eastAsia"/>
-          <w:b/>
-          <w:bCs/>
-        </w:rPr>
-        <w:t>天赋：</w:t>
-      </w:r>
-    </w:p>
-    <w:p>
-      <w:pPr>
-        <w:rPr>
-          <w:rFonts w:hint="eastAsia"/>
-        </w:rPr>
-      </w:pPr>
-      <w:r>
-        <w:rPr>
-          <w:rFonts w:hint="eastAsia"/>
-        </w:rPr>
-        <w:t>雷狼的协同攻击基础伤害提升雷泽攻击力的70%</w:t>
-      </w:r>
-    </w:p>
-    <w:p>
-      <w:pPr>
-        <w:rPr>
-          <w:rFonts w:hint="eastAsia"/>
-        </w:rPr>
-      </w:pPr>
-      <w:r>
-        <w:rPr>
-          <w:rFonts w:hint="eastAsia"/>
-        </w:rPr>
-        <w:t>雷狼存在期间，若施放战技时雷之印层数溢出，则对本次命中的敌人额外造成一段雷泽攻击力150%的雷元素伤害，并为雷泽恢复7点能量。</w:t>
-      </w:r>
-    </w:p>
-    <w:p>
-      <w:pPr>
-        <w:rPr>
-          <w:rFonts w:hint="eastAsia"/>
-          <w:b/>
-          <w:bCs/>
-        </w:rPr>
-      </w:pPr>
-      <w:r>
-        <w:rPr>
-          <w:rFonts w:hint="eastAsia"/>
-          <w:b/>
-          <w:bCs/>
-        </w:rPr>
-        <w:t>命之座1：</w:t>
-      </w:r>
-    </w:p>
-    <w:p>
-      <w:pPr>
-        <w:rPr>
-          <w:rFonts w:hint="eastAsia"/>
-        </w:rPr>
-      </w:pPr>
-      <w:r>
-        <w:rPr>
-          <w:rFonts w:hint="eastAsia"/>
-        </w:rPr>
-        <w:t>雷泽通过元素微粒的方式获得能量后，造成的伤害提高10%，持续2t</w:t>
-      </w:r>
-    </w:p>
-    <w:p>
-      <w:pPr>
-        <w:rPr>
-          <w:rFonts w:hint="eastAsia"/>
-          <w:b/>
-          <w:bCs/>
-        </w:rPr>
-      </w:pPr>
-      <w:r>
-        <w:rPr>
-          <w:rFonts w:hint="eastAsia"/>
-          <w:b/>
-          <w:bCs/>
-        </w:rPr>
-        <w:t>命之座2：</w:t>
-      </w:r>
-    </w:p>
-    <w:p>
-      <w:pPr>
-        <w:rPr>
-          <w:rFonts w:hint="eastAsia"/>
-        </w:rPr>
-      </w:pPr>
-      <w:r>
-        <w:rPr>
-          <w:rFonts w:hint="eastAsia"/>
-        </w:rPr>
-        <w:t>雷泽攻击生命值低于30%的敌人时，暴击率提高10%</w:t>
-      </w:r>
-    </w:p>
-    <w:p>
-      <w:pPr>
-        <w:rPr>
-          <w:rFonts w:hint="eastAsia"/>
-          <w:b/>
-          <w:bCs/>
-        </w:rPr>
-      </w:pPr>
-      <w:r>
-        <w:rPr>
-          <w:rFonts w:hint="eastAsia"/>
-          <w:b/>
-          <w:bCs/>
-        </w:rPr>
-        <w:t>命之座3：</w:t>
-      </w:r>
-    </w:p>
-    <w:p>
-      <w:pPr>
-        <w:rPr>
-          <w:rFonts w:hint="eastAsia"/>
-        </w:rPr>
-      </w:pPr>
-      <w:r>
-        <w:rPr>
-          <w:rFonts w:hint="eastAsia"/>
-        </w:rPr>
-        <w:t>元素爆发等级提高3级</w:t>
-      </w:r>
-    </w:p>
-    <w:p>
-      <w:pPr>
-        <w:rPr>
-          <w:rFonts w:hint="eastAsia"/>
-          <w:b/>
-          <w:bCs/>
-        </w:rPr>
-      </w:pPr>
-      <w:r>
-        <w:rPr>
-          <w:rFonts w:hint="eastAsia"/>
-          <w:b/>
-          <w:bCs/>
-        </w:rPr>
-        <w:t>命之座4：</w:t>
-      </w:r>
-    </w:p>
-    <w:p>
-      <w:pPr>
-        <w:rPr>
-          <w:rFonts w:hint="eastAsia"/>
-        </w:rPr>
-      </w:pPr>
-      <w:r>
-        <w:rPr>
-          <w:rFonts w:hint="eastAsia"/>
-        </w:rPr>
-        <w:t>一段战技命中敌方时，令其防御力降低15%，持续2t</w:t>
-      </w:r>
-    </w:p>
-    <w:p>
-      <w:pPr>
-        <w:rPr>
-          <w:rFonts w:hint="eastAsia"/>
-          <w:b/>
-          <w:bCs/>
-        </w:rPr>
-      </w:pPr>
-      <w:r>
-        <w:rPr>
-          <w:rFonts w:hint="eastAsia"/>
-          <w:b/>
-          <w:bCs/>
-        </w:rPr>
-        <w:t>命之座5：</w:t>
-      </w:r>
-    </w:p>
-    <w:p>
-      <w:pPr>
-        <w:rPr>
-          <w:rFonts w:hint="eastAsia"/>
-        </w:rPr>
-      </w:pPr>
-      <w:r>
-        <w:rPr>
-          <w:rFonts w:hint="eastAsia"/>
-        </w:rPr>
-        <w:t>元素战技等级提高3级</w:t>
-      </w:r>
-    </w:p>
-    <w:p>
-      <w:pPr>
-        <w:rPr>
-          <w:rFonts w:hint="eastAsia"/>
-        </w:rPr>
-      </w:pPr>
-      <w:r>
-        <w:rPr>
-          <w:rFonts w:hint="eastAsia"/>
-          <w:b/>
-          <w:bCs/>
-        </w:rPr>
-        <w:t>命之座6：</w:t>
-      </w:r>
-    </w:p>
-    <w:p>
-      <w:pPr>
-        <w:rPr>
-          <w:rFonts w:hint="eastAsia"/>
-        </w:rPr>
-      </w:pPr>
-      <w:r>
-        <w:rPr>
-          <w:rFonts w:hint="eastAsia"/>
-        </w:rPr>
         <w:t>雷泽普攻命中后，额外造成一段100%攻击力的雷元素伤害，每2t最多触发一次</w:t>
       </w:r>
     </w:p>
@@ -10544,227 +10555,227 @@
         <w:rPr>
           <w:rFonts w:hint="eastAsia"/>
         </w:rPr>
+        <w:t>消耗20ap，对三名相邻的敌方目标造成一段风元素伤害</w:t>
+      </w:r>
+    </w:p>
+    <w:p>
+      <w:pPr>
+        <w:rPr>
+          <w:rFonts w:hint="eastAsia"/>
+        </w:rPr>
+      </w:pPr>
+      <w:r>
+        <w:rPr>
+          <w:rFonts w:hint="eastAsia"/>
+        </w:rPr>
+        <w:t>若本次伤害触发元素扩散，则战技不进入冷却，并</w:t>
+      </w:r>
+      <w:r>
+        <w:rPr>
+          <w:rFonts w:hint="eastAsia"/>
+        </w:rPr>
+        <w:t>在接下来2t内</w:t>
+      </w:r>
+      <w:r>
+        <w:rPr>
+          <w:rFonts w:hint="eastAsia"/>
+        </w:rPr>
+        <w:t>变为强化战技“裁魔之惩”</w:t>
+      </w:r>
+      <w:r>
+        <w:rPr>
+          <w:rFonts w:hint="eastAsia"/>
+        </w:rPr>
+        <w:t>：消耗20ap，对三名相邻的敌方目标造成一段对应元素的伤害（转化优先级为火水雷冰）。强化战技状态结束或施放强化战技后，战技进入冷却。</w:t>
+      </w:r>
+    </w:p>
+    <w:p>
+      <w:pPr>
+        <w:rPr>
+          <w:rFonts w:hint="eastAsia"/>
+        </w:rPr>
+      </w:pPr>
+      <w:r>
+        <w:rPr>
+          <w:rFonts w:hint="eastAsia"/>
+        </w:rPr>
+        <w:t>常规战技命中后提供10点能量</w:t>
+      </w:r>
+    </w:p>
+    <w:p>
+      <w:pPr>
+        <w:rPr>
+          <w:rFonts w:hint="eastAsia"/>
+        </w:rPr>
+      </w:pPr>
+      <w:r>
+        <w:rPr>
+          <w:rFonts w:hint="eastAsia"/>
+        </w:rPr>
+        <w:t>战技伤害：167.4%攻击力</w:t>
+      </w:r>
+    </w:p>
+    <w:p>
+      <w:pPr>
+        <w:rPr>
+          <w:rFonts w:hint="eastAsia"/>
+        </w:rPr>
+      </w:pPr>
+      <w:r>
+        <w:rPr>
+          <w:rFonts w:hint="eastAsia"/>
+        </w:rPr>
+        <w:t>“裁魔之惩”伤害：204.6%攻击力</w:t>
+      </w:r>
+    </w:p>
+    <w:p>
+      <w:pPr>
+        <w:rPr>
+          <w:rFonts w:hint="eastAsia"/>
+        </w:rPr>
+      </w:pPr>
+    </w:p>
+    <w:p>
+      <w:pPr>
+        <w:rPr>
+          <w:rFonts w:hint="eastAsia"/>
+          <w:b/>
+          <w:bCs/>
+        </w:rPr>
+      </w:pPr>
+      <w:r>
+        <w:rPr>
+          <w:rFonts w:hint="eastAsia"/>
+          <w:b/>
+          <w:bCs/>
+        </w:rPr>
+        <w:t>爆发</w:t>
+      </w:r>
+      <w:r>
+        <w:rPr>
+          <w:rFonts w:hint="eastAsia"/>
+          <w:b/>
+          <w:bCs/>
+        </w:rPr>
+        <w:t>：</w:t>
+      </w:r>
+      <w:r>
+        <w:rPr>
+          <w:rFonts w:hint="eastAsia"/>
+          <w:b/>
+          <w:bCs/>
+        </w:rPr>
+        <w:t>70能量，冷却5t</w:t>
+      </w:r>
+    </w:p>
+    <w:p>
+      <w:pPr>
+        <w:rPr>
+          <w:rFonts w:hint="eastAsia"/>
+        </w:rPr>
+      </w:pPr>
+      <w:r>
+        <w:rPr>
+          <w:rFonts w:hint="eastAsia"/>
+        </w:rPr>
+        <w:t>对敌方全体造成一段风元素伤害，并为敌方场地赋予“诱巫饵铃”状态：</w:t>
+      </w:r>
+    </w:p>
+    <w:p>
+      <w:pPr>
+        <w:ind w:left="420"/>
+        <w:rPr>
+          <w:rFonts w:hint="eastAsia"/>
+        </w:rPr>
+      </w:pPr>
+      <w:r>
+        <w:rPr>
+          <w:rFonts w:hint="eastAsia"/>
+        </w:rPr>
+        <w:t>我方进行</w:t>
+      </w:r>
+      <w:r>
+        <w:rPr>
+          <w:rFonts w:hint="eastAsia"/>
+        </w:rPr>
+        <w:t>攻击</w:t>
+      </w:r>
+      <w:r>
+        <w:rPr>
+          <w:rFonts w:hint="eastAsia"/>
+        </w:rPr>
+        <w:t>行为</w:t>
+      </w:r>
+      <w:r>
+        <w:rPr>
+          <w:rFonts w:hint="eastAsia"/>
+        </w:rPr>
+        <w:t>后，</w:t>
+      </w:r>
+      <w:r>
+        <w:rPr>
+          <w:rFonts w:hint="eastAsia"/>
+        </w:rPr>
+        <w:t>对被命中目标中随机一名及其相邻目标造成一段风元素伤害，视为元素爆发伤害。持续3t</w:t>
+      </w:r>
+    </w:p>
+    <w:p>
+      <w:pPr>
+        <w:rPr>
+          <w:rFonts w:hint="eastAsia"/>
+        </w:rPr>
+      </w:pPr>
+    </w:p>
+    <w:p>
+      <w:pPr>
+        <w:rPr>
+          <w:rFonts w:hint="eastAsia"/>
+        </w:rPr>
+      </w:pPr>
+      <w:r>
+        <w:rPr>
+          <w:rFonts w:hint="eastAsia"/>
+        </w:rPr>
+        <w:t>技能伤害：97.0%攻击力</w:t>
+      </w:r>
+    </w:p>
+    <w:p>
+      <w:pPr>
+        <w:rPr>
+          <w:rFonts w:hint="eastAsia"/>
+        </w:rPr>
+      </w:pPr>
+      <w:r>
+        <w:rPr>
+          <w:rFonts w:hint="eastAsia"/>
+        </w:rPr>
+        <w:t>诱巫饵铃伤害：70.4%攻击力</w:t>
+      </w:r>
+    </w:p>
+    <w:p>
+      <w:pPr>
+        <w:rPr>
+          <w:rFonts w:hint="eastAsia"/>
+          <w:b/>
+          <w:bCs/>
+        </w:rPr>
+      </w:pPr>
+    </w:p>
+    <w:p>
+      <w:pPr>
+        <w:rPr>
+          <w:rFonts w:hint="eastAsia"/>
+          <w:b/>
+          <w:bCs/>
+        </w:rPr>
+      </w:pPr>
+      <w:r>
+        <w:rPr>
+          <w:rFonts w:hint="eastAsia"/>
+          <w:b/>
+          <w:bCs/>
+        </w:rPr>
         <w:lastRenderedPageBreak/>
-        <w:t>消耗20ap，对三名相邻的敌方目标造成一段风元素伤害</w:t>
-      </w:r>
-    </w:p>
-    <w:p>
-      <w:pPr>
-        <w:rPr>
-          <w:rFonts w:hint="eastAsia"/>
-        </w:rPr>
-      </w:pPr>
-      <w:r>
-        <w:rPr>
-          <w:rFonts w:hint="eastAsia"/>
-        </w:rPr>
-        <w:t>若本次伤害触发元素扩散，则战技不进入冷却，并</w:t>
-      </w:r>
-      <w:r>
-        <w:rPr>
-          <w:rFonts w:hint="eastAsia"/>
-        </w:rPr>
-        <w:t>在接下来2t内</w:t>
-      </w:r>
-      <w:r>
-        <w:rPr>
-          <w:rFonts w:hint="eastAsia"/>
-        </w:rPr>
-        <w:t>变为强化战技“裁魔之惩”</w:t>
-      </w:r>
-      <w:r>
-        <w:rPr>
-          <w:rFonts w:hint="eastAsia"/>
-        </w:rPr>
-        <w:t>：消耗20ap，对三名相邻的敌方目标造成一段对应元素的伤害（转化优先级为火水雷冰）。强化战技状态结束或施放强化战技后，战技进入冷却。</w:t>
-      </w:r>
-    </w:p>
-    <w:p>
-      <w:pPr>
-        <w:rPr>
-          <w:rFonts w:hint="eastAsia"/>
-        </w:rPr>
-      </w:pPr>
-      <w:r>
-        <w:rPr>
-          <w:rFonts w:hint="eastAsia"/>
-        </w:rPr>
-        <w:t>常规战技命中后提供10点能量</w:t>
-      </w:r>
-    </w:p>
-    <w:p>
-      <w:pPr>
-        <w:rPr>
-          <w:rFonts w:hint="eastAsia"/>
-        </w:rPr>
-      </w:pPr>
-      <w:r>
-        <w:rPr>
-          <w:rFonts w:hint="eastAsia"/>
-        </w:rPr>
-        <w:t>战技伤害：167.4%攻击力</w:t>
-      </w:r>
-    </w:p>
-    <w:p>
-      <w:pPr>
-        <w:rPr>
-          <w:rFonts w:hint="eastAsia"/>
-        </w:rPr>
-      </w:pPr>
-      <w:r>
-        <w:rPr>
-          <w:rFonts w:hint="eastAsia"/>
-        </w:rPr>
-        <w:t>“裁魔之惩”伤害：204.6%攻击力</w:t>
-      </w:r>
-    </w:p>
-    <w:p>
-      <w:pPr>
-        <w:rPr>
-          <w:rFonts w:hint="eastAsia"/>
-        </w:rPr>
-      </w:pPr>
-    </w:p>
-    <w:p>
-      <w:pPr>
-        <w:rPr>
-          <w:rFonts w:hint="eastAsia"/>
-          <w:b/>
-          <w:bCs/>
-        </w:rPr>
-      </w:pPr>
-      <w:r>
-        <w:rPr>
-          <w:rFonts w:hint="eastAsia"/>
-          <w:b/>
-          <w:bCs/>
-        </w:rPr>
-        <w:t>爆发</w:t>
-      </w:r>
-      <w:r>
-        <w:rPr>
-          <w:rFonts w:hint="eastAsia"/>
-          <w:b/>
-          <w:bCs/>
-        </w:rPr>
-        <w:t>：</w:t>
-      </w:r>
-      <w:r>
-        <w:rPr>
-          <w:rFonts w:hint="eastAsia"/>
-          <w:b/>
-          <w:bCs/>
-        </w:rPr>
-        <w:t>70能量，冷却5t</w:t>
-      </w:r>
-    </w:p>
-    <w:p>
-      <w:pPr>
-        <w:rPr>
-          <w:rFonts w:hint="eastAsia"/>
-        </w:rPr>
-      </w:pPr>
-      <w:r>
-        <w:rPr>
-          <w:rFonts w:hint="eastAsia"/>
-        </w:rPr>
-        <w:t>对敌方全体造成一段风元素伤害，并为敌方场地赋予“诱巫饵铃”状态：</w:t>
-      </w:r>
-    </w:p>
-    <w:p>
-      <w:pPr>
-        <w:ind w:left="420"/>
-        <w:rPr>
-          <w:rFonts w:hint="eastAsia"/>
-        </w:rPr>
-      </w:pPr>
-      <w:r>
-        <w:rPr>
-          <w:rFonts w:hint="eastAsia"/>
-        </w:rPr>
-        <w:t>我方进行</w:t>
-      </w:r>
-      <w:r>
-        <w:rPr>
-          <w:rFonts w:hint="eastAsia"/>
-        </w:rPr>
-        <w:t>攻击</w:t>
-      </w:r>
-      <w:r>
-        <w:rPr>
-          <w:rFonts w:hint="eastAsia"/>
-        </w:rPr>
-        <w:t>行为</w:t>
-      </w:r>
-      <w:r>
-        <w:rPr>
-          <w:rFonts w:hint="eastAsia"/>
-        </w:rPr>
-        <w:t>后，</w:t>
-      </w:r>
-      <w:r>
-        <w:rPr>
-          <w:rFonts w:hint="eastAsia"/>
-        </w:rPr>
-        <w:t>对被命中目标中随机一名及其相邻目标造成一段风元素伤害，视为元素爆发伤害。持续3t</w:t>
-      </w:r>
-    </w:p>
-    <w:p>
-      <w:pPr>
-        <w:rPr>
-          <w:rFonts w:hint="eastAsia"/>
-        </w:rPr>
-      </w:pPr>
-    </w:p>
-    <w:p>
-      <w:pPr>
-        <w:rPr>
-          <w:rFonts w:hint="eastAsia"/>
-        </w:rPr>
-      </w:pPr>
-      <w:r>
-        <w:rPr>
-          <w:rFonts w:hint="eastAsia"/>
-        </w:rPr>
-        <w:t>技能伤害：97.0%攻击力</w:t>
-      </w:r>
-    </w:p>
-    <w:p>
-      <w:pPr>
-        <w:rPr>
-          <w:rFonts w:hint="eastAsia"/>
-        </w:rPr>
-      </w:pPr>
-      <w:r>
-        <w:rPr>
-          <w:rFonts w:hint="eastAsia"/>
-        </w:rPr>
-        <w:t>诱巫饵铃伤害：70.4%攻击力</w:t>
-      </w:r>
-    </w:p>
-    <w:p>
-      <w:pPr>
-        <w:rPr>
-          <w:rFonts w:hint="eastAsia"/>
-          <w:b/>
-          <w:bCs/>
-        </w:rPr>
-      </w:pPr>
-    </w:p>
-    <w:p>
-      <w:pPr>
-        <w:rPr>
-          <w:rFonts w:hint="eastAsia"/>
-          <w:b/>
-          <w:bCs/>
-        </w:rPr>
-      </w:pPr>
-      <w:r>
-        <w:rPr>
-          <w:rFonts w:hint="eastAsia"/>
-          <w:b/>
-          <w:bCs/>
-        </w:rPr>
         <w:t>突破天赋1：</w:t>
       </w:r>
     </w:p>
@@ -10930,7 +10941,6 @@
         <w:rPr>
           <w:rFonts w:hint="eastAsia"/>
         </w:rPr>
-        <w:lastRenderedPageBreak/>
         <w:t>敌方场地存在“诱巫饵铃”状态时，布伦妮攻击力提升10%；触发天赋1效果或二段战技命中后进一步提升5%。至多通过本命座提升40%攻击力。重新施放爆发或“诱巫饵铃”结束时将移除上述效果。</w:t>
       </w:r>
     </w:p>
@@ -11091,6 +11101,7 @@
         <w:rPr>
           <w:rFonts w:hint="eastAsia"/>
         </w:rPr>
+        <w:lastRenderedPageBreak/>
         <w:t>杜林（单手剑，火，魔导）</w:t>
       </w:r>
       <w:r>
@@ -11267,27 +11278,213 @@
         <w:rPr>
           <w:rFonts w:hint="eastAsia"/>
         </w:rPr>
-        <w:t>消耗20ap，对三名相邻的敌方目标造成一段火元素伤害，切换常态状态至“白化之</w:t>
-      </w:r>
+        <w:t>消耗20ap，对三名相邻的敌方目标造成一段火元素伤害，切换常态状态至“白化之是”，并恢复一定能量。</w:t>
+      </w:r>
+    </w:p>
+    <w:p>
+      <w:pPr>
+        <w:rPr>
+          <w:rFonts w:hint="eastAsia"/>
+        </w:rPr>
+      </w:pPr>
+      <w:r>
+        <w:rPr>
+          <w:rFonts w:hint="eastAsia"/>
+        </w:rPr>
+        <w:t>“转变·黑度之否”：</w:t>
+      </w:r>
+    </w:p>
+    <w:p>
+      <w:pPr>
+        <w:ind w:left="420"/>
+        <w:rPr>
+          <w:rFonts w:hint="eastAsia"/>
+        </w:rPr>
+      </w:pPr>
+      <w:r>
+        <w:rPr>
+          <w:rFonts w:hint="eastAsia"/>
+        </w:rPr>
+        <w:t>消耗20ap，对敌方单体造成三段火元素伤害，切换常态状态至“黑度之否”，并恢复一定能量</w:t>
+      </w:r>
+    </w:p>
+    <w:p>
+      <w:pPr>
+        <w:rPr>
+          <w:rFonts w:hint="eastAsia"/>
+        </w:rPr>
+      </w:pPr>
+      <w:r>
+        <w:rPr>
+          <w:rFonts w:hint="eastAsia"/>
+        </w:rPr>
+        <w:t>任意特殊普攻或战技命中后，提供8点能量</w:t>
+      </w:r>
+    </w:p>
+    <w:p>
+      <w:pPr>
+        <w:rPr>
+          <w:rFonts w:hint="eastAsia"/>
+        </w:rPr>
+      </w:pPr>
+    </w:p>
+    <w:p>
+      <w:pPr>
+        <w:rPr>
+          <w:rFonts w:hint="eastAsia"/>
+        </w:rPr>
+      </w:pPr>
+      <w:r>
+        <w:rPr>
+          <w:rFonts w:hint="eastAsia"/>
+        </w:rPr>
+        <w:t>“转变·白化之是”伤害：105.6%攻击力</w:t>
+      </w:r>
+    </w:p>
+    <w:p>
+      <w:pPr>
+        <w:rPr>
+          <w:rFonts w:hint="eastAsia"/>
+        </w:rPr>
+      </w:pPr>
+      <w:r>
+        <w:rPr>
+          <w:rFonts w:hint="eastAsia"/>
+        </w:rPr>
+        <w:t>“转变·黑度之否”伤害：72.2%，53.2%，64.6%攻击力</w:t>
+      </w:r>
+    </w:p>
+    <w:p>
+      <w:pPr>
+        <w:rPr>
+          <w:rFonts w:hint="eastAsia"/>
+        </w:rPr>
+      </w:pPr>
+      <w:r>
+        <w:rPr>
+          <w:rFonts w:hint="eastAsia"/>
+        </w:rPr>
+        <w:t>元素能量恢复：6点</w:t>
+      </w:r>
+    </w:p>
+    <w:p>
+      <w:pPr>
+        <w:rPr>
+          <w:rFonts w:hint="eastAsia"/>
+        </w:rPr>
+      </w:pPr>
+    </w:p>
+    <w:p>
+      <w:pPr>
+        <w:rPr>
+          <w:rFonts w:hint="eastAsia"/>
+          <w:b/>
+          <w:bCs/>
+        </w:rPr>
+      </w:pPr>
+      <w:r>
+        <w:rPr>
+          <w:rFonts w:hint="eastAsia"/>
+          <w:b/>
+          <w:bCs/>
+        </w:rPr>
+        <w:t>爆发</w:t>
+      </w:r>
+      <w:r>
+        <w:rPr>
+          <w:rFonts w:hint="eastAsia"/>
+          <w:b/>
+          <w:bCs/>
+        </w:rPr>
+        <w:t>：</w:t>
+      </w:r>
+      <w:r>
+        <w:rPr>
+          <w:rFonts w:hint="eastAsia"/>
+          <w:b/>
+          <w:bCs/>
+        </w:rPr>
+        <w:t>70能量，冷却5t</w:t>
+      </w:r>
+    </w:p>
+    <w:p>
+      <w:pPr>
+        <w:rPr>
+          <w:rFonts w:hint="eastAsia"/>
+        </w:rPr>
+      </w:pPr>
+      <w:r>
+        <w:rPr>
+          <w:rFonts w:hint="eastAsia"/>
+        </w:rPr>
+        <w:t>根据不同的常态状态，施放不同形态的爆发</w:t>
+      </w:r>
+    </w:p>
+    <w:p>
+      <w:pPr>
+        <w:rPr>
+          <w:rFonts w:hint="eastAsia"/>
+        </w:rPr>
+      </w:pPr>
+      <w:r>
+        <w:rPr>
+          <w:rFonts w:hint="eastAsia"/>
+        </w:rPr>
+        <w:t>“白化法·如光流变”：</w:t>
+      </w:r>
+    </w:p>
+    <w:p>
+      <w:pPr>
+        <w:ind w:left="420"/>
+        <w:rPr>
+          <w:rFonts w:hint="eastAsia"/>
+        </w:rPr>
+      </w:pPr>
+      <w:r>
+        <w:rPr>
+          <w:rFonts w:hint="eastAsia"/>
+        </w:rPr>
+        <w:t>若处于“白化之是”状态，则对敌方全体造成三段火元素伤害，并赋予敌方场地</w:t>
+      </w:r>
+      <w:r>
+        <w:rPr>
+          <w:rFonts w:hint="eastAsia"/>
+        </w:rPr>
+        <w:t>“白焰之龙”</w:t>
+      </w:r>
+      <w:r>
+        <w:rPr>
+          <w:rFonts w:hint="eastAsia"/>
+        </w:rPr>
+        <w:t>状态：在我方回合结束和敌方回合结束时对敌方全体造成一段火元素伤害，视为元素爆发伤害。</w:t>
+      </w:r>
+    </w:p>
+    <w:p>
+      <w:pPr>
+        <w:ind w:left="420"/>
+        <w:rPr>
+          <w:rFonts w:hint="eastAsia"/>
+        </w:rPr>
+      </w:pPr>
       <w:r>
         <w:rPr>
           <w:rFonts w:hint="eastAsia"/>
         </w:rPr>
         <w:lastRenderedPageBreak/>
-        <w:t>是”，并恢复一定能量。</w:t>
-      </w:r>
-    </w:p>
-    <w:p>
-      <w:pPr>
-        <w:rPr>
-          <w:rFonts w:hint="eastAsia"/>
-        </w:rPr>
-      </w:pPr>
-      <w:r>
-        <w:rPr>
-          <w:rFonts w:hint="eastAsia"/>
-        </w:rPr>
-        <w:t>“转变·黑度之否”：</w:t>
+        <w:t>持续5t</w:t>
+      </w:r>
+    </w:p>
+    <w:p>
+      <w:pPr>
+        <w:rPr>
+          <w:rFonts w:hint="eastAsia"/>
+        </w:rPr>
+      </w:pPr>
+      <w:r>
+        <w:rPr>
+          <w:rFonts w:hint="eastAsia"/>
+        </w:rPr>
+        <w:t>“黑度法·如星阴燃”：</w:t>
       </w:r>
     </w:p>
     <w:p>
@@ -11301,132 +11498,7 @@
         <w:rPr>
           <w:rFonts w:hint="eastAsia"/>
         </w:rPr>
-        <w:t>消耗20ap，对敌方单体造成三段火元素伤害，切换常态状态至“黑度之否”，并恢复一定能量</w:t>
-      </w:r>
-    </w:p>
-    <w:p>
-      <w:pPr>
-        <w:rPr>
-          <w:rFonts w:hint="eastAsia"/>
-        </w:rPr>
-      </w:pPr>
-      <w:r>
-        <w:rPr>
-          <w:rFonts w:hint="eastAsia"/>
-        </w:rPr>
-        <w:t>任意特殊普攻或战技命中后，提供8点能量</w:t>
-      </w:r>
-    </w:p>
-    <w:p>
-      <w:pPr>
-        <w:rPr>
-          <w:rFonts w:hint="eastAsia"/>
-        </w:rPr>
-      </w:pPr>
-    </w:p>
-    <w:p>
-      <w:pPr>
-        <w:rPr>
-          <w:rFonts w:hint="eastAsia"/>
-        </w:rPr>
-      </w:pPr>
-      <w:r>
-        <w:rPr>
-          <w:rFonts w:hint="eastAsia"/>
-        </w:rPr>
-        <w:t>“转变·白化之是”伤害：105.6%攻击力</w:t>
-      </w:r>
-    </w:p>
-    <w:p>
-      <w:pPr>
-        <w:rPr>
-          <w:rFonts w:hint="eastAsia"/>
-        </w:rPr>
-      </w:pPr>
-      <w:r>
-        <w:rPr>
-          <w:rFonts w:hint="eastAsia"/>
-        </w:rPr>
-        <w:t>“转变·黑度之否”伤害：72.2%，53.2%，64.6%攻击力</w:t>
-      </w:r>
-    </w:p>
-    <w:p>
-      <w:pPr>
-        <w:rPr>
-          <w:rFonts w:hint="eastAsia"/>
-        </w:rPr>
-      </w:pPr>
-      <w:r>
-        <w:rPr>
-          <w:rFonts w:hint="eastAsia"/>
-        </w:rPr>
-        <w:t>元素能量恢复：6点</w:t>
-      </w:r>
-    </w:p>
-    <w:p>
-      <w:pPr>
-        <w:rPr>
-          <w:rFonts w:hint="eastAsia"/>
-        </w:rPr>
-      </w:pPr>
-    </w:p>
-    <w:p>
-      <w:pPr>
-        <w:rPr>
-          <w:rFonts w:hint="eastAsia"/>
-          <w:b/>
-          <w:bCs/>
-        </w:rPr>
-      </w:pPr>
-      <w:r>
-        <w:rPr>
-          <w:rFonts w:hint="eastAsia"/>
-          <w:b/>
-          <w:bCs/>
-        </w:rPr>
-        <w:t>爆发</w:t>
-      </w:r>
-      <w:r>
-        <w:rPr>
-          <w:rFonts w:hint="eastAsia"/>
-          <w:b/>
-          <w:bCs/>
-        </w:rPr>
-        <w:t>：</w:t>
-      </w:r>
-      <w:r>
-        <w:rPr>
-          <w:rFonts w:hint="eastAsia"/>
-          <w:b/>
-          <w:bCs/>
-        </w:rPr>
-        <w:t>70能量，冷却5t</w:t>
-      </w:r>
-    </w:p>
-    <w:p>
-      <w:pPr>
-        <w:rPr>
-          <w:rFonts w:hint="eastAsia"/>
-        </w:rPr>
-      </w:pPr>
-      <w:r>
-        <w:rPr>
-          <w:rFonts w:hint="eastAsia"/>
-        </w:rPr>
-        <w:t>根据不同的常态状态，施放不同形态的爆发</w:t>
-      </w:r>
-    </w:p>
-    <w:p>
-      <w:pPr>
-        <w:rPr>
-          <w:rFonts w:hint="eastAsia"/>
-        </w:rPr>
-      </w:pPr>
-      <w:r>
-        <w:rPr>
-          <w:rFonts w:hint="eastAsia"/>
-        </w:rPr>
-        <w:t>“白化法·如光流变”：</w:t>
+        <w:t>若处于“黑度之否”状态，则对敌方全体造成三段火元素伤害，并赋予自身“黑蚀之龙”状态：我方进行攻击行为时，对命中目标中随机一名造成两段火元素伤害，视为元素爆发伤害，每回合最多触发3次。</w:t>
       </w:r>
     </w:p>
     <w:p>
@@ -11440,19 +11512,161 @@
         <w:rPr>
           <w:rFonts w:hint="eastAsia"/>
         </w:rPr>
-        <w:t>若处于“白化之是”状态，则对敌方全体造成三段火元素伤害，并赋予敌方场地</w:t>
-      </w:r>
-      <w:r>
-        <w:rPr>
-          <w:rFonts w:hint="eastAsia"/>
-        </w:rPr>
-        <w:t>“白焰之龙”</w:t>
-      </w:r>
-      <w:r>
-        <w:rPr>
-          <w:rFonts w:hint="eastAsia"/>
-        </w:rPr>
-        <w:t>状态：在我方回合结束和敌方回合结束时对敌方全体造成一段火元素伤害，视为元素爆发伤害。</w:t>
+        <w:t>持续5t</w:t>
+      </w:r>
+    </w:p>
+    <w:p>
+      <w:pPr>
+        <w:rPr>
+          <w:rFonts w:hint="eastAsia"/>
+        </w:rPr>
+      </w:pPr>
+    </w:p>
+    <w:p>
+      <w:pPr>
+        <w:rPr>
+          <w:rFonts w:hint="eastAsia"/>
+        </w:rPr>
+      </w:pPr>
+      <w:r>
+        <w:rPr>
+          <w:rFonts w:hint="eastAsia"/>
+        </w:rPr>
+        <w:t>“白化法·如光流变”技能伤害：119.0%，96.4%，111.8%攻击力</w:t>
+      </w:r>
+    </w:p>
+    <w:p>
+      <w:pPr>
+        <w:rPr>
+          <w:rFonts w:hint="eastAsia"/>
+        </w:rPr>
+      </w:pPr>
+      <w:r>
+        <w:rPr>
+          <w:rFonts w:hint="eastAsia"/>
+        </w:rPr>
+        <w:t>“黑度法·如星阴燃”技能伤害：125.4%，101.8%，111.8%攻击力</w:t>
+      </w:r>
+    </w:p>
+    <w:p>
+      <w:pPr>
+        <w:rPr>
+          <w:rFonts w:hint="eastAsia"/>
+        </w:rPr>
+      </w:pPr>
+      <w:r>
+        <w:rPr>
+          <w:rFonts w:hint="eastAsia"/>
+        </w:rPr>
+        <w:t>“白焰之龙”伤害：94.6%攻击力</w:t>
+      </w:r>
+    </w:p>
+    <w:p>
+      <w:pPr>
+        <w:rPr>
+          <w:rFonts w:hint="eastAsia"/>
+        </w:rPr>
+      </w:pPr>
+      <w:r>
+        <w:rPr>
+          <w:rFonts w:hint="eastAsia"/>
+        </w:rPr>
+        <w:t>“黑蚀之龙”每段伤害：129.8%攻击力</w:t>
+      </w:r>
+    </w:p>
+    <w:p>
+      <w:pPr>
+        <w:rPr>
+          <w:rFonts w:hint="eastAsia"/>
+          <w:b/>
+          <w:bCs/>
+        </w:rPr>
+      </w:pPr>
+    </w:p>
+    <w:p>
+      <w:pPr>
+        <w:rPr>
+          <w:rFonts w:hint="eastAsia"/>
+          <w:b/>
+          <w:bCs/>
+        </w:rPr>
+      </w:pPr>
+      <w:r>
+        <w:rPr>
+          <w:rFonts w:hint="eastAsia"/>
+          <w:b/>
+          <w:bCs/>
+        </w:rPr>
+        <w:t>突破天赋1：</w:t>
+      </w:r>
+    </w:p>
+    <w:p>
+      <w:pPr>
+        <w:rPr>
+          <w:rFonts w:hint="eastAsia"/>
+        </w:rPr>
+      </w:pPr>
+      <w:r>
+        <w:rPr>
+          <w:rFonts w:hint="eastAsia"/>
+        </w:rPr>
+        <w:t>施放爆发时，基于不同的常态状态，赋予不同的效果：</w:t>
+      </w:r>
+    </w:p>
+    <w:p>
+      <w:pPr>
+        <w:rPr>
+          <w:rFonts w:hint="eastAsia"/>
+        </w:rPr>
+      </w:pPr>
+      <w:r>
+        <w:rPr>
+          <w:rFonts w:hint="eastAsia"/>
+        </w:rPr>
+        <w:t>白化之是：我方其他角色触发任意火元素反应，或是对燃烧状态下的敌人造成火元素或草元素伤害时，该敌人的火元素与相关元素抗性降低20%，持续2t</w:t>
+      </w:r>
+    </w:p>
+    <w:p>
+      <w:pPr>
+        <w:rPr>
+          <w:rFonts w:hint="eastAsia"/>
+        </w:rPr>
+      </w:pPr>
+      <w:r>
+        <w:rPr>
+          <w:rFonts w:hint="eastAsia"/>
+        </w:rPr>
+        <w:t>黑度之否：杜林的蒸发和融化反应伤害提升40%，持续5t</w:t>
+      </w:r>
+    </w:p>
+    <w:p>
+      <w:pPr>
+        <w:rPr>
+          <w:rFonts w:hint="eastAsia"/>
+          <w:b/>
+          <w:bCs/>
+        </w:rPr>
+      </w:pPr>
+      <w:r>
+        <w:rPr>
+          <w:rFonts w:hint="eastAsia"/>
+          <w:b/>
+          <w:bCs/>
+        </w:rPr>
+        <w:t>突破天赋2：</w:t>
+      </w:r>
+    </w:p>
+    <w:p>
+      <w:pPr>
+        <w:rPr>
+          <w:rFonts w:hint="eastAsia"/>
+        </w:rPr>
+      </w:pPr>
+      <w:r>
+        <w:rPr>
+          <w:rFonts w:hint="eastAsia"/>
+        </w:rPr>
+        <w:t>施放元素爆发后，为杜林赋予“肇象熔炼”状态：</w:t>
       </w:r>
     </w:p>
     <w:p>
@@ -11466,20 +11680,7 @@
         <w:rPr>
           <w:rFonts w:hint="eastAsia"/>
         </w:rPr>
-        <w:t>持续5t</w:t>
-      </w:r>
-    </w:p>
-    <w:p>
-      <w:pPr>
-        <w:rPr>
-          <w:rFonts w:hint="eastAsia"/>
-        </w:rPr>
-      </w:pPr>
-      <w:r>
-        <w:rPr>
-          <w:rFonts w:hint="eastAsia"/>
-        </w:rPr>
-        <w:t>“黑度法·如星阴燃”：</w:t>
+        <w:t>获得10层“肇象”，元素爆发的后续状态每次触发时，都将消耗1层“肇象”使该次触发的所有伤害提升，每100点攻击力提升3%</w:t>
       </w:r>
     </w:p>
     <w:p>
@@ -11493,297 +11694,101 @@
         <w:rPr>
           <w:rFonts w:hint="eastAsia"/>
         </w:rPr>
-        <w:t>若处于“黑度之否”状态，则对敌方全体造成三段火元素伤害，并赋予自身“黑蚀之龙”状态：我方进行攻击行为时，对命中目标中随机一名造成两段火元素伤害，视为元素爆发伤害，每回合最多触发3次。</w:t>
-      </w:r>
-    </w:p>
-    <w:p>
-      <w:pPr>
-        <w:ind w:left="420"/>
-        <w:rPr>
-          <w:rFonts w:hint="eastAsia"/>
-        </w:rPr>
-      </w:pPr>
-      <w:r>
-        <w:rPr>
-          <w:rFonts w:hint="eastAsia"/>
-        </w:rPr>
-        <w:t>持续5t</w:t>
-      </w:r>
-    </w:p>
-    <w:p>
-      <w:pPr>
-        <w:rPr>
-          <w:rFonts w:hint="eastAsia"/>
-        </w:rPr>
-      </w:pPr>
-    </w:p>
-    <w:p>
-      <w:pPr>
-        <w:rPr>
-          <w:rFonts w:hint="eastAsia"/>
-        </w:rPr>
-      </w:pPr>
-      <w:r>
-        <w:rPr>
-          <w:rFonts w:hint="eastAsia"/>
-        </w:rPr>
-        <w:t>“白化法·如光流变”技能伤害：119.0%，96.4%，111.8%攻击力</w:t>
-      </w:r>
-    </w:p>
-    <w:p>
-      <w:pPr>
-        <w:rPr>
-          <w:rFonts w:hint="eastAsia"/>
-        </w:rPr>
-      </w:pPr>
-      <w:r>
-        <w:rPr>
-          <w:rFonts w:hint="eastAsia"/>
-        </w:rPr>
-        <w:t>“黑度法·如星阴燃”技能伤害：125.4%，101.8%，111.8%攻击力</w:t>
-      </w:r>
-    </w:p>
-    <w:p>
-      <w:pPr>
-        <w:rPr>
-          <w:rFonts w:hint="eastAsia"/>
-        </w:rPr>
-      </w:pPr>
-      <w:r>
-        <w:rPr>
-          <w:rFonts w:hint="eastAsia"/>
-        </w:rPr>
-        <w:t>“白焰之龙”伤害：94.6%攻击力</w:t>
-      </w:r>
-    </w:p>
-    <w:p>
-      <w:pPr>
-        <w:rPr>
-          <w:rFonts w:hint="eastAsia"/>
-        </w:rPr>
-      </w:pPr>
-      <w:r>
-        <w:rPr>
-          <w:rFonts w:hint="eastAsia"/>
-        </w:rPr>
-        <w:t>“黑蚀之龙”每段伤害：129.8%攻击力</w:t>
-      </w:r>
-    </w:p>
-    <w:p>
-      <w:pPr>
-        <w:rPr>
-          <w:rFonts w:hint="eastAsia"/>
-          <w:b/>
-          <w:bCs/>
-        </w:rPr>
-      </w:pPr>
-    </w:p>
-    <w:p>
-      <w:pPr>
-        <w:rPr>
-          <w:rFonts w:hint="eastAsia"/>
-          <w:b/>
-          <w:bCs/>
-        </w:rPr>
-      </w:pPr>
-      <w:r>
-        <w:rPr>
-          <w:rFonts w:hint="eastAsia"/>
-          <w:b/>
-          <w:bCs/>
+        <w:t>持续5t，施放元素爆发时刷新层数。</w:t>
+      </w:r>
+    </w:p>
+    <w:p>
+      <w:pPr>
+        <w:rPr>
+          <w:rFonts w:hint="eastAsia"/>
+          <w:b/>
+          <w:bCs/>
+        </w:rPr>
+      </w:pPr>
+      <w:r>
+        <w:rPr>
+          <w:rFonts w:hint="eastAsia"/>
+          <w:b/>
+          <w:bCs/>
+        </w:rPr>
+        <w:t>魔导</w:t>
+      </w:r>
+      <w:r>
+        <w:rPr>
+          <w:rFonts w:hint="eastAsia"/>
+          <w:b/>
+          <w:bCs/>
+        </w:rPr>
+        <w:t>天赋：</w:t>
+      </w:r>
+    </w:p>
+    <w:p>
+      <w:pPr>
+        <w:rPr>
+          <w:rFonts w:hint="eastAsia"/>
+        </w:rPr>
+      </w:pPr>
+      <w:r>
+        <w:rPr>
+          <w:rFonts w:hint="eastAsia"/>
+        </w:rPr>
+        <w:t>天赋1的效果提升其原数值的75%</w:t>
+      </w:r>
+    </w:p>
+    <w:p>
+      <w:pPr>
+        <w:rPr>
+          <w:rFonts w:hint="eastAsia"/>
+          <w:b/>
+          <w:bCs/>
+        </w:rPr>
+      </w:pPr>
+      <w:r>
+        <w:rPr>
+          <w:rFonts w:hint="eastAsia"/>
+          <w:b/>
+          <w:bCs/>
+        </w:rPr>
+        <w:t>命之座1：</w:t>
+      </w:r>
+    </w:p>
+    <w:p>
+      <w:pPr>
+        <w:rPr>
+          <w:rFonts w:hint="eastAsia"/>
+        </w:rPr>
+      </w:pPr>
+      <w:r>
+        <w:rPr>
+          <w:rFonts w:hint="eastAsia"/>
+        </w:rPr>
+        <w:t>根据施放元素爆发时的状态，赋予不同的效果：</w:t>
+      </w:r>
+    </w:p>
+    <w:p>
+      <w:pPr>
+        <w:rPr>
+          <w:rFonts w:hint="eastAsia"/>
+        </w:rPr>
+      </w:pPr>
+      <w:r>
+        <w:rPr>
+          <w:rFonts w:hint="eastAsia"/>
+        </w:rPr>
+        <w:t>白化之是：我方其他角色获得20层“轮变启迪”，每次进行普攻，重击，战技和爆发时，使其基础伤害提升杜林攻击力的60%。每名角色单独计算。</w:t>
+      </w:r>
+    </w:p>
+    <w:p>
+      <w:pPr>
+        <w:rPr>
+          <w:rFonts w:hint="eastAsia"/>
+        </w:rPr>
+      </w:pPr>
+      <w:r>
+        <w:rPr>
+          <w:rFonts w:hint="eastAsia"/>
         </w:rPr>
         <w:lastRenderedPageBreak/>
-        <w:t>突破天赋1：</w:t>
-      </w:r>
-    </w:p>
-    <w:p>
-      <w:pPr>
-        <w:rPr>
-          <w:rFonts w:hint="eastAsia"/>
-        </w:rPr>
-      </w:pPr>
-      <w:r>
-        <w:rPr>
-          <w:rFonts w:hint="eastAsia"/>
-        </w:rPr>
-        <w:t>施放爆发时，基于不同的常态状态，赋予不同的效果：</w:t>
-      </w:r>
-    </w:p>
-    <w:p>
-      <w:pPr>
-        <w:rPr>
-          <w:rFonts w:hint="eastAsia"/>
-        </w:rPr>
-      </w:pPr>
-      <w:r>
-        <w:rPr>
-          <w:rFonts w:hint="eastAsia"/>
-        </w:rPr>
-        <w:t>白化之是：我方其他角色触发任意火元素反应，或是对燃烧状态下的敌人造成火元素或草元素伤害时，该敌人的火元素与相关元素抗性降低20%，持续2t</w:t>
-      </w:r>
-    </w:p>
-    <w:p>
-      <w:pPr>
-        <w:rPr>
-          <w:rFonts w:hint="eastAsia"/>
-        </w:rPr>
-      </w:pPr>
-      <w:r>
-        <w:rPr>
-          <w:rFonts w:hint="eastAsia"/>
-        </w:rPr>
-        <w:t>黑度之否：杜林的蒸发和融化反应伤害提升40%，持续5t</w:t>
-      </w:r>
-    </w:p>
-    <w:p>
-      <w:pPr>
-        <w:rPr>
-          <w:rFonts w:hint="eastAsia"/>
-          <w:b/>
-          <w:bCs/>
-        </w:rPr>
-      </w:pPr>
-      <w:r>
-        <w:rPr>
-          <w:rFonts w:hint="eastAsia"/>
-          <w:b/>
-          <w:bCs/>
-        </w:rPr>
-        <w:t>突破天赋2：</w:t>
-      </w:r>
-    </w:p>
-    <w:p>
-      <w:pPr>
-        <w:rPr>
-          <w:rFonts w:hint="eastAsia"/>
-        </w:rPr>
-      </w:pPr>
-      <w:r>
-        <w:rPr>
-          <w:rFonts w:hint="eastAsia"/>
-        </w:rPr>
-        <w:t>施放元素爆发后，为杜林赋予“肇象熔炼”状态：</w:t>
-      </w:r>
-    </w:p>
-    <w:p>
-      <w:pPr>
-        <w:ind w:left="420"/>
-        <w:rPr>
-          <w:rFonts w:hint="eastAsia"/>
-        </w:rPr>
-      </w:pPr>
-      <w:r>
-        <w:rPr>
-          <w:rFonts w:hint="eastAsia"/>
-        </w:rPr>
-        <w:t>获得10层“肇象”，元素爆发的后续状态每次触发时，都将消耗1层“肇象”使该次触发的所有伤害提升，每100点攻击力提升3%</w:t>
-      </w:r>
-    </w:p>
-    <w:p>
-      <w:pPr>
-        <w:ind w:left="420"/>
-        <w:rPr>
-          <w:rFonts w:hint="eastAsia"/>
-        </w:rPr>
-      </w:pPr>
-      <w:r>
-        <w:rPr>
-          <w:rFonts w:hint="eastAsia"/>
-        </w:rPr>
-        <w:t>持续5t，施放元素爆发时刷新层数。</w:t>
-      </w:r>
-    </w:p>
-    <w:p>
-      <w:pPr>
-        <w:rPr>
-          <w:rFonts w:hint="eastAsia"/>
-          <w:b/>
-          <w:bCs/>
-        </w:rPr>
-      </w:pPr>
-      <w:r>
-        <w:rPr>
-          <w:rFonts w:hint="eastAsia"/>
-          <w:b/>
-          <w:bCs/>
-        </w:rPr>
-        <w:t>魔导</w:t>
-      </w:r>
-      <w:r>
-        <w:rPr>
-          <w:rFonts w:hint="eastAsia"/>
-          <w:b/>
-          <w:bCs/>
-        </w:rPr>
-        <w:t>天赋：</w:t>
-      </w:r>
-    </w:p>
-    <w:p>
-      <w:pPr>
-        <w:rPr>
-          <w:rFonts w:hint="eastAsia"/>
-        </w:rPr>
-      </w:pPr>
-      <w:r>
-        <w:rPr>
-          <w:rFonts w:hint="eastAsia"/>
-        </w:rPr>
-        <w:t>天赋1的效果提升其原数值的75%</w:t>
-      </w:r>
-    </w:p>
-    <w:p>
-      <w:pPr>
-        <w:rPr>
-          <w:rFonts w:hint="eastAsia"/>
-          <w:b/>
-          <w:bCs/>
-        </w:rPr>
-      </w:pPr>
-      <w:r>
-        <w:rPr>
-          <w:rFonts w:hint="eastAsia"/>
-          <w:b/>
-          <w:bCs/>
-        </w:rPr>
-        <w:t>命之座1：</w:t>
-      </w:r>
-    </w:p>
-    <w:p>
-      <w:pPr>
-        <w:rPr>
-          <w:rFonts w:hint="eastAsia"/>
-        </w:rPr>
-      </w:pPr>
-      <w:r>
-        <w:rPr>
-          <w:rFonts w:hint="eastAsia"/>
-        </w:rPr>
-        <w:t>根据施放元素爆发时的状态，赋予不同的效果：</w:t>
-      </w:r>
-    </w:p>
-    <w:p>
-      <w:pPr>
-        <w:rPr>
-          <w:rFonts w:hint="eastAsia"/>
-        </w:rPr>
-      </w:pPr>
-      <w:r>
-        <w:rPr>
-          <w:rFonts w:hint="eastAsia"/>
-        </w:rPr>
-        <w:t>白化之是：我方其他角色获得20层“轮变启迪”，每次进行普攻，重击，战技和爆发时，使其基础伤害提升杜林攻击力的60%。每名角色单独计算。</w:t>
-      </w:r>
-    </w:p>
-    <w:p>
-      <w:pPr>
-        <w:rPr>
-          <w:rFonts w:hint="eastAsia"/>
-        </w:rPr>
-      </w:pPr>
-      <w:r>
-        <w:rPr>
-          <w:rFonts w:hint="eastAsia"/>
-        </w:rPr>
         <w:t>黑度之否：杜林获得20层“轮变启迪”，使杜林造成元素爆发伤害时，消耗2层令该次基础伤害提升杜林攻击力的150%</w:t>
       </w:r>
     </w:p>
@@ -11917,7 +11922,6 @@
         <w:rPr>
           <w:rFonts w:hint="eastAsia"/>
         </w:rPr>
-        <w:lastRenderedPageBreak/>
         <w:t>元素战技等级提高3级</w:t>
       </w:r>
     </w:p>
@@ -12138,6 +12142,7 @@
         <w:rPr>
           <w:rFonts w:hint="eastAsia"/>
         </w:rPr>
+        <w:lastRenderedPageBreak/>
         <w:t>“虚己之赐”：根据尼可的攻击力的一定比例，提升该角色的攻击力</w:t>
       </w:r>
     </w:p>
@@ -12268,203 +12273,203 @@
         <w:rPr>
           <w:rFonts w:hint="eastAsia"/>
         </w:rPr>
-        <w:t>我方攻击行为命中敌人后，尼可选取随机一名被命中的目标，对其及相邻目标进行一段奥迹造影的协同攻击，伤害基于对应角色的攻击力和角色元素属性，伤害来源也视为该角色（即吃他的buff）。单次状态内最多触发4次。持续5t，施放爆</w:t>
+        <w:t>我方攻击行为命中敌人后，尼可选取随机一名被命中的目标，对其及相邻目标进行一段奥迹造影的协同攻击，伤害基于对应角色的攻击力和角色元素属性，伤害来源也视为该角色（即吃他的buff）。单次状态内最多触发4次。持续5t，施放爆发后刷新。</w:t>
+      </w:r>
+    </w:p>
+    <w:p>
+      <w:pPr>
+        <w:rPr>
+          <w:rFonts w:hint="eastAsia"/>
+        </w:rPr>
+      </w:pPr>
+      <w:r>
+        <w:rPr>
+          <w:rFonts w:hint="eastAsia"/>
+        </w:rPr>
+        <w:t>技能伤害：316.8%攻击力</w:t>
+      </w:r>
+    </w:p>
+    <w:p>
+      <w:pPr>
+        <w:rPr>
+          <w:rFonts w:hint="eastAsia"/>
+        </w:rPr>
+      </w:pPr>
+      <w:r>
+        <w:rPr>
+          <w:rFonts w:hint="eastAsia"/>
+        </w:rPr>
+        <w:t>奥迹造影伤害：99.0%对应角色攻击力</w:t>
+      </w:r>
+    </w:p>
+    <w:p>
+      <w:pPr>
+        <w:rPr>
+          <w:rFonts w:hint="eastAsia"/>
+          <w:b/>
+          <w:bCs/>
+        </w:rPr>
+      </w:pPr>
+    </w:p>
+    <w:p>
+      <w:pPr>
+        <w:rPr>
+          <w:rFonts w:hint="eastAsia"/>
+          <w:b/>
+          <w:bCs/>
+        </w:rPr>
+      </w:pPr>
+      <w:r>
+        <w:rPr>
+          <w:rFonts w:hint="eastAsia"/>
+          <w:b/>
+          <w:bCs/>
+        </w:rPr>
+        <w:t>突破天赋1：</w:t>
+      </w:r>
+    </w:p>
+    <w:p>
+      <w:pPr>
+        <w:rPr>
+          <w:rFonts w:hint="eastAsia"/>
+        </w:rPr>
+      </w:pPr>
+      <w:r>
+        <w:rPr>
+          <w:rFonts w:hint="eastAsia"/>
+        </w:rPr>
+        <w:t>拥有“虚己之赐”的其他我方目标累计消耗75ap后，该状态升变为“圣祝之引”，无视上限额外提升300点攻击力。魔导角色被赋予“虚己之赐”时，直接进行升变。</w:t>
+      </w:r>
+    </w:p>
+    <w:p>
+      <w:pPr>
+        <w:rPr>
+          <w:rFonts w:hint="eastAsia"/>
+        </w:rPr>
+      </w:pPr>
+      <w:r>
+        <w:rPr>
+          <w:rFonts w:hint="eastAsia"/>
+        </w:rPr>
+        <w:t>角色切换退场时降级为“虚己之赐”。</w:t>
+      </w:r>
+    </w:p>
+    <w:p>
+      <w:pPr>
+        <w:rPr>
+          <w:rFonts w:hint="eastAsia"/>
+        </w:rPr>
+      </w:pPr>
+      <w:r>
+        <w:rPr>
+          <w:rFonts w:hint="eastAsia"/>
+        </w:rPr>
+        <w:t>再次施加“虚己之赐”时还原，并重置ap累计</w:t>
+      </w:r>
+    </w:p>
+    <w:p>
+      <w:pPr>
+        <w:rPr>
+          <w:rFonts w:hint="eastAsia"/>
+          <w:b/>
+          <w:bCs/>
+        </w:rPr>
+      </w:pPr>
+      <w:r>
+        <w:rPr>
+          <w:rFonts w:hint="eastAsia"/>
+          <w:b/>
+          <w:bCs/>
+        </w:rPr>
+        <w:t>突破天赋2：</w:t>
+      </w:r>
+    </w:p>
+    <w:p>
+      <w:pPr>
+        <w:rPr>
+          <w:rFonts w:hint="eastAsia"/>
+        </w:rPr>
+      </w:pPr>
+      <w:r>
+        <w:rPr>
+          <w:rFonts w:hint="eastAsia"/>
+        </w:rPr>
+        <w:t>我方其他角色造成元素伤害后，尼可自身的“虚己之赐”也进行升变，持续2t后还原，继承原状态时间。</w:t>
+      </w:r>
+    </w:p>
+    <w:p>
+      <w:pPr>
+        <w:rPr>
+          <w:rFonts w:hint="eastAsia"/>
+          <w:b/>
+          <w:bCs/>
+        </w:rPr>
+      </w:pPr>
+      <w:r>
+        <w:rPr>
+          <w:rFonts w:hint="eastAsia"/>
+          <w:b/>
+          <w:bCs/>
+        </w:rPr>
+        <w:t>魔导</w:t>
+      </w:r>
+      <w:r>
+        <w:rPr>
+          <w:rFonts w:hint="eastAsia"/>
+          <w:b/>
+          <w:bCs/>
+        </w:rPr>
+        <w:t>天赋：</w:t>
+      </w:r>
+    </w:p>
+    <w:p>
+      <w:pPr>
+        <w:rPr>
+          <w:rFonts w:hint="eastAsia"/>
+        </w:rPr>
+      </w:pPr>
+      <w:r>
+        <w:rPr>
+          <w:rFonts w:hint="eastAsia"/>
+        </w:rPr>
+        <w:t>奥迹造影的基础伤害提升尼可攻击力的300%</w:t>
+      </w:r>
+    </w:p>
+    <w:p>
+      <w:pPr>
+        <w:rPr>
+          <w:rFonts w:hint="eastAsia"/>
+          <w:b/>
+          <w:bCs/>
+        </w:rPr>
+      </w:pPr>
+      <w:r>
+        <w:rPr>
+          <w:rFonts w:hint="eastAsia"/>
+          <w:b/>
+          <w:bCs/>
+        </w:rPr>
+        <w:t>命之座1：</w:t>
+      </w:r>
+    </w:p>
+    <w:p>
+      <w:pPr>
+        <w:rPr>
+          <w:rFonts w:hint="eastAsia"/>
+        </w:rPr>
+      </w:pPr>
+      <w:r>
+        <w:rPr>
+          <w:rFonts w:hint="eastAsia"/>
+        </w:rPr>
+        <w:t>我方任意攻击行为命中敌人后，将对随机一名被命中的目标及其相邻目标造成一段伤</w:t>
       </w:r>
       <w:r>
         <w:rPr>
           <w:rFonts w:hint="eastAsia"/>
         </w:rPr>
         <w:lastRenderedPageBreak/>
-        <w:t>发后刷新。</w:t>
-      </w:r>
-    </w:p>
-    <w:p>
-      <w:pPr>
-        <w:rPr>
-          <w:rFonts w:hint="eastAsia"/>
-        </w:rPr>
-      </w:pPr>
-      <w:r>
-        <w:rPr>
-          <w:rFonts w:hint="eastAsia"/>
-        </w:rPr>
-        <w:t>技能伤害：316.8%攻击力</w:t>
-      </w:r>
-    </w:p>
-    <w:p>
-      <w:pPr>
-        <w:rPr>
-          <w:rFonts w:hint="eastAsia"/>
-        </w:rPr>
-      </w:pPr>
-      <w:r>
-        <w:rPr>
-          <w:rFonts w:hint="eastAsia"/>
-        </w:rPr>
-        <w:t>奥迹造影伤害：99.0%对应角色攻击力</w:t>
-      </w:r>
-    </w:p>
-    <w:p>
-      <w:pPr>
-        <w:rPr>
-          <w:rFonts w:hint="eastAsia"/>
-          <w:b/>
-          <w:bCs/>
-        </w:rPr>
-      </w:pPr>
-    </w:p>
-    <w:p>
-      <w:pPr>
-        <w:rPr>
-          <w:rFonts w:hint="eastAsia"/>
-          <w:b/>
-          <w:bCs/>
-        </w:rPr>
-      </w:pPr>
-      <w:r>
-        <w:rPr>
-          <w:rFonts w:hint="eastAsia"/>
-          <w:b/>
-          <w:bCs/>
-        </w:rPr>
-        <w:t>突破天赋1：</w:t>
-      </w:r>
-    </w:p>
-    <w:p>
-      <w:pPr>
-        <w:rPr>
-          <w:rFonts w:hint="eastAsia"/>
-        </w:rPr>
-      </w:pPr>
-      <w:r>
-        <w:rPr>
-          <w:rFonts w:hint="eastAsia"/>
-        </w:rPr>
-        <w:t>拥有“虚己之赐”的其他我方目标累计消耗75ap后，该状态升变为“圣祝之引”，无视上限额外提升300点攻击力。魔导角色被赋予“虚己之赐”时，直接进行升变。</w:t>
-      </w:r>
-    </w:p>
-    <w:p>
-      <w:pPr>
-        <w:rPr>
-          <w:rFonts w:hint="eastAsia"/>
-        </w:rPr>
-      </w:pPr>
-      <w:r>
-        <w:rPr>
-          <w:rFonts w:hint="eastAsia"/>
-        </w:rPr>
-        <w:t>角色切换退场时降级为“虚己之赐”。</w:t>
-      </w:r>
-    </w:p>
-    <w:p>
-      <w:pPr>
-        <w:rPr>
-          <w:rFonts w:hint="eastAsia"/>
-        </w:rPr>
-      </w:pPr>
-      <w:r>
-        <w:rPr>
-          <w:rFonts w:hint="eastAsia"/>
-        </w:rPr>
-        <w:t>再次施加“虚己之赐”时还原，并重置ap累计</w:t>
-      </w:r>
-    </w:p>
-    <w:p>
-      <w:pPr>
-        <w:rPr>
-          <w:rFonts w:hint="eastAsia"/>
-          <w:b/>
-          <w:bCs/>
-        </w:rPr>
-      </w:pPr>
-      <w:r>
-        <w:rPr>
-          <w:rFonts w:hint="eastAsia"/>
-          <w:b/>
-          <w:bCs/>
-        </w:rPr>
-        <w:t>突破天赋2：</w:t>
-      </w:r>
-    </w:p>
-    <w:p>
-      <w:pPr>
-        <w:rPr>
-          <w:rFonts w:hint="eastAsia"/>
-        </w:rPr>
-      </w:pPr>
-      <w:r>
-        <w:rPr>
-          <w:rFonts w:hint="eastAsia"/>
-        </w:rPr>
-        <w:t>我方其他角色造成元素伤害后，尼可自身的“虚己之赐”也进行升变，持续2t后还原，继承原状态时间。</w:t>
-      </w:r>
-    </w:p>
-    <w:p>
-      <w:pPr>
-        <w:rPr>
-          <w:rFonts w:hint="eastAsia"/>
-          <w:b/>
-          <w:bCs/>
-        </w:rPr>
-      </w:pPr>
-      <w:r>
-        <w:rPr>
-          <w:rFonts w:hint="eastAsia"/>
-          <w:b/>
-          <w:bCs/>
-        </w:rPr>
-        <w:t>魔导</w:t>
-      </w:r>
-      <w:r>
-        <w:rPr>
-          <w:rFonts w:hint="eastAsia"/>
-          <w:b/>
-          <w:bCs/>
-        </w:rPr>
-        <w:t>天赋：</w:t>
-      </w:r>
-    </w:p>
-    <w:p>
-      <w:pPr>
-        <w:rPr>
-          <w:rFonts w:hint="eastAsia"/>
-        </w:rPr>
-      </w:pPr>
-      <w:r>
-        <w:rPr>
-          <w:rFonts w:hint="eastAsia"/>
-        </w:rPr>
-        <w:t>奥迹造影的基础伤害提升尼可攻击力的300%</w:t>
-      </w:r>
-    </w:p>
-    <w:p>
-      <w:pPr>
-        <w:rPr>
-          <w:rFonts w:hint="eastAsia"/>
-          <w:b/>
-          <w:bCs/>
-        </w:rPr>
-      </w:pPr>
-      <w:r>
-        <w:rPr>
-          <w:rFonts w:hint="eastAsia"/>
-          <w:b/>
-          <w:bCs/>
-        </w:rPr>
-        <w:t>命之座1：</w:t>
-      </w:r>
-    </w:p>
-    <w:p>
-      <w:pPr>
-        <w:rPr>
-          <w:rFonts w:hint="eastAsia"/>
-        </w:rPr>
-      </w:pPr>
-      <w:r>
-        <w:rPr>
-          <w:rFonts w:hint="eastAsia"/>
-        </w:rPr>
-        <w:t>我方任意攻击行为命中敌人后，将对随机一名被命中的目标及其相邻目标造成一段伤害更高的“奥迹造影·合一”伤害，倍率为该角色攻击力的400%，每1t触发一次</w:t>
+        <w:t>害更高的“奥迹造影·合一”伤害，倍率为该角色攻击力的400%，每1t触发一次</w:t>
       </w:r>
     </w:p>
     <w:p>
@@ -12612,7 +12617,6 @@
         <w:rPr>
           <w:rFonts w:hint="eastAsia"/>
         </w:rPr>
-        <w:lastRenderedPageBreak/>
         <w:t>元素爆发等级提高3级</w:t>
       </w:r>
     </w:p>
@@ -12857,6 +12861,7 @@
         <w:rPr>
           <w:rFonts w:hint="eastAsia"/>
         </w:rPr>
+        <w:lastRenderedPageBreak/>
         <w:t>技能伤害：84.00%攻击力</w:t>
       </w:r>
     </w:p>
@@ -13034,238 +13039,238 @@
           <w:b/>
           <w:bCs/>
         </w:rPr>
+        <w:t>突破天赋1：</w:t>
+      </w:r>
+    </w:p>
+    <w:p>
+      <w:pPr>
+        <w:rPr>
+          <w:rFonts w:hint="eastAsia"/>
+        </w:rPr>
+      </w:pPr>
+      <w:r>
+        <w:rPr>
+          <w:rFonts w:hint="eastAsia"/>
+        </w:rPr>
+        <w:t>冰晶破片每命中一名敌人，就为我方全体赋予一层“侦明”：</w:t>
+      </w:r>
+    </w:p>
+    <w:p>
+      <w:pPr>
+        <w:rPr>
+          <w:rFonts w:hint="eastAsia"/>
+        </w:rPr>
+      </w:pPr>
+      <w:r>
+        <w:tab/>
+      </w:r>
+      <w:r>
+        <w:rPr>
+          <w:rFonts w:hint="eastAsia"/>
+        </w:rPr>
+        <w:t>物理伤害提升10%，最多叠加3层</w:t>
+      </w:r>
+    </w:p>
+    <w:p>
+      <w:pPr>
+        <w:rPr>
+          <w:rFonts w:hint="eastAsia"/>
+        </w:rPr>
+      </w:pPr>
+      <w:r>
+        <w:tab/>
+      </w:r>
+      <w:r>
+        <w:rPr>
+          <w:rFonts w:hint="eastAsia"/>
+        </w:rPr>
+        <w:t>持续3t，</w:t>
+      </w:r>
+      <w:r>
+        <w:rPr>
+          <w:rFonts w:hint="eastAsia"/>
+        </w:rPr>
+        <w:t>再次施放战技时，先移除已有的“侦明”效果</w:t>
+      </w:r>
+    </w:p>
+    <w:p>
+      <w:pPr>
+        <w:rPr>
+          <w:rFonts w:hint="eastAsia"/>
+          <w:b/>
+          <w:bCs/>
+        </w:rPr>
+      </w:pPr>
+      <w:r>
+        <w:rPr>
+          <w:rFonts w:hint="eastAsia"/>
+          <w:b/>
+          <w:bCs/>
+        </w:rPr>
+        <w:t>突破天赋2：</w:t>
+      </w:r>
+    </w:p>
+    <w:p>
+      <w:pPr>
+        <w:rPr>
+          <w:rFonts w:hint="eastAsia"/>
+        </w:rPr>
+      </w:pPr>
+      <w:r>
+        <w:rPr>
+          <w:rFonts w:hint="eastAsia"/>
+        </w:rPr>
+        <w:t>若角色同时处于“鹰翎”和“灵风”状态下，攻击暴击时将为自身提供一层“侦明”。在两个状态都被重新施加一次前，最多通过这种方式提供一层</w:t>
+      </w:r>
+    </w:p>
+    <w:p>
+      <w:pPr>
+        <w:rPr>
+          <w:rFonts w:hint="eastAsia"/>
+        </w:rPr>
+      </w:pPr>
+      <w:r>
+        <w:rPr>
+          <w:rFonts w:hint="eastAsia"/>
+        </w:rPr>
+        <w:t>“侦明”上限提高1层</w:t>
+      </w:r>
+    </w:p>
+    <w:p>
+      <w:pPr>
+        <w:rPr>
+          <w:rFonts w:hint="eastAsia"/>
+          <w:b/>
+          <w:bCs/>
+        </w:rPr>
+      </w:pPr>
+      <w:r>
+        <w:rPr>
+          <w:rFonts w:hint="eastAsia"/>
+          <w:b/>
+          <w:bCs/>
+        </w:rPr>
+        <w:t>命之座1：</w:t>
+      </w:r>
+    </w:p>
+    <w:p>
+      <w:pPr>
+        <w:rPr>
+          <w:rFonts w:hint="eastAsia"/>
+        </w:rPr>
+      </w:pPr>
+      <w:r>
+        <w:rPr>
+          <w:rFonts w:hint="eastAsia"/>
+        </w:rPr>
+        <w:t>“鹰翎”每回合最多触发两次</w:t>
+      </w:r>
+    </w:p>
+    <w:p>
+      <w:pPr>
+        <w:rPr>
+          <w:rFonts w:hint="eastAsia"/>
+          <w:b/>
+          <w:bCs/>
+        </w:rPr>
+      </w:pPr>
+      <w:r>
+        <w:rPr>
+          <w:rFonts w:hint="eastAsia"/>
+          <w:b/>
+          <w:bCs/>
+        </w:rPr>
+        <w:t>命之座2：</w:t>
+      </w:r>
+    </w:p>
+    <w:p>
+      <w:pPr>
+        <w:rPr>
+          <w:rFonts w:hint="eastAsia"/>
+        </w:rPr>
+      </w:pPr>
+      <w:r>
+        <w:rPr>
+          <w:rFonts w:hint="eastAsia"/>
+        </w:rPr>
+        <w:t>战技的技能伤害命中敌人时，将为我方全体提供一层“侦明”</w:t>
+      </w:r>
+    </w:p>
+    <w:p>
+      <w:pPr>
+        <w:rPr>
+          <w:rFonts w:hint="eastAsia"/>
+          <w:b/>
+          <w:bCs/>
+        </w:rPr>
+      </w:pPr>
+      <w:r>
+        <w:rPr>
+          <w:rFonts w:hint="eastAsia"/>
+          <w:b/>
+          <w:bCs/>
+        </w:rPr>
+        <w:t>命之座3：</w:t>
+      </w:r>
+    </w:p>
+    <w:p>
+      <w:pPr>
+        <w:rPr>
+          <w:rFonts w:hint="eastAsia"/>
+        </w:rPr>
+      </w:pPr>
+      <w:r>
+        <w:rPr>
+          <w:rFonts w:hint="eastAsia"/>
+        </w:rPr>
+        <w:t>元素爆发等级提高3级</w:t>
+      </w:r>
+    </w:p>
+    <w:p>
+      <w:pPr>
+        <w:rPr>
+          <w:rFonts w:hint="eastAsia"/>
+          <w:b/>
+          <w:bCs/>
+        </w:rPr>
+      </w:pPr>
+      <w:r>
+        <w:rPr>
+          <w:rFonts w:hint="eastAsia"/>
+          <w:b/>
+          <w:bCs/>
+        </w:rPr>
+        <w:t>命之座4：</w:t>
+      </w:r>
+    </w:p>
+    <w:p>
+      <w:pPr>
+        <w:rPr>
+          <w:rFonts w:hint="eastAsia"/>
+        </w:rPr>
+      </w:pPr>
+      <w:r>
+        <w:rPr>
+          <w:rFonts w:hint="eastAsia"/>
+        </w:rPr>
+        <w:t>“鹰翎”每次治疗时，为米卡恢复3点元素能量，单次状态最多触发两次</w:t>
+      </w:r>
+    </w:p>
+    <w:p>
+      <w:pPr>
+        <w:rPr>
+          <w:rFonts w:hint="eastAsia"/>
+          <w:b/>
+          <w:bCs/>
+        </w:rPr>
+      </w:pPr>
+      <w:r>
+        <w:rPr>
+          <w:rFonts w:hint="eastAsia"/>
+          <w:b/>
+          <w:bCs/>
+        </w:rPr>
         <w:lastRenderedPageBreak/>
-        <w:t>突破天赋1：</w:t>
-      </w:r>
-    </w:p>
-    <w:p>
-      <w:pPr>
-        <w:rPr>
-          <w:rFonts w:hint="eastAsia"/>
-        </w:rPr>
-      </w:pPr>
-      <w:r>
-        <w:rPr>
-          <w:rFonts w:hint="eastAsia"/>
-        </w:rPr>
-        <w:t>冰晶破片每命中一名敌人，就为我方全体赋予一层“侦明”：</w:t>
-      </w:r>
-    </w:p>
-    <w:p>
-      <w:pPr>
-        <w:rPr>
-          <w:rFonts w:hint="eastAsia"/>
-        </w:rPr>
-      </w:pPr>
-      <w:r>
-        <w:tab/>
-      </w:r>
-      <w:r>
-        <w:rPr>
-          <w:rFonts w:hint="eastAsia"/>
-        </w:rPr>
-        <w:t>物理伤害提升10%，最多叠加3层</w:t>
-      </w:r>
-    </w:p>
-    <w:p>
-      <w:pPr>
-        <w:rPr>
-          <w:rFonts w:hint="eastAsia"/>
-        </w:rPr>
-      </w:pPr>
-      <w:r>
-        <w:tab/>
-      </w:r>
-      <w:r>
-        <w:rPr>
-          <w:rFonts w:hint="eastAsia"/>
-        </w:rPr>
-        <w:t>持续3t，</w:t>
-      </w:r>
-      <w:r>
-        <w:rPr>
-          <w:rFonts w:hint="eastAsia"/>
-        </w:rPr>
-        <w:t>再次施放战技时，先移除已有的“侦明”效果</w:t>
-      </w:r>
-    </w:p>
-    <w:p>
-      <w:pPr>
-        <w:rPr>
-          <w:rFonts w:hint="eastAsia"/>
-          <w:b/>
-          <w:bCs/>
-        </w:rPr>
-      </w:pPr>
-      <w:r>
-        <w:rPr>
-          <w:rFonts w:hint="eastAsia"/>
-          <w:b/>
-          <w:bCs/>
-        </w:rPr>
-        <w:t>突破天赋2：</w:t>
-      </w:r>
-    </w:p>
-    <w:p>
-      <w:pPr>
-        <w:rPr>
-          <w:rFonts w:hint="eastAsia"/>
-        </w:rPr>
-      </w:pPr>
-      <w:r>
-        <w:rPr>
-          <w:rFonts w:hint="eastAsia"/>
-        </w:rPr>
-        <w:t>若角色同时处于“鹰翎”和“灵风”状态下，攻击暴击时将为自身提供一层“侦明”。在两个状态都被重新施加一次前，最多通过这种方式提供一层</w:t>
-      </w:r>
-    </w:p>
-    <w:p>
-      <w:pPr>
-        <w:rPr>
-          <w:rFonts w:hint="eastAsia"/>
-        </w:rPr>
-      </w:pPr>
-      <w:r>
-        <w:rPr>
-          <w:rFonts w:hint="eastAsia"/>
-        </w:rPr>
-        <w:t>“侦明”上限提高1层</w:t>
-      </w:r>
-    </w:p>
-    <w:p>
-      <w:pPr>
-        <w:rPr>
-          <w:rFonts w:hint="eastAsia"/>
-          <w:b/>
-          <w:bCs/>
-        </w:rPr>
-      </w:pPr>
-      <w:r>
-        <w:rPr>
-          <w:rFonts w:hint="eastAsia"/>
-          <w:b/>
-          <w:bCs/>
-        </w:rPr>
-        <w:t>命之座1：</w:t>
-      </w:r>
-    </w:p>
-    <w:p>
-      <w:pPr>
-        <w:rPr>
-          <w:rFonts w:hint="eastAsia"/>
-        </w:rPr>
-      </w:pPr>
-      <w:r>
-        <w:rPr>
-          <w:rFonts w:hint="eastAsia"/>
-        </w:rPr>
-        <w:t>“鹰翎”每回合最多触发两次</w:t>
-      </w:r>
-    </w:p>
-    <w:p>
-      <w:pPr>
-        <w:rPr>
-          <w:rFonts w:hint="eastAsia"/>
-          <w:b/>
-          <w:bCs/>
-        </w:rPr>
-      </w:pPr>
-      <w:r>
-        <w:rPr>
-          <w:rFonts w:hint="eastAsia"/>
-          <w:b/>
-          <w:bCs/>
-        </w:rPr>
-        <w:t>命之座2：</w:t>
-      </w:r>
-    </w:p>
-    <w:p>
-      <w:pPr>
-        <w:rPr>
-          <w:rFonts w:hint="eastAsia"/>
-        </w:rPr>
-      </w:pPr>
-      <w:r>
-        <w:rPr>
-          <w:rFonts w:hint="eastAsia"/>
-        </w:rPr>
-        <w:t>战技的技能伤害命中敌人时，将为我方全体提供一层“侦明”</w:t>
-      </w:r>
-    </w:p>
-    <w:p>
-      <w:pPr>
-        <w:rPr>
-          <w:rFonts w:hint="eastAsia"/>
-          <w:b/>
-          <w:bCs/>
-        </w:rPr>
-      </w:pPr>
-      <w:r>
-        <w:rPr>
-          <w:rFonts w:hint="eastAsia"/>
-          <w:b/>
-          <w:bCs/>
-        </w:rPr>
-        <w:t>命之座3：</w:t>
-      </w:r>
-    </w:p>
-    <w:p>
-      <w:pPr>
-        <w:rPr>
-          <w:rFonts w:hint="eastAsia"/>
-        </w:rPr>
-      </w:pPr>
-      <w:r>
-        <w:rPr>
-          <w:rFonts w:hint="eastAsia"/>
-        </w:rPr>
-        <w:t>元素爆发等级提高3级</w:t>
-      </w:r>
-    </w:p>
-    <w:p>
-      <w:pPr>
-        <w:rPr>
-          <w:rFonts w:hint="eastAsia"/>
-          <w:b/>
-          <w:bCs/>
-        </w:rPr>
-      </w:pPr>
-      <w:r>
-        <w:rPr>
-          <w:rFonts w:hint="eastAsia"/>
-          <w:b/>
-          <w:bCs/>
-        </w:rPr>
-        <w:t>命之座4：</w:t>
-      </w:r>
-    </w:p>
-    <w:p>
-      <w:pPr>
-        <w:rPr>
-          <w:rFonts w:hint="eastAsia"/>
-        </w:rPr>
-      </w:pPr>
-      <w:r>
-        <w:rPr>
-          <w:rFonts w:hint="eastAsia"/>
-        </w:rPr>
-        <w:t>“鹰翎”每次治疗时，为米卡恢复3点元素能量，单次状态最多触发两次</w:t>
-      </w:r>
-    </w:p>
-    <w:p>
-      <w:pPr>
-        <w:rPr>
-          <w:rFonts w:hint="eastAsia"/>
-          <w:b/>
-          <w:bCs/>
-        </w:rPr>
-      </w:pPr>
-      <w:r>
-        <w:rPr>
-          <w:rFonts w:hint="eastAsia"/>
-          <w:b/>
-          <w:bCs/>
-        </w:rPr>
         <w:t>命之座5：</w:t>
       </w:r>
     </w:p>
@@ -13422,190 +13427,220 @@
         <w:rPr>
           <w:rFonts w:hint="eastAsia"/>
         </w:rPr>
+        <w:t>造成两段物理伤害。</w:t>
+      </w:r>
+      <w:r>
+        <w:rPr>
+          <w:rFonts w:hint="eastAsia"/>
+        </w:rPr>
+        <w:t>26.1%，31.6%攻击力</w:t>
+      </w:r>
+    </w:p>
+    <w:p>
+      <w:pPr>
+        <w:rPr>
+          <w:rFonts w:hint="eastAsia"/>
+          <w:b/>
+          <w:bCs/>
+        </w:rPr>
+      </w:pPr>
+      <w:r>
+        <w:rPr>
+          <w:rFonts w:hint="eastAsia"/>
+          <w:b/>
+          <w:bCs/>
+        </w:rPr>
+        <w:t>战技：</w:t>
+      </w:r>
+      <w:r>
+        <w:rPr>
+          <w:rFonts w:hint="eastAsia"/>
+          <w:b/>
+          <w:bCs/>
+        </w:rPr>
+        <w:t>10/20/30ap，冷却1/2/3t</w:t>
+      </w:r>
+    </w:p>
+    <w:p>
+      <w:pPr>
+        <w:rPr>
+          <w:rFonts w:hint="eastAsia"/>
+        </w:rPr>
+      </w:pPr>
+      <w:r>
+        <w:rPr>
+          <w:rFonts w:hint="eastAsia"/>
+        </w:rPr>
+        <w:t>点击战技，消耗10ap，可选择一名敌方目标，对其造成一段火元素伤害</w:t>
+      </w:r>
+    </w:p>
+    <w:p>
+      <w:pPr>
+        <w:rPr>
+          <w:rFonts w:hint="eastAsia"/>
+        </w:rPr>
+      </w:pPr>
+      <w:r>
+        <w:rPr>
+          <w:rFonts w:hint="eastAsia"/>
+        </w:rPr>
+        <w:t>若此时继续点击战技，则再消耗10ap，进入二段战技的选择阶段，可对三名相邻的敌方目标造成两段火元素伤害并将其击飞</w:t>
+      </w:r>
+    </w:p>
+    <w:p>
+      <w:pPr>
+        <w:rPr>
+          <w:rFonts w:hint="eastAsia"/>
+        </w:rPr>
+      </w:pPr>
+      <w:r>
+        <w:rPr>
+          <w:rFonts w:hint="eastAsia"/>
+        </w:rPr>
+        <w:t>若继续点击战技，则再消耗10ap，进入三段战技的选择阶段，可对三名相邻的敌方目标造成三段火元素伤害，将其与自身击飞</w:t>
+      </w:r>
+    </w:p>
+    <w:p>
+      <w:pPr>
+        <w:rPr>
+          <w:rFonts w:hint="eastAsia"/>
+        </w:rPr>
+      </w:pPr>
+      <w:r>
+        <w:rPr>
+          <w:rFonts w:hint="eastAsia"/>
+        </w:rPr>
+        <w:t>一段战技提供4点能量，二段和三段提供6点</w:t>
+      </w:r>
+    </w:p>
+    <w:p>
+      <w:pPr>
+        <w:rPr>
+          <w:rFonts w:hint="eastAsia"/>
+        </w:rPr>
+      </w:pPr>
+    </w:p>
+    <w:p>
+      <w:pPr>
+        <w:rPr>
+          <w:rFonts w:hint="eastAsia"/>
+        </w:rPr>
+      </w:pPr>
+      <w:r>
+        <w:rPr>
+          <w:rFonts w:hint="eastAsia"/>
+        </w:rPr>
+        <w:t>一段战技：138%攻击力</w:t>
+      </w:r>
+    </w:p>
+    <w:p>
+      <w:pPr>
+        <w:rPr>
+          <w:rFonts w:hint="eastAsia"/>
+        </w:rPr>
+      </w:pPr>
+      <w:r>
+        <w:rPr>
+          <w:rFonts w:hint="eastAsia"/>
+        </w:rPr>
+        <w:t>二段战技：84%，92%攻击力</w:t>
+      </w:r>
+    </w:p>
+    <w:p>
+      <w:pPr>
+        <w:rPr>
+          <w:rFonts w:hint="eastAsia"/>
+        </w:rPr>
+      </w:pPr>
+      <w:r>
+        <w:rPr>
+          <w:rFonts w:hint="eastAsia"/>
+        </w:rPr>
+        <w:t>三段战技：88%，96%，132%攻击力</w:t>
+      </w:r>
+    </w:p>
+    <w:p>
+      <w:pPr>
+        <w:rPr>
+          <w:rFonts w:hint="eastAsia"/>
+        </w:rPr>
+      </w:pPr>
+    </w:p>
+    <w:p>
+      <w:pPr>
+        <w:rPr>
+          <w:rFonts w:hint="eastAsia"/>
+          <w:b/>
+          <w:bCs/>
+        </w:rPr>
+      </w:pPr>
+      <w:r>
+        <w:rPr>
+          <w:rFonts w:hint="eastAsia"/>
+          <w:b/>
+          <w:bCs/>
+        </w:rPr>
+        <w:t>爆发</w:t>
+      </w:r>
+      <w:r>
+        <w:rPr>
+          <w:rFonts w:hint="eastAsia"/>
+          <w:b/>
+          <w:bCs/>
+        </w:rPr>
+        <w:t>：</w:t>
+      </w:r>
+      <w:r>
+        <w:rPr>
+          <w:rFonts w:hint="eastAsia"/>
+          <w:b/>
+          <w:bCs/>
+        </w:rPr>
+        <w:t>60能量，冷却4t</w:t>
+      </w:r>
+    </w:p>
+    <w:p>
+      <w:pPr>
+        <w:rPr>
+          <w:rFonts w:hint="eastAsia"/>
+        </w:rPr>
+      </w:pPr>
+      <w:r>
+        <w:rPr>
+          <w:rFonts w:hint="eastAsia"/>
+        </w:rPr>
+        <w:t>对敌方全体造成一段火元素伤害，选定两个相邻的我方目标作为“鼓舞对象”后，为我方场地生成“鼓舞领域”：</w:t>
+      </w:r>
+    </w:p>
+    <w:p>
+      <w:pPr>
+        <w:rPr>
+          <w:rFonts w:hint="eastAsia"/>
+        </w:rPr>
+      </w:pPr>
+      <w:r>
+        <w:tab/>
+      </w:r>
+      <w:r>
+        <w:rPr>
+          <w:rFonts w:hint="eastAsia"/>
+        </w:rPr>
+        <w:t>我方回合结束及敌方回合结束时，为生命值低于70%的我方目标恢复一定生命值</w:t>
+      </w:r>
+    </w:p>
+    <w:p>
+      <w:pPr>
+        <w:ind w:left="420"/>
+        <w:rPr>
+          <w:rFonts w:hint="eastAsia"/>
+        </w:rPr>
+      </w:pPr>
+      <w:r>
+        <w:rPr>
+          <w:rFonts w:hint="eastAsia"/>
+        </w:rPr>
         <w:lastRenderedPageBreak/>
-        <w:t>造成两段物理伤害。</w:t>
-      </w:r>
-      <w:r>
-        <w:rPr>
-          <w:rFonts w:hint="eastAsia"/>
-        </w:rPr>
-        <w:t>26.1%，31.6%攻击力</w:t>
-      </w:r>
-    </w:p>
-    <w:p>
-      <w:pPr>
-        <w:rPr>
-          <w:rFonts w:hint="eastAsia"/>
-          <w:b/>
-          <w:bCs/>
-        </w:rPr>
-      </w:pPr>
-      <w:r>
-        <w:rPr>
-          <w:rFonts w:hint="eastAsia"/>
-          <w:b/>
-          <w:bCs/>
-        </w:rPr>
-        <w:t>战技：</w:t>
-      </w:r>
-      <w:r>
-        <w:rPr>
-          <w:rFonts w:hint="eastAsia"/>
-          <w:b/>
-          <w:bCs/>
-        </w:rPr>
-        <w:t>10/20/30ap，冷却1/2/3t</w:t>
-      </w:r>
-    </w:p>
-    <w:p>
-      <w:pPr>
-        <w:rPr>
-          <w:rFonts w:hint="eastAsia"/>
-        </w:rPr>
-      </w:pPr>
-      <w:r>
-        <w:rPr>
-          <w:rFonts w:hint="eastAsia"/>
-        </w:rPr>
-        <w:t>点击战技，消耗10ap，可选择一名敌方目标，对其造成一段火元素伤害</w:t>
-      </w:r>
-    </w:p>
-    <w:p>
-      <w:pPr>
-        <w:rPr>
-          <w:rFonts w:hint="eastAsia"/>
-        </w:rPr>
-      </w:pPr>
-      <w:r>
-        <w:rPr>
-          <w:rFonts w:hint="eastAsia"/>
-        </w:rPr>
-        <w:t>若此时继续点击战技，则再消耗10ap，进入二段战技的选择阶段，可对三名相邻的敌方目标造成两段火元素伤害并将其击飞</w:t>
-      </w:r>
-    </w:p>
-    <w:p>
-      <w:pPr>
-        <w:rPr>
-          <w:rFonts w:hint="eastAsia"/>
-        </w:rPr>
-      </w:pPr>
-      <w:r>
-        <w:rPr>
-          <w:rFonts w:hint="eastAsia"/>
-        </w:rPr>
-        <w:t>若继续点击战技，则再消耗10ap，进入三段战技的选择阶段，可对三名相邻的敌方目标造成三段火元素伤害，将其与自身击飞</w:t>
-      </w:r>
-    </w:p>
-    <w:p>
-      <w:pPr>
-        <w:rPr>
-          <w:rFonts w:hint="eastAsia"/>
-        </w:rPr>
-      </w:pPr>
-      <w:r>
-        <w:rPr>
-          <w:rFonts w:hint="eastAsia"/>
-        </w:rPr>
-        <w:t>一段战技提供4点能量，二段和三段提供6点</w:t>
-      </w:r>
-    </w:p>
-    <w:p>
-      <w:pPr>
-        <w:rPr>
-          <w:rFonts w:hint="eastAsia"/>
-        </w:rPr>
-      </w:pPr>
-    </w:p>
-    <w:p>
-      <w:pPr>
-        <w:rPr>
-          <w:rFonts w:hint="eastAsia"/>
-        </w:rPr>
-      </w:pPr>
-      <w:r>
-        <w:rPr>
-          <w:rFonts w:hint="eastAsia"/>
-        </w:rPr>
-        <w:t>一段战技：138%攻击力</w:t>
-      </w:r>
-    </w:p>
-    <w:p>
-      <w:pPr>
-        <w:rPr>
-          <w:rFonts w:hint="eastAsia"/>
-        </w:rPr>
-      </w:pPr>
-      <w:r>
-        <w:rPr>
-          <w:rFonts w:hint="eastAsia"/>
-        </w:rPr>
-        <w:t>二段战技：84%，92%攻击力</w:t>
-      </w:r>
-    </w:p>
-    <w:p>
-      <w:pPr>
-        <w:rPr>
-          <w:rFonts w:hint="eastAsia"/>
-        </w:rPr>
-      </w:pPr>
-      <w:r>
-        <w:rPr>
-          <w:rFonts w:hint="eastAsia"/>
-        </w:rPr>
-        <w:t>三段战技：88%，96%，132%攻击力</w:t>
-      </w:r>
-    </w:p>
-    <w:p>
-      <w:pPr>
-        <w:rPr>
-          <w:rFonts w:hint="eastAsia"/>
-        </w:rPr>
-      </w:pPr>
-    </w:p>
-    <w:p>
-      <w:pPr>
-        <w:rPr>
-          <w:rFonts w:hint="eastAsia"/>
-          <w:b/>
-          <w:bCs/>
-        </w:rPr>
-      </w:pPr>
-      <w:r>
-        <w:rPr>
-          <w:rFonts w:hint="eastAsia"/>
-          <w:b/>
-          <w:bCs/>
-        </w:rPr>
-        <w:t>爆发</w:t>
-      </w:r>
-      <w:r>
-        <w:rPr>
-          <w:rFonts w:hint="eastAsia"/>
-          <w:b/>
-          <w:bCs/>
-        </w:rPr>
-        <w:t>：</w:t>
-      </w:r>
-      <w:r>
-        <w:rPr>
-          <w:rFonts w:hint="eastAsia"/>
-          <w:b/>
-          <w:bCs/>
-        </w:rPr>
-        <w:t>60能量，冷却4t</w:t>
-      </w:r>
-    </w:p>
-    <w:p>
-      <w:pPr>
-        <w:rPr>
-          <w:rFonts w:hint="eastAsia"/>
-        </w:rPr>
-      </w:pPr>
-      <w:r>
-        <w:rPr>
-          <w:rFonts w:hint="eastAsia"/>
-        </w:rPr>
-        <w:t>对敌方全体造成一段火元素伤害，选定两个相邻的我方目标作为“鼓舞对象”后，为我方场地生成“鼓舞领域”：</w:t>
+        <w:t>“鼓舞领域”存在时，“鼓舞对象”的生命值若高于70%，获得基于班尼特基础攻击力的攻击力加成</w:t>
       </w:r>
     </w:p>
     <w:p>
@@ -13621,21 +13656,7 @@
         <w:rPr>
           <w:rFonts w:hint="eastAsia"/>
         </w:rPr>
-        <w:t>我方回合结束及敌方回合结束时，为生命值低于70%的我方目标恢复一定生命值</w:t>
-      </w:r>
-    </w:p>
-    <w:p>
-      <w:pPr>
-        <w:ind w:left="420"/>
-        <w:rPr>
-          <w:rFonts w:hint="eastAsia"/>
-        </w:rPr>
-      </w:pPr>
-      <w:r>
-        <w:rPr>
-          <w:rFonts w:hint="eastAsia"/>
-        </w:rPr>
-        <w:t>“鼓舞领域”存在时，“鼓舞对象”的生命值若高于70%，获得基于班尼特基础攻击力的攻击力加成</w:t>
+        <w:t>我方全体获得无法被消除的火附着</w:t>
       </w:r>
     </w:p>
     <w:p>
@@ -13651,22 +13672,6 @@
         <w:rPr>
           <w:rFonts w:hint="eastAsia"/>
         </w:rPr>
-        <w:t>我方全体获得无法被消除的火附着</w:t>
-      </w:r>
-    </w:p>
-    <w:p>
-      <w:pPr>
-        <w:rPr>
-          <w:rFonts w:hint="eastAsia"/>
-        </w:rPr>
-      </w:pPr>
-      <w:r>
-        <w:tab/>
-      </w:r>
-      <w:r>
-        <w:rPr>
-          <w:rFonts w:hint="eastAsia"/>
-        </w:rPr>
         <w:t>持续3t</w:t>
       </w:r>
     </w:p>
@@ -13775,7 +13780,6 @@
         <w:rPr>
           <w:rFonts w:hint="eastAsia"/>
         </w:rPr>
-        <w:lastRenderedPageBreak/>
         <w:t>我方场地拥有“鼓舞领域”时，战技ap消耗-50%，且三段战技不会再将自身击飞</w:t>
       </w:r>
     </w:p>
@@ -13983,6 +13987,7 @@
         <w:rPr>
           <w:rFonts w:hint="eastAsia"/>
         </w:rPr>
+        <w:lastRenderedPageBreak/>
         <w:t>洛恩（长枪，冰</w:t>
       </w:r>
       <w:r>
@@ -14197,242 +14202,242 @@
         <w:rPr>
           <w:rFonts w:hint="eastAsia"/>
         </w:rPr>
+        <w:t>获得无法被覆盖的冰元素附魔</w:t>
+      </w:r>
+    </w:p>
+    <w:p>
+      <w:pPr>
+        <w:ind w:left="420"/>
+        <w:rPr>
+          <w:rFonts w:hint="eastAsia"/>
+        </w:rPr>
+      </w:pPr>
+      <w:r>
+        <w:rPr>
+          <w:rFonts w:hint="eastAsia"/>
+        </w:rPr>
+        <w:t>此状态下每次普攻或重击都将为洛恩提供</w:t>
+      </w:r>
+      <w:r>
+        <w:rPr>
+          <w:rFonts w:hint="eastAsia"/>
+        </w:rPr>
+        <w:t>27</w:t>
+      </w:r>
+      <w:r>
+        <w:rPr>
+          <w:rFonts w:hint="eastAsia"/>
+        </w:rPr>
+        <w:t>/</w:t>
+      </w:r>
+      <w:r>
+        <w:rPr>
+          <w:rFonts w:hint="eastAsia"/>
+        </w:rPr>
+        <w:t>41</w:t>
+      </w:r>
+      <w:r>
+        <w:rPr>
+          <w:rFonts w:hint="eastAsia"/>
+        </w:rPr>
+        <w:t>点“欢悦”，上限为100点，达到上限后才可施放强化战技“镂骨彻心”，</w:t>
+      </w:r>
+      <w:r>
+        <w:rPr>
+          <w:rFonts w:hint="eastAsia"/>
+        </w:rPr>
+        <w:t>并清空“欢悦”；</w:t>
+      </w:r>
+      <w:r>
+        <w:rPr>
+          <w:rFonts w:hint="eastAsia"/>
+        </w:rPr>
+        <w:t>单次状态内最多施放3次</w:t>
+      </w:r>
+    </w:p>
+    <w:p>
+      <w:pPr>
+        <w:ind w:left="420"/>
+        <w:rPr>
+          <w:rFonts w:hint="eastAsia"/>
+        </w:rPr>
+      </w:pPr>
+      <w:r>
+        <w:rPr>
+          <w:rFonts w:hint="eastAsia"/>
+        </w:rPr>
+        <w:t>此状态下，我方其他角色造成伤害时，若最终伤害不低于洛恩基础攻击力的1000%，则为洛恩提供20点“争胜”，否则提供1点，上限为100点。在施放强化战技时消耗所有的“争胜”，每一点提升本次强化战技0.4%的伤害。</w:t>
+      </w:r>
+    </w:p>
+    <w:p>
+      <w:pPr>
+        <w:ind w:left="420"/>
+        <w:rPr>
+          <w:rFonts w:hint="eastAsia"/>
+        </w:rPr>
+      </w:pPr>
+      <w:r>
+        <w:rPr>
+          <w:rFonts w:hint="eastAsia"/>
+        </w:rPr>
+        <w:t>持续3t</w:t>
+      </w:r>
+      <w:r>
+        <w:rPr>
+          <w:rFonts w:hint="eastAsia"/>
+        </w:rPr>
+        <w:t>。状态结束时清空“欢悦”</w:t>
+      </w:r>
+    </w:p>
+    <w:p>
+      <w:pPr>
+        <w:rPr>
+          <w:rFonts w:hint="eastAsia"/>
+        </w:rPr>
+      </w:pPr>
+      <w:r>
+        <w:rPr>
+          <w:rFonts w:hint="eastAsia"/>
+        </w:rPr>
+        <w:t>强化普攻和重击命中时，提供2点能量，每回合最多触发2次</w:t>
+      </w:r>
+    </w:p>
+    <w:p>
+      <w:pPr>
+        <w:rPr>
+          <w:rFonts w:hint="eastAsia"/>
+        </w:rPr>
+      </w:pPr>
+      <w:r>
+        <w:rPr>
+          <w:rFonts w:hint="eastAsia"/>
+        </w:rPr>
+        <w:t>“奇谋”状态结束时常规战技进入冷却</w:t>
+      </w:r>
+    </w:p>
+    <w:p>
+      <w:pPr>
+        <w:rPr>
+          <w:rFonts w:hint="eastAsia"/>
+        </w:rPr>
+      </w:pPr>
+    </w:p>
+    <w:p>
+      <w:pPr>
+        <w:rPr>
+          <w:rFonts w:hint="eastAsia"/>
+        </w:rPr>
+      </w:pPr>
+      <w:r>
+        <w:rPr>
+          <w:rFonts w:hint="eastAsia"/>
+        </w:rPr>
+        <w:t>普攻伤害：55.3%，82.9%攻击力</w:t>
+      </w:r>
+    </w:p>
+    <w:p>
+      <w:pPr>
+        <w:rPr>
+          <w:rFonts w:hint="eastAsia"/>
+        </w:rPr>
+      </w:pPr>
+      <w:r>
+        <w:rPr>
+          <w:rFonts w:hint="eastAsia"/>
+        </w:rPr>
+        <w:t>重击伤害：98.8%攻击力</w:t>
+      </w:r>
+    </w:p>
+    <w:p>
+      <w:pPr>
+        <w:rPr>
+          <w:rFonts w:hint="eastAsia"/>
+        </w:rPr>
+      </w:pPr>
+      <w:r>
+        <w:rPr>
+          <w:rFonts w:hint="eastAsia"/>
+        </w:rPr>
+        <w:t>镂骨彻心伤害：60.0%攻击力*4</w:t>
+      </w:r>
+    </w:p>
+    <w:p>
+      <w:pPr>
+        <w:rPr>
+          <w:rFonts w:hint="eastAsia"/>
+        </w:rPr>
+      </w:pPr>
+    </w:p>
+    <w:p>
+      <w:pPr>
+        <w:rPr>
+          <w:rFonts w:hint="eastAsia"/>
+          <w:b/>
+          <w:bCs/>
+        </w:rPr>
+      </w:pPr>
+      <w:r>
+        <w:rPr>
+          <w:rFonts w:hint="eastAsia"/>
+          <w:b/>
+          <w:bCs/>
+        </w:rPr>
+        <w:t>爆发</w:t>
+      </w:r>
+      <w:r>
+        <w:rPr>
+          <w:rFonts w:hint="eastAsia"/>
+          <w:b/>
+          <w:bCs/>
+        </w:rPr>
+        <w:t>：</w:t>
+      </w:r>
+      <w:r>
+        <w:rPr>
+          <w:rFonts w:hint="eastAsia"/>
+          <w:b/>
+          <w:bCs/>
+        </w:rPr>
+        <w:t>60能量，冷却4t</w:t>
+      </w:r>
+    </w:p>
+    <w:p>
+      <w:pPr>
+        <w:rPr>
+          <w:rFonts w:hint="eastAsia"/>
+        </w:rPr>
+      </w:pPr>
+      <w:r>
+        <w:rPr>
+          <w:rFonts w:hint="eastAsia"/>
+        </w:rPr>
+        <w:t>消耗所有“争胜”，对全体敌方目标造成6段冰元素伤害，每点争胜提高0.4%伤害。</w:t>
+      </w:r>
+    </w:p>
+    <w:p>
+      <w:pPr>
+        <w:rPr>
+          <w:rFonts w:hint="eastAsia"/>
+        </w:rPr>
+      </w:pPr>
+      <w:r>
+        <w:rPr>
+          <w:rFonts w:hint="eastAsia"/>
+        </w:rPr>
+        <w:t>若施放时洛恩处于“奇谋”状态下，则本次奇谋延长1t</w:t>
+      </w:r>
+    </w:p>
+    <w:p>
+      <w:pPr>
+        <w:rPr>
+          <w:rFonts w:hint="eastAsia"/>
+        </w:rPr>
+      </w:pPr>
+      <w:r>
+        <w:rPr>
+          <w:rFonts w:hint="eastAsia"/>
+        </w:rPr>
         <w:lastRenderedPageBreak/>
-        <w:t>获得无法被覆盖的冰元素附魔</w:t>
-      </w:r>
-    </w:p>
-    <w:p>
-      <w:pPr>
-        <w:ind w:left="420"/>
-        <w:rPr>
-          <w:rFonts w:hint="eastAsia"/>
-        </w:rPr>
-      </w:pPr>
-      <w:r>
-        <w:rPr>
-          <w:rFonts w:hint="eastAsia"/>
-        </w:rPr>
-        <w:t>此状态下每次普攻或重击都将为洛恩提供</w:t>
-      </w:r>
-      <w:r>
-        <w:rPr>
-          <w:rFonts w:hint="eastAsia"/>
-        </w:rPr>
-        <w:t>27</w:t>
-      </w:r>
-      <w:r>
-        <w:rPr>
-          <w:rFonts w:hint="eastAsia"/>
-        </w:rPr>
-        <w:t>/</w:t>
-      </w:r>
-      <w:r>
-        <w:rPr>
-          <w:rFonts w:hint="eastAsia"/>
-        </w:rPr>
-        <w:t>41</w:t>
-      </w:r>
-      <w:r>
-        <w:rPr>
-          <w:rFonts w:hint="eastAsia"/>
-        </w:rPr>
-        <w:t>点“欢悦”，上限为100点，达到上限后才可施放强化战技“镂骨彻心”，</w:t>
-      </w:r>
-      <w:r>
-        <w:rPr>
-          <w:rFonts w:hint="eastAsia"/>
-        </w:rPr>
-        <w:t>并清空“欢悦”；</w:t>
-      </w:r>
-      <w:r>
-        <w:rPr>
-          <w:rFonts w:hint="eastAsia"/>
-        </w:rPr>
-        <w:t>单次状态内最多施放3次</w:t>
-      </w:r>
-    </w:p>
-    <w:p>
-      <w:pPr>
-        <w:ind w:left="420"/>
-        <w:rPr>
-          <w:rFonts w:hint="eastAsia"/>
-        </w:rPr>
-      </w:pPr>
-      <w:r>
-        <w:rPr>
-          <w:rFonts w:hint="eastAsia"/>
-        </w:rPr>
-        <w:t>此状态下，我方其他角色造成伤害时，若最终伤害不低于洛恩基础攻击力的1000%，则为洛恩提供20点“争胜”，否则提供1点，上限为100点。在施放强化战技时消耗所有的“争胜”，每一点提升本次强化战技0.4%的伤害。</w:t>
-      </w:r>
-    </w:p>
-    <w:p>
-      <w:pPr>
-        <w:ind w:left="420"/>
-        <w:rPr>
-          <w:rFonts w:hint="eastAsia"/>
-        </w:rPr>
-      </w:pPr>
-      <w:r>
-        <w:rPr>
-          <w:rFonts w:hint="eastAsia"/>
-        </w:rPr>
-        <w:t>持续3t</w:t>
-      </w:r>
-      <w:r>
-        <w:rPr>
-          <w:rFonts w:hint="eastAsia"/>
-        </w:rPr>
-        <w:t>。状态结束时清空“欢悦”</w:t>
-      </w:r>
-    </w:p>
-    <w:p>
-      <w:pPr>
-        <w:rPr>
-          <w:rFonts w:hint="eastAsia"/>
-        </w:rPr>
-      </w:pPr>
-      <w:r>
-        <w:rPr>
-          <w:rFonts w:hint="eastAsia"/>
-        </w:rPr>
-        <w:t>强化普攻和重击命中时，提供2点能量，每回合最多触发2次</w:t>
-      </w:r>
-    </w:p>
-    <w:p>
-      <w:pPr>
-        <w:rPr>
-          <w:rFonts w:hint="eastAsia"/>
-        </w:rPr>
-      </w:pPr>
-      <w:r>
-        <w:rPr>
-          <w:rFonts w:hint="eastAsia"/>
-        </w:rPr>
-        <w:t>“奇谋”状态结束时常规战技进入冷却</w:t>
-      </w:r>
-    </w:p>
-    <w:p>
-      <w:pPr>
-        <w:rPr>
-          <w:rFonts w:hint="eastAsia"/>
-        </w:rPr>
-      </w:pPr>
-    </w:p>
-    <w:p>
-      <w:pPr>
-        <w:rPr>
-          <w:rFonts w:hint="eastAsia"/>
-        </w:rPr>
-      </w:pPr>
-      <w:r>
-        <w:rPr>
-          <w:rFonts w:hint="eastAsia"/>
-        </w:rPr>
-        <w:t>普攻伤害：55.3%，82.9%攻击力</w:t>
-      </w:r>
-    </w:p>
-    <w:p>
-      <w:pPr>
-        <w:rPr>
-          <w:rFonts w:hint="eastAsia"/>
-        </w:rPr>
-      </w:pPr>
-      <w:r>
-        <w:rPr>
-          <w:rFonts w:hint="eastAsia"/>
-        </w:rPr>
-        <w:t>重击伤害：98.8%攻击力</w:t>
-      </w:r>
-    </w:p>
-    <w:p>
-      <w:pPr>
-        <w:rPr>
-          <w:rFonts w:hint="eastAsia"/>
-        </w:rPr>
-      </w:pPr>
-      <w:r>
-        <w:rPr>
-          <w:rFonts w:hint="eastAsia"/>
-        </w:rPr>
-        <w:t>镂骨彻心伤害：60.0%攻击力*4</w:t>
-      </w:r>
-    </w:p>
-    <w:p>
-      <w:pPr>
-        <w:rPr>
-          <w:rFonts w:hint="eastAsia"/>
-        </w:rPr>
-      </w:pPr>
-    </w:p>
-    <w:p>
-      <w:pPr>
-        <w:rPr>
-          <w:rFonts w:hint="eastAsia"/>
-          <w:b/>
-          <w:bCs/>
-        </w:rPr>
-      </w:pPr>
-      <w:r>
-        <w:rPr>
-          <w:rFonts w:hint="eastAsia"/>
-          <w:b/>
-          <w:bCs/>
-        </w:rPr>
-        <w:t>爆发</w:t>
-      </w:r>
-      <w:r>
-        <w:rPr>
-          <w:rFonts w:hint="eastAsia"/>
-          <w:b/>
-          <w:bCs/>
-        </w:rPr>
-        <w:t>：</w:t>
-      </w:r>
-      <w:r>
-        <w:rPr>
-          <w:rFonts w:hint="eastAsia"/>
-          <w:b/>
-          <w:bCs/>
-        </w:rPr>
-        <w:t>60能量，冷却4t</w:t>
-      </w:r>
-    </w:p>
-    <w:p>
-      <w:pPr>
-        <w:rPr>
-          <w:rFonts w:hint="eastAsia"/>
-        </w:rPr>
-      </w:pPr>
-      <w:r>
-        <w:rPr>
-          <w:rFonts w:hint="eastAsia"/>
-        </w:rPr>
-        <w:t>消耗所有“争胜”，对全体敌方目标造成6段冰元素伤害，每点争胜提高0.4%伤害。</w:t>
-      </w:r>
-    </w:p>
-    <w:p>
-      <w:pPr>
-        <w:rPr>
-          <w:rFonts w:hint="eastAsia"/>
-        </w:rPr>
-      </w:pPr>
-      <w:r>
-        <w:rPr>
-          <w:rFonts w:hint="eastAsia"/>
-        </w:rPr>
-        <w:t>若施放时洛恩处于“奇谋”状态下，则本次奇谋延长1t</w:t>
-      </w:r>
-    </w:p>
-    <w:p>
-      <w:pPr>
-        <w:rPr>
-          <w:rFonts w:hint="eastAsia"/>
-        </w:rPr>
-      </w:pPr>
-      <w:r>
-        <w:rPr>
-          <w:rFonts w:hint="eastAsia"/>
-        </w:rPr>
         <w:t>技能伤害：118.8%</w:t>
       </w:r>
       <w:r>
@@ -14569,225 +14574,225 @@
           <w:b/>
           <w:bCs/>
         </w:rPr>
+        <w:t>命之座1：</w:t>
+      </w:r>
+    </w:p>
+    <w:p>
+      <w:pPr>
+        <w:rPr>
+          <w:rFonts w:hint="eastAsia"/>
+        </w:rPr>
+      </w:pPr>
+      <w:r>
+        <w:rPr>
+          <w:rFonts w:hint="eastAsia"/>
+        </w:rPr>
+        <w:t>争胜上限提升至300；我方提供的“争胜”点数提升500%</w:t>
+      </w:r>
+    </w:p>
+    <w:p>
+      <w:pPr>
+        <w:rPr>
+          <w:rFonts w:hint="eastAsia"/>
+          <w:b/>
+          <w:bCs/>
+        </w:rPr>
+      </w:pPr>
+      <w:r>
+        <w:rPr>
+          <w:rFonts w:hint="eastAsia"/>
+          <w:b/>
+          <w:bCs/>
+        </w:rPr>
+        <w:t>命之座2：</w:t>
+      </w:r>
+    </w:p>
+    <w:p>
+      <w:pPr>
+        <w:rPr>
+          <w:rFonts w:hint="eastAsia"/>
+        </w:rPr>
+      </w:pPr>
+      <w:r>
+        <w:rPr>
+          <w:rFonts w:hint="eastAsia"/>
+        </w:rPr>
+        <w:t>处于“奇谋”状态下时，施放强化战技或元素爆发后的1t内，洛恩获得“破邪之刃”状态：下一次普攻或重击命中后，额外对命中目标造成一段500%攻击力的冰元素伤害，并提高我方全体元素精通200点，持续2t</w:t>
+      </w:r>
+    </w:p>
+    <w:p>
+      <w:pPr>
+        <w:rPr>
+          <w:rFonts w:hint="eastAsia"/>
+        </w:rPr>
+      </w:pPr>
+      <w:r>
+        <w:rPr>
+          <w:rFonts w:hint="eastAsia"/>
+        </w:rPr>
+        <w:t>每1t最多获得一次“破邪之刃”</w:t>
+      </w:r>
+    </w:p>
+    <w:p>
+      <w:pPr>
+        <w:rPr>
+          <w:rFonts w:hint="eastAsia"/>
+          <w:b/>
+          <w:bCs/>
+        </w:rPr>
+      </w:pPr>
+      <w:r>
+        <w:rPr>
+          <w:rFonts w:hint="eastAsia"/>
+          <w:b/>
+          <w:bCs/>
+        </w:rPr>
+        <w:t>命之座3：</w:t>
+      </w:r>
+    </w:p>
+    <w:p>
+      <w:pPr>
+        <w:rPr>
+          <w:rFonts w:hint="eastAsia"/>
+        </w:rPr>
+      </w:pPr>
+      <w:r>
+        <w:rPr>
+          <w:rFonts w:hint="eastAsia"/>
+        </w:rPr>
+        <w:t>元素战技等级提高3级</w:t>
+      </w:r>
+    </w:p>
+    <w:p>
+      <w:pPr>
+        <w:rPr>
+          <w:rFonts w:hint="eastAsia"/>
+          <w:b/>
+          <w:bCs/>
+        </w:rPr>
+      </w:pPr>
+      <w:r>
+        <w:rPr>
+          <w:rFonts w:hint="eastAsia"/>
+          <w:b/>
+          <w:bCs/>
+        </w:rPr>
+        <w:t>命之座4：</w:t>
+      </w:r>
+    </w:p>
+    <w:p>
+      <w:pPr>
+        <w:rPr>
+          <w:rFonts w:hint="eastAsia"/>
+        </w:rPr>
+      </w:pPr>
+      <w:r>
+        <w:rPr>
+          <w:rFonts w:hint="eastAsia"/>
+        </w:rPr>
+        <w:t>处于“奇谋”状态下时，施放元素爆发前，先将“争胜”直接提升至上限</w:t>
+      </w:r>
+    </w:p>
+    <w:p>
+      <w:pPr>
+        <w:rPr>
+          <w:rFonts w:hint="eastAsia"/>
+        </w:rPr>
+      </w:pPr>
+      <w:r>
+        <w:rPr>
+          <w:rFonts w:hint="eastAsia"/>
+        </w:rPr>
+        <w:t>赋予自身“奇谋”状态时，若充能未满，则恢复15点能量；若充能已满，则在接下来的4t内，施放爆发后立刻恢复15点能量</w:t>
+      </w:r>
+    </w:p>
+    <w:p>
+      <w:pPr>
+        <w:rPr>
+          <w:rFonts w:hint="eastAsia"/>
+          <w:b/>
+          <w:bCs/>
+        </w:rPr>
+      </w:pPr>
+      <w:r>
+        <w:rPr>
+          <w:rFonts w:hint="eastAsia"/>
+          <w:b/>
+          <w:bCs/>
+        </w:rPr>
+        <w:t>命之座5：</w:t>
+      </w:r>
+    </w:p>
+    <w:p>
+      <w:pPr>
+        <w:rPr>
+          <w:rFonts w:hint="eastAsia"/>
+        </w:rPr>
+      </w:pPr>
+      <w:r>
+        <w:rPr>
+          <w:rFonts w:hint="eastAsia"/>
+        </w:rPr>
+        <w:t>元素爆发等级提高3级</w:t>
+      </w:r>
+    </w:p>
+    <w:p>
+      <w:pPr>
+        <w:rPr>
+          <w:rFonts w:hint="eastAsia"/>
+        </w:rPr>
+      </w:pPr>
+      <w:r>
+        <w:rPr>
+          <w:rFonts w:hint="eastAsia"/>
+          <w:b/>
+          <w:bCs/>
+        </w:rPr>
+        <w:t>命之座6：</w:t>
+      </w:r>
+    </w:p>
+    <w:p>
+      <w:pPr>
+        <w:rPr>
+          <w:rFonts w:hint="eastAsia"/>
+        </w:rPr>
+      </w:pPr>
+      <w:r>
+        <w:rPr>
+          <w:rFonts w:hint="eastAsia"/>
+        </w:rPr>
+        <w:t>施放</w:t>
+      </w:r>
+      <w:r>
+        <w:rPr>
+          <w:rFonts w:hint="eastAsia"/>
+        </w:rPr>
+        <w:t>强化</w:t>
+      </w:r>
+      <w:r>
+        <w:rPr>
+          <w:rFonts w:hint="eastAsia"/>
+        </w:rPr>
+        <w:t>战技，或是在“奇谋”状态下施放元素爆发不会消耗“争胜”，并使“欢悦”立刻达到上限，每2t触发一次</w:t>
+      </w:r>
+      <w:r>
+        <w:rPr>
+          <w:rFonts w:hint="eastAsia"/>
+        </w:rPr>
+        <w:t>。触发时若处于“奇谋”状态下，令该次“奇谋”+1t</w:t>
+      </w:r>
+    </w:p>
+    <w:p>
+      <w:pPr>
+        <w:rPr>
+          <w:rFonts w:hint="eastAsia"/>
+        </w:rPr>
+      </w:pPr>
+      <w:r>
+        <w:rPr>
+          <w:rFonts w:hint="eastAsia"/>
+        </w:rPr>
         <w:lastRenderedPageBreak/>
-        <w:t>命之座1：</w:t>
-      </w:r>
-    </w:p>
-    <w:p>
-      <w:pPr>
-        <w:rPr>
-          <w:rFonts w:hint="eastAsia"/>
-        </w:rPr>
-      </w:pPr>
-      <w:r>
-        <w:rPr>
-          <w:rFonts w:hint="eastAsia"/>
-        </w:rPr>
-        <w:t>争胜上限提升至300；我方提供的“争胜”点数提升500%</w:t>
-      </w:r>
-    </w:p>
-    <w:p>
-      <w:pPr>
-        <w:rPr>
-          <w:rFonts w:hint="eastAsia"/>
-          <w:b/>
-          <w:bCs/>
-        </w:rPr>
-      </w:pPr>
-      <w:r>
-        <w:rPr>
-          <w:rFonts w:hint="eastAsia"/>
-          <w:b/>
-          <w:bCs/>
-        </w:rPr>
-        <w:t>命之座2：</w:t>
-      </w:r>
-    </w:p>
-    <w:p>
-      <w:pPr>
-        <w:rPr>
-          <w:rFonts w:hint="eastAsia"/>
-        </w:rPr>
-      </w:pPr>
-      <w:r>
-        <w:rPr>
-          <w:rFonts w:hint="eastAsia"/>
-        </w:rPr>
-        <w:t>处于“奇谋”状态下时，施放强化战技或元素爆发后的1t内，洛恩获得“破邪之刃”状态：下一次普攻或重击命中后，额外对命中目标造成一段500%攻击力的冰元素伤害，并提高我方全体元素精通200点，持续2t</w:t>
-      </w:r>
-    </w:p>
-    <w:p>
-      <w:pPr>
-        <w:rPr>
-          <w:rFonts w:hint="eastAsia"/>
-        </w:rPr>
-      </w:pPr>
-      <w:r>
-        <w:rPr>
-          <w:rFonts w:hint="eastAsia"/>
-        </w:rPr>
-        <w:t>每1t最多获得一次“破邪之刃”</w:t>
-      </w:r>
-    </w:p>
-    <w:p>
-      <w:pPr>
-        <w:rPr>
-          <w:rFonts w:hint="eastAsia"/>
-          <w:b/>
-          <w:bCs/>
-        </w:rPr>
-      </w:pPr>
-      <w:r>
-        <w:rPr>
-          <w:rFonts w:hint="eastAsia"/>
-          <w:b/>
-          <w:bCs/>
-        </w:rPr>
-        <w:t>命之座3：</w:t>
-      </w:r>
-    </w:p>
-    <w:p>
-      <w:pPr>
-        <w:rPr>
-          <w:rFonts w:hint="eastAsia"/>
-        </w:rPr>
-      </w:pPr>
-      <w:r>
-        <w:rPr>
-          <w:rFonts w:hint="eastAsia"/>
-        </w:rPr>
-        <w:t>元素战技等级提高3级</w:t>
-      </w:r>
-    </w:p>
-    <w:p>
-      <w:pPr>
-        <w:rPr>
-          <w:rFonts w:hint="eastAsia"/>
-          <w:b/>
-          <w:bCs/>
-        </w:rPr>
-      </w:pPr>
-      <w:r>
-        <w:rPr>
-          <w:rFonts w:hint="eastAsia"/>
-          <w:b/>
-          <w:bCs/>
-        </w:rPr>
-        <w:t>命之座4：</w:t>
-      </w:r>
-    </w:p>
-    <w:p>
-      <w:pPr>
-        <w:rPr>
-          <w:rFonts w:hint="eastAsia"/>
-        </w:rPr>
-      </w:pPr>
-      <w:r>
-        <w:rPr>
-          <w:rFonts w:hint="eastAsia"/>
-        </w:rPr>
-        <w:t>处于“奇谋”状态下时，施放元素爆发前，先将“争胜”直接提升至上限</w:t>
-      </w:r>
-    </w:p>
-    <w:p>
-      <w:pPr>
-        <w:rPr>
-          <w:rFonts w:hint="eastAsia"/>
-        </w:rPr>
-      </w:pPr>
-      <w:r>
-        <w:rPr>
-          <w:rFonts w:hint="eastAsia"/>
-        </w:rPr>
-        <w:t>赋予自身“奇谋”状态时，若充能未满，则恢复15点能量；若充能已满，则在接下来的4t内，施放爆发后立刻恢复15点能量</w:t>
-      </w:r>
-    </w:p>
-    <w:p>
-      <w:pPr>
-        <w:rPr>
-          <w:rFonts w:hint="eastAsia"/>
-          <w:b/>
-          <w:bCs/>
-        </w:rPr>
-      </w:pPr>
-      <w:r>
-        <w:rPr>
-          <w:rFonts w:hint="eastAsia"/>
-          <w:b/>
-          <w:bCs/>
-        </w:rPr>
-        <w:t>命之座5：</w:t>
-      </w:r>
-    </w:p>
-    <w:p>
-      <w:pPr>
-        <w:rPr>
-          <w:rFonts w:hint="eastAsia"/>
-        </w:rPr>
-      </w:pPr>
-      <w:r>
-        <w:rPr>
-          <w:rFonts w:hint="eastAsia"/>
-        </w:rPr>
-        <w:t>元素爆发等级提高3级</w:t>
-      </w:r>
-    </w:p>
-    <w:p>
-      <w:pPr>
-        <w:rPr>
-          <w:rFonts w:hint="eastAsia"/>
-        </w:rPr>
-      </w:pPr>
-      <w:r>
-        <w:rPr>
-          <w:rFonts w:hint="eastAsia"/>
-          <w:b/>
-          <w:bCs/>
-        </w:rPr>
-        <w:t>命之座6：</w:t>
-      </w:r>
-    </w:p>
-    <w:p>
-      <w:pPr>
-        <w:rPr>
-          <w:rFonts w:hint="eastAsia"/>
-        </w:rPr>
-      </w:pPr>
-      <w:r>
-        <w:rPr>
-          <w:rFonts w:hint="eastAsia"/>
-        </w:rPr>
-        <w:t>施放</w:t>
-      </w:r>
-      <w:r>
-        <w:rPr>
-          <w:rFonts w:hint="eastAsia"/>
-        </w:rPr>
-        <w:t>强化</w:t>
-      </w:r>
-      <w:r>
-        <w:rPr>
-          <w:rFonts w:hint="eastAsia"/>
-        </w:rPr>
-        <w:t>战技，或是在“奇谋”状态下施放元素爆发不会消耗“争胜”，并使“欢悦”立刻达到上限，每2t触发一次</w:t>
-      </w:r>
-      <w:r>
-        <w:rPr>
-          <w:rFonts w:hint="eastAsia"/>
-        </w:rPr>
-        <w:t>。触发时若处于“奇谋”状态下，令该次“奇谋”+1t</w:t>
-      </w:r>
-    </w:p>
-    <w:p>
-      <w:pPr>
-        <w:rPr>
-          <w:rFonts w:hint="eastAsia"/>
-        </w:rPr>
-      </w:pPr>
-      <w:r>
-        <w:rPr>
-          <w:rFonts w:hint="eastAsia"/>
-        </w:rPr>
         <w:t>强化战技和元素爆发的暴击伤害提升175%，单次“奇谋”期间强化战技施放次数+2</w:t>
       </w:r>
     </w:p>
@@ -14823,7 +14828,7 @@
 </file>
 
 <file path=word/endnotes.xml><?xml version="1.0" encoding="utf-8"?>
-<w:endnotes xmlns:wpc="http://schemas.microsoft.com/office/word/2010/wordprocessingCanvas" xmlns:cx="http://schemas.microsoft.com/office/drawing/2014/chartex" xmlns:cx1="http://schemas.microsoft.com/office/drawing/2015/9/8/chartex" xmlns:cx2="http://schemas.microsoft.com/office/drawing/2015/10/21/chartex" xmlns:cx3="http://schemas.microsoft.com/office/drawing/2016/5/9/chartex" xmlns:cx4="http://schemas.microsoft.com/office/drawing/2016/5/10/chartex" xmlns:cx5="http://schemas.microsoft.com/office/drawing/2016/5/11/chartex" xmlns:cx6="http://schemas.microsoft.com/office/drawing/2016/5/12/chartex" xmlns:cx7="http://schemas.microsoft.com/office/drawing/2016/5/13/chartex" xmlns:cx8="http://schemas.microsoft.com/office/drawing/2016/5/14/chartex" xmlns:mc="http://schemas.openxmlformats.org/markup-compatibility/2006" xmlns:aink="http://schemas.microsoft.com/office/drawing/2016/ink" xmlns:am3d="http://schemas.microsoft.com/office/drawing/2017/model3d" xmlns:o="urn:schemas-microsoft-com:office:office" xmlns:oel="http://schemas.microsoft.com/office/2019/extlst" xmlns:r="http://schemas.openxmlformats.org/officeDocument/2006/relationships" xmlns:m="http://schemas.openxmlformats.org/officeDocument/2006/math" xmlns:v="urn:schemas-microsoft-com:vml" xmlns:wp14="http://schemas.microsoft.com/office/word/2010/wordprocessingDrawing" xmlns:wp="http://schemas.openxmlformats.org/drawingml/2006/wordprocessingDrawing" xmlns:w10="urn:schemas-microsoft-com:office:word" xmlns:w="http://schemas.openxmlformats.org/wordprocessingml/2006/main" xmlns:w14="http://schemas.microsoft.com/office/word/2010/wordml" xmlns:w15="http://schemas.microsoft.com/office/word/2012/wordml" xmlns:w16cei="http://schemas.microsoft.com/office/word/2026/wordml/cei" xmlns:w16cex="http://schemas.microsoft.com/office/word/2018/wordml/cex" xmlns:w16cid="http://schemas.microsoft.com/office/word/2016/wordml/cid" xmlns:w16="http://schemas.microsoft.com/office/word/2018/wordml" xmlns:w16du="http://schemas.microsoft.com/office/word/2023/wordml/word16du" xmlns:w16sdtdh="http://schemas.microsoft.com/office/word/2020/wordml/sdtdatahash" xmlns:w16sdtfl="http://schemas.microsoft.com/office/word/2024/wordml/sdtformatlock" xmlns:w16se="http://schemas.microsoft.com/office/word/2015/wordml/symex" xmlns:wpg="http://schemas.microsoft.com/office/word/2010/wordprocessingGroup" xmlns:wpi="http://schemas.microsoft.com/office/word/2010/wordprocessingInk" xmlns:wne="http://schemas.microsoft.com/office/word/2006/wordml" xmlns:wps="http://schemas.microsoft.com/office/word/2010/wordprocessingShape" mc:Ignorable="w14 w15 w16se w16cid w16 w16cex w16sdtdh w16sdtfl w16du wp14">
+<w:endnotes xmlns:wpc="http://schemas.microsoft.com/office/word/2010/wordprocessingCanvas" xmlns:cx="http://schemas.microsoft.com/office/drawing/2014/chartex" xmlns:cx1="http://schemas.microsoft.com/office/drawing/2015/9/8/chartex" xmlns:cx2="http://schemas.microsoft.com/office/drawing/2015/10/21/chartex" xmlns:cx3="http://schemas.microsoft.com/office/drawing/2016/5/9/chartex" xmlns:cx4="http://schemas.microsoft.com/office/drawing/2016/5/10/chartex" xmlns:cx5="http://schemas.microsoft.com/office/drawing/2016/5/11/chartex" xmlns:cx6="http://schemas.microsoft.com/office/drawing/2016/5/12/chartex" xmlns:cx7="http://schemas.microsoft.com/office/drawing/2016/5/13/chartex" xmlns:cx8="http://schemas.microsoft.com/office/drawing/2016/5/14/chartex" xmlns:mc="http://schemas.openxmlformats.org/markup-compatibility/2006" xmlns:aink="http://schemas.microsoft.com/office/drawing/2016/ink" xmlns:am3d="http://schemas.microsoft.com/office/drawing/2017/model3d" xmlns:o="urn:schemas-microsoft-com:office:office" xmlns:oel="http://schemas.microsoft.com/office/2019/extlst" xmlns:r="http://schemas.openxmlformats.org/officeDocument/2006/relationships" xmlns:m="http://schemas.openxmlformats.org/officeDocument/2006/math" xmlns:v="urn:schemas-microsoft-com:vml" xmlns:wp14="http://schemas.microsoft.com/office/word/2010/wordprocessingDrawing" xmlns:wp="http://schemas.openxmlformats.org/drawingml/2006/wordprocessingDrawing" xmlns:w10="urn:schemas-microsoft-com:office:word" xmlns:w="http://schemas.openxmlformats.org/wordprocessingml/2006/main" xmlns:w14="http://schemas.microsoft.com/office/word/2010/wordml" xmlns:w15="http://schemas.microsoft.com/office/word/2012/wordml" xmlns:w16cex="http://schemas.microsoft.com/office/word/2018/wordml/cex" xmlns:w16cid="http://schemas.microsoft.com/office/word/2016/wordml/cid" xmlns:w16="http://schemas.microsoft.com/office/word/2018/wordml" xmlns:w16du="http://schemas.microsoft.com/office/word/2023/wordml/word16du" xmlns:w16sdtdh="http://schemas.microsoft.com/office/word/2020/wordml/sdtdatahash" xmlns:w16sdtfl="http://schemas.microsoft.com/office/word/2024/wordml/sdtformatlock" xmlns:w16se="http://schemas.microsoft.com/office/word/2015/wordml/symex" xmlns:wpg="http://schemas.microsoft.com/office/word/2010/wordprocessingGroup" xmlns:wpi="http://schemas.microsoft.com/office/word/2010/wordprocessingInk" xmlns:wne="http://schemas.microsoft.com/office/word/2006/wordml" xmlns:wps="http://schemas.microsoft.com/office/word/2010/wordprocessingShape" mc:Ignorable="w14 w15 w16se w16cid w16 w16cex w16sdtdh w16sdtfl w16du wp14">
   <w:endnote w:type="separator" w:id="-1">
     <w:p>
       <w:pPr>
@@ -14854,7 +14859,7 @@
 </file>
 
 <file path=word/footnotes.xml><?xml version="1.0" encoding="utf-8"?>
-<w:footnotes xmlns:wpc="http://schemas.microsoft.com/office/word/2010/wordprocessingCanvas" xmlns:cx="http://schemas.microsoft.com/office/drawing/2014/chartex" xmlns:cx1="http://schemas.microsoft.com/office/drawing/2015/9/8/chartex" xmlns:cx2="http://schemas.microsoft.com/office/drawing/2015/10/21/chartex" xmlns:cx3="http://schemas.microsoft.com/office/drawing/2016/5/9/chartex" xmlns:cx4="http://schemas.microsoft.com/office/drawing/2016/5/10/chartex" xmlns:cx5="http://schemas.microsoft.com/office/drawing/2016/5/11/chartex" xmlns:cx6="http://schemas.microsoft.com/office/drawing/2016/5/12/chartex" xmlns:cx7="http://schemas.microsoft.com/office/drawing/2016/5/13/chartex" xmlns:cx8="http://schemas.microsoft.com/office/drawing/2016/5/14/chartex" xmlns:mc="http://schemas.openxmlformats.org/markup-compatibility/2006" xmlns:aink="http://schemas.microsoft.com/office/drawing/2016/ink" xmlns:am3d="http://schemas.microsoft.com/office/drawing/2017/model3d" xmlns:o="urn:schemas-microsoft-com:office:office" xmlns:oel="http://schemas.microsoft.com/office/2019/extlst" xmlns:r="http://schemas.openxmlformats.org/officeDocument/2006/relationships" xmlns:m="http://schemas.openxmlformats.org/officeDocument/2006/math" xmlns:v="urn:schemas-microsoft-com:vml" xmlns:wp14="http://schemas.microsoft.com/office/word/2010/wordprocessingDrawing" xmlns:wp="http://schemas.openxmlformats.org/drawingml/2006/wordprocessingDrawing" xmlns:w10="urn:schemas-microsoft-com:office:word" xmlns:w="http://schemas.openxmlformats.org/wordprocessingml/2006/main" xmlns:w14="http://schemas.microsoft.com/office/word/2010/wordml" xmlns:w15="http://schemas.microsoft.com/office/word/2012/wordml" xmlns:w16cei="http://schemas.microsoft.com/office/word/2026/wordml/cei" xmlns:w16cex="http://schemas.microsoft.com/office/word/2018/wordml/cex" xmlns:w16cid="http://schemas.microsoft.com/office/word/2016/wordml/cid" xmlns:w16="http://schemas.microsoft.com/office/word/2018/wordml" xmlns:w16du="http://schemas.microsoft.com/office/word/2023/wordml/word16du" xmlns:w16sdtdh="http://schemas.microsoft.com/office/word/2020/wordml/sdtdatahash" xmlns:w16sdtfl="http://schemas.microsoft.com/office/word/2024/wordml/sdtformatlock" xmlns:w16se="http://schemas.microsoft.com/office/word/2015/wordml/symex" xmlns:wpg="http://schemas.microsoft.com/office/word/2010/wordprocessingGroup" xmlns:wpi="http://schemas.microsoft.com/office/word/2010/wordprocessingInk" xmlns:wne="http://schemas.microsoft.com/office/word/2006/wordml" xmlns:wps="http://schemas.microsoft.com/office/word/2010/wordprocessingShape" mc:Ignorable="w14 w15 w16se w16cid w16 w16cex w16sdtdh w16sdtfl w16du wp14">
+<w:footnotes xmlns:wpc="http://schemas.microsoft.com/office/word/2010/wordprocessingCanvas" xmlns:cx="http://schemas.microsoft.com/office/drawing/2014/chartex" xmlns:cx1="http://schemas.microsoft.com/office/drawing/2015/9/8/chartex" xmlns:cx2="http://schemas.microsoft.com/office/drawing/2015/10/21/chartex" xmlns:cx3="http://schemas.microsoft.com/office/drawing/2016/5/9/chartex" xmlns:cx4="http://schemas.microsoft.com/office/drawing/2016/5/10/chartex" xmlns:cx5="http://schemas.microsoft.com/office/drawing/2016/5/11/chartex" xmlns:cx6="http://schemas.microsoft.com/office/drawing/2016/5/12/chartex" xmlns:cx7="http://schemas.microsoft.com/office/drawing/2016/5/13/chartex" xmlns:cx8="http://schemas.microsoft.com/office/drawing/2016/5/14/chartex" xmlns:mc="http://schemas.openxmlformats.org/markup-compatibility/2006" xmlns:aink="http://schemas.microsoft.com/office/drawing/2016/ink" xmlns:am3d="http://schemas.microsoft.com/office/drawing/2017/model3d" xmlns:o="urn:schemas-microsoft-com:office:office" xmlns:oel="http://schemas.microsoft.com/office/2019/extlst" xmlns:r="http://schemas.openxmlformats.org/officeDocument/2006/relationships" xmlns:m="http://schemas.openxmlformats.org/officeDocument/2006/math" xmlns:v="urn:schemas-microsoft-com:vml" xmlns:wp14="http://schemas.microsoft.com/office/word/2010/wordprocessingDrawing" xmlns:wp="http://schemas.openxmlformats.org/drawingml/2006/wordprocessingDrawing" xmlns:w10="urn:schemas-microsoft-com:office:word" xmlns:w="http://schemas.openxmlformats.org/wordprocessingml/2006/main" xmlns:w14="http://schemas.microsoft.com/office/word/2010/wordml" xmlns:w15="http://schemas.microsoft.com/office/word/2012/wordml" xmlns:w16cex="http://schemas.microsoft.com/office/word/2018/wordml/cex" xmlns:w16cid="http://schemas.microsoft.com/office/word/2016/wordml/cid" xmlns:w16="http://schemas.microsoft.com/office/word/2018/wordml" xmlns:w16du="http://schemas.microsoft.com/office/word/2023/wordml/word16du" xmlns:w16sdtdh="http://schemas.microsoft.com/office/word/2020/wordml/sdtdatahash" xmlns:w16sdtfl="http://schemas.microsoft.com/office/word/2024/wordml/sdtformatlock" xmlns:w16se="http://schemas.microsoft.com/office/word/2015/wordml/symex" xmlns:wpg="http://schemas.microsoft.com/office/word/2010/wordprocessingGroup" xmlns:wpi="http://schemas.microsoft.com/office/word/2010/wordprocessingInk" xmlns:wne="http://schemas.microsoft.com/office/word/2006/wordml" xmlns:wps="http://schemas.microsoft.com/office/word/2010/wordprocessingShape" mc:Ignorable="w14 w15 w16se w16cid w16 w16cex w16sdtdh w16sdtfl w16du wp14">
   <w:footnote w:type="separator" w:id="-1">
     <w:p>
       <w:pPr>
